--- a/Progress Report.docx
+++ b/Progress Report.docx
@@ -2,7 +2,2605 @@
 <file path=word/document.xml><?xml version="1.0" encoding="utf-8"?>
 <w:document xmlns:wpc="http://schemas.microsoft.com/office/word/2010/wordprocessingCanvas" xmlns:cx="http://schemas.microsoft.com/office/drawing/2014/chartex" xmlns:cx1="http://schemas.microsoft.com/office/drawing/2015/9/8/chartex" xmlns:cx2="http://schemas.microsoft.com/office/drawing/2015/10/21/chartex" xmlns:cx3="http://schemas.microsoft.com/office/drawing/2016/5/9/chartex" xmlns:cx4="http://schemas.microsoft.com/office/drawing/2016/5/10/chartex" xmlns:cx5="http://schemas.microsoft.com/office/drawing/2016/5/11/chartex" xmlns:cx6="http://schemas.microsoft.com/office/drawing/2016/5/12/chartex" xmlns:cx7="http://schemas.microsoft.com/office/drawing/2016/5/13/chartex" xmlns:cx8="http://schemas.microsoft.com/office/drawing/2016/5/14/chartex" xmlns:mc="http://schemas.openxmlformats.org/markup-compatibility/2006" xmlns:aink="http://schemas.microsoft.com/office/drawing/2016/ink" xmlns:am3d="http://schemas.microsoft.com/office/drawing/2017/model3d" xmlns:o="urn:schemas-microsoft-com:office:office" xmlns:oel="http://schemas.microsoft.com/office/2019/extlst" xmlns:r="http://schemas.openxmlformats.org/officeDocument/2006/relationships" xmlns:m="http://schemas.openxmlformats.org/officeDocument/2006/math" xmlns:v="urn:schemas-microsoft-com:vml" xmlns:wp14="http://schemas.microsoft.com/office/word/2010/wordprocessingDrawing" xmlns:wp="http://schemas.openxmlformats.org/drawingml/2006/wordprocessingDrawing" xmlns:w10="urn:schemas-microsoft-com:office:word" xmlns:w="http://schemas.openxmlformats.org/wordprocessingml/2006/main" xmlns:w14="http://schemas.microsoft.com/office/word/2010/wordml" xmlns:w15="http://schemas.microsoft.com/office/word/2012/wordml" xmlns:w16cex="http://schemas.microsoft.com/office/word/2018/wordml/cex" xmlns:w16cid="http://schemas.microsoft.com/office/word/2016/wordml/cid" xmlns:w16="http://schemas.microsoft.com/office/word/2018/wordml" xmlns:w16du="http://schemas.microsoft.com/office/word/2023/wordml/word16du" xmlns:w16sdtdh="http://schemas.microsoft.com/office/word/2020/wordml/sdtdatahash" xmlns:w16sdtfl="http://schemas.microsoft.com/office/word/2024/wordml/sdtformatlock" xmlns:w16se="http://schemas.microsoft.com/office/word/2015/wordml/symex" xmlns:wpg="http://schemas.microsoft.com/office/word/2010/wordprocessingGroup" xmlns:wpi="http://schemas.microsoft.com/office/word/2010/wordprocessingInk" xmlns:wne="http://schemas.microsoft.com/office/word/2006/wordml" xmlns:wps="http://schemas.microsoft.com/office/word/2010/wordprocessingShape" mc:Ignorable="w14 w15 w16se w16cid w16 w16cex w16sdtdh w16sdtfl w16du wp14">
   <w:body>
+    <w:p>
+      <w:pPr>
+        <w:rPr>
+          <w:b/>
+          <w:bCs/>
+          <w:lang w:val="en-US"/>
+        </w:rPr>
+      </w:pPr>
+      <w:r>
+        <w:rPr>
+          <w:b/>
+          <w:bCs/>
+          <w:lang w:val="en-US"/>
+        </w:rPr>
+        <w:t>Task 1:</w:t>
+      </w:r>
+    </w:p>
+    <w:p>
+      <w:pPr>
+        <w:pStyle w:val="ListParagraph"/>
+        <w:numPr>
+          <w:ilvl w:val="0"/>
+          <w:numId w:val="2"/>
+        </w:numPr>
+        <w:rPr>
+          <w:b/>
+          <w:bCs/>
+          <w:lang w:val="en-US"/>
+        </w:rPr>
+      </w:pPr>
+      <w:r>
+        <w:rPr>
+          <w:b/>
+          <w:bCs/>
+          <w:lang w:val="en-US"/>
+        </w:rPr>
+        <w:t>Overview Of the Selected Organization</w:t>
+      </w:r>
+    </w:p>
+    <w:p>
+      <w:pPr>
+        <w:rPr>
+          <w:b/>
+          <w:bCs/>
+          <w:lang w:val="en-US"/>
+        </w:rPr>
+      </w:pPr>
+      <w:r>
+        <w:rPr>
+          <w:b/>
+          <w:bCs/>
+          <w:lang w:val="en-US"/>
+        </w:rPr>
+        <w:t xml:space="preserve">Problem </w:t>
+      </w:r>
+      <w:r>
+        <w:rPr>
+          <w:b/>
+          <w:bCs/>
+          <w:lang w:val="en-US"/>
+        </w:rPr>
+        <w:t>statement:</w:t>
+      </w:r>
+    </w:p>
+    <w:p>
+      <w:r>
+        <w:t>Mainfreight operates across multiple departments, including operations, warehousing, and customer service, to manage freight and logistics activities. The organisation relies on complex software systems to coordinate shipment operations, manage workflows, and support strategic decision-making.</w:t>
+      </w:r>
+    </w:p>
+    <w:p>
+      <w:r>
+        <w:t>However, due to the scale and complexity of logistics operations, the lack of a well-structured and integrated system can lead to poor visibility of shipment status, delays in communication between departments, and inconsistencies in operational data. These issues contribute to poor maintainability, limited scalability, and increased long-term development risk.</w:t>
+      </w:r>
+    </w:p>
+    <w:p>
+      <w:r>
+        <w:t>To address these challenges, a Shipment Tracking and Logistics Management System is required to provide real-time tracking of shipments, improve coordination across departments, and support effective decision-making within the organisation.</w:t>
+      </w:r>
+    </w:p>
+    <w:p>
+      <w:r>
+        <w:t>Extracting Nouns:</w:t>
+      </w:r>
+    </w:p>
+    <w:p>
+      <w:pPr>
+        <w:pStyle w:val="ListParagraph"/>
+        <w:numPr>
+          <w:ilvl w:val="0"/>
+          <w:numId w:val="1"/>
+        </w:numPr>
+      </w:pPr>
+      <w:r>
+        <w:t>Mainfreight</w:t>
+      </w:r>
+    </w:p>
+    <w:p>
+      <w:pPr>
+        <w:pStyle w:val="ListParagraph"/>
+        <w:numPr>
+          <w:ilvl w:val="0"/>
+          <w:numId w:val="1"/>
+        </w:numPr>
+      </w:pPr>
+      <w:r>
+        <w:t>Departments</w:t>
+      </w:r>
+    </w:p>
+    <w:p>
+      <w:pPr>
+        <w:pStyle w:val="ListParagraph"/>
+        <w:numPr>
+          <w:ilvl w:val="0"/>
+          <w:numId w:val="1"/>
+        </w:numPr>
+      </w:pPr>
+      <w:r>
+        <w:t>Operation</w:t>
+      </w:r>
+    </w:p>
+    <w:p>
+      <w:pPr>
+        <w:pStyle w:val="ListParagraph"/>
+        <w:numPr>
+          <w:ilvl w:val="0"/>
+          <w:numId w:val="1"/>
+        </w:numPr>
+      </w:pPr>
+      <w:r>
+        <w:t>Warehousing</w:t>
+      </w:r>
+    </w:p>
+    <w:p>
+      <w:pPr>
+        <w:pStyle w:val="ListParagraph"/>
+        <w:numPr>
+          <w:ilvl w:val="0"/>
+          <w:numId w:val="1"/>
+        </w:numPr>
+      </w:pPr>
+      <w:r>
+        <w:t>Customer service</w:t>
+      </w:r>
+    </w:p>
+    <w:p>
+      <w:pPr>
+        <w:pStyle w:val="ListParagraph"/>
+        <w:numPr>
+          <w:ilvl w:val="0"/>
+          <w:numId w:val="1"/>
+        </w:numPr>
+      </w:pPr>
+      <w:r>
+        <w:t>Freight</w:t>
+      </w:r>
+    </w:p>
+    <w:p>
+      <w:pPr>
+        <w:pStyle w:val="ListParagraph"/>
+        <w:numPr>
+          <w:ilvl w:val="0"/>
+          <w:numId w:val="1"/>
+        </w:numPr>
+      </w:pPr>
+      <w:r>
+        <w:t>Logistics</w:t>
+      </w:r>
+    </w:p>
+    <w:p>
+      <w:pPr>
+        <w:pStyle w:val="ListParagraph"/>
+        <w:numPr>
+          <w:ilvl w:val="0"/>
+          <w:numId w:val="1"/>
+        </w:numPr>
+      </w:pPr>
+      <w:r>
+        <w:t>Software systems</w:t>
+      </w:r>
+    </w:p>
+    <w:p>
+      <w:pPr>
+        <w:pStyle w:val="ListParagraph"/>
+        <w:numPr>
+          <w:ilvl w:val="0"/>
+          <w:numId w:val="1"/>
+        </w:numPr>
+      </w:pPr>
+      <w:r>
+        <w:t>Shipment operations</w:t>
+      </w:r>
+    </w:p>
+    <w:p>
+      <w:pPr>
+        <w:pStyle w:val="ListParagraph"/>
+        <w:numPr>
+          <w:ilvl w:val="0"/>
+          <w:numId w:val="1"/>
+        </w:numPr>
+      </w:pPr>
+      <w:r>
+        <w:t>Workflows</w:t>
+      </w:r>
+    </w:p>
+    <w:p>
+      <w:pPr>
+        <w:pStyle w:val="ListParagraph"/>
+        <w:numPr>
+          <w:ilvl w:val="0"/>
+          <w:numId w:val="1"/>
+        </w:numPr>
+      </w:pPr>
+      <w:r>
+        <w:t>Decision</w:t>
+      </w:r>
+      <w:r>
+        <w:t xml:space="preserve"> makin</w:t>
+      </w:r>
+      <w:r>
+        <w:t>g</w:t>
+      </w:r>
+    </w:p>
+    <w:p>
+      <w:pPr>
+        <w:pStyle w:val="ListParagraph"/>
+        <w:numPr>
+          <w:ilvl w:val="0"/>
+          <w:numId w:val="1"/>
+        </w:numPr>
+      </w:pPr>
+      <w:r>
+        <w:t xml:space="preserve">Scale </w:t>
+      </w:r>
+    </w:p>
+    <w:p>
+      <w:pPr>
+        <w:pStyle w:val="ListParagraph"/>
+        <w:numPr>
+          <w:ilvl w:val="0"/>
+          <w:numId w:val="1"/>
+        </w:numPr>
+      </w:pPr>
+      <w:r>
+        <w:t>Complexity</w:t>
+      </w:r>
+    </w:p>
+    <w:p>
+      <w:pPr>
+        <w:pStyle w:val="ListParagraph"/>
+        <w:numPr>
+          <w:ilvl w:val="0"/>
+          <w:numId w:val="1"/>
+        </w:numPr>
+      </w:pPr>
+      <w:r>
+        <w:t>System</w:t>
+      </w:r>
+    </w:p>
+    <w:p>
+      <w:pPr>
+        <w:pStyle w:val="ListParagraph"/>
+        <w:numPr>
+          <w:ilvl w:val="0"/>
+          <w:numId w:val="1"/>
+        </w:numPr>
+      </w:pPr>
+      <w:r>
+        <w:t>Visibility</w:t>
+      </w:r>
+    </w:p>
+    <w:p>
+      <w:pPr>
+        <w:pStyle w:val="ListParagraph"/>
+        <w:numPr>
+          <w:ilvl w:val="0"/>
+          <w:numId w:val="1"/>
+        </w:numPr>
+      </w:pPr>
+      <w:r>
+        <w:t>Shipment status</w:t>
+      </w:r>
+    </w:p>
+    <w:p>
+      <w:pPr>
+        <w:pStyle w:val="ListParagraph"/>
+        <w:numPr>
+          <w:ilvl w:val="0"/>
+          <w:numId w:val="1"/>
+        </w:numPr>
+      </w:pPr>
+      <w:r>
+        <w:t>Communication</w:t>
+      </w:r>
+    </w:p>
+    <w:p>
+      <w:pPr>
+        <w:pStyle w:val="ListParagraph"/>
+        <w:numPr>
+          <w:ilvl w:val="0"/>
+          <w:numId w:val="1"/>
+        </w:numPr>
+      </w:pPr>
+      <w:r>
+        <w:t>Data</w:t>
+      </w:r>
+    </w:p>
+    <w:p>
+      <w:pPr>
+        <w:pStyle w:val="ListParagraph"/>
+        <w:numPr>
+          <w:ilvl w:val="0"/>
+          <w:numId w:val="1"/>
+        </w:numPr>
+      </w:pPr>
+      <w:r>
+        <w:t>Issues</w:t>
+      </w:r>
+    </w:p>
+    <w:p>
+      <w:pPr>
+        <w:pStyle w:val="ListParagraph"/>
+        <w:numPr>
+          <w:ilvl w:val="0"/>
+          <w:numId w:val="1"/>
+        </w:numPr>
+      </w:pPr>
+      <w:r>
+        <w:t>Maintainability</w:t>
+      </w:r>
+    </w:p>
+    <w:p>
+      <w:pPr>
+        <w:pStyle w:val="ListParagraph"/>
+        <w:numPr>
+          <w:ilvl w:val="0"/>
+          <w:numId w:val="1"/>
+        </w:numPr>
+      </w:pPr>
+      <w:r>
+        <w:t>Scalability</w:t>
+      </w:r>
+    </w:p>
+    <w:p>
+      <w:pPr>
+        <w:pStyle w:val="ListParagraph"/>
+        <w:numPr>
+          <w:ilvl w:val="0"/>
+          <w:numId w:val="1"/>
+        </w:numPr>
+      </w:pPr>
+      <w:r>
+        <w:lastRenderedPageBreak/>
+        <w:t>Development</w:t>
+      </w:r>
+      <w:r>
+        <w:t xml:space="preserve"> risk</w:t>
+      </w:r>
+    </w:p>
+    <w:p>
+      <w:pPr>
+        <w:pStyle w:val="ListParagraph"/>
+        <w:numPr>
+          <w:ilvl w:val="0"/>
+          <w:numId w:val="1"/>
+        </w:numPr>
+      </w:pPr>
+      <w:r>
+        <w:t xml:space="preserve">Shipment tracking and </w:t>
+      </w:r>
+      <w:r>
+        <w:t>logistics</w:t>
+      </w:r>
+      <w:r>
+        <w:t xml:space="preserve"> management system</w:t>
+      </w:r>
+    </w:p>
+    <w:p>
+      <w:pPr>
+        <w:pStyle w:val="ListParagraph"/>
+        <w:numPr>
+          <w:ilvl w:val="0"/>
+          <w:numId w:val="1"/>
+        </w:numPr>
+      </w:pPr>
+      <w:r>
+        <w:t>Tracking</w:t>
+      </w:r>
+    </w:p>
+    <w:p>
+      <w:pPr>
+        <w:pStyle w:val="ListParagraph"/>
+        <w:numPr>
+          <w:ilvl w:val="0"/>
+          <w:numId w:val="1"/>
+        </w:numPr>
+      </w:pPr>
+      <w:r>
+        <w:t>Shipment</w:t>
+      </w:r>
+    </w:p>
+    <w:p>
+      <w:pPr>
+        <w:pStyle w:val="ListParagraph"/>
+        <w:numPr>
+          <w:ilvl w:val="0"/>
+          <w:numId w:val="1"/>
+        </w:numPr>
+      </w:pPr>
+      <w:r>
+        <w:t>coordination</w:t>
+      </w:r>
+    </w:p>
+    <w:p>
+      <w:r>
+        <w:t>Extracting Verbs:</w:t>
+      </w:r>
+    </w:p>
+    <w:p>
+      <w:pPr>
+        <w:pStyle w:val="ListParagraph"/>
+        <w:numPr>
+          <w:ilvl w:val="0"/>
+          <w:numId w:val="1"/>
+        </w:numPr>
+      </w:pPr>
+      <w:r>
+        <w:t>operates</w:t>
+      </w:r>
+    </w:p>
+    <w:p>
+      <w:pPr>
+        <w:pStyle w:val="ListParagraph"/>
+        <w:numPr>
+          <w:ilvl w:val="0"/>
+          <w:numId w:val="1"/>
+        </w:numPr>
+      </w:pPr>
+      <w:r>
+        <w:t>manage</w:t>
+      </w:r>
+    </w:p>
+    <w:p>
+      <w:pPr>
+        <w:pStyle w:val="ListParagraph"/>
+        <w:numPr>
+          <w:ilvl w:val="0"/>
+          <w:numId w:val="1"/>
+        </w:numPr>
+      </w:pPr>
+      <w:r>
+        <w:t>relies</w:t>
+      </w:r>
+    </w:p>
+    <w:p>
+      <w:pPr>
+        <w:pStyle w:val="ListParagraph"/>
+        <w:numPr>
+          <w:ilvl w:val="0"/>
+          <w:numId w:val="1"/>
+        </w:numPr>
+      </w:pPr>
+      <w:r>
+        <w:t>coordinate</w:t>
+      </w:r>
+    </w:p>
+    <w:p>
+      <w:pPr>
+        <w:pStyle w:val="ListParagraph"/>
+        <w:numPr>
+          <w:ilvl w:val="0"/>
+          <w:numId w:val="1"/>
+        </w:numPr>
+      </w:pPr>
+      <w:r>
+        <w:t>manage</w:t>
+      </w:r>
+    </w:p>
+    <w:p>
+      <w:pPr>
+        <w:pStyle w:val="ListParagraph"/>
+        <w:numPr>
+          <w:ilvl w:val="0"/>
+          <w:numId w:val="1"/>
+        </w:numPr>
+      </w:pPr>
+      <w:r>
+        <w:t>support</w:t>
+      </w:r>
+    </w:p>
+    <w:p>
+      <w:pPr>
+        <w:pStyle w:val="ListParagraph"/>
+        <w:numPr>
+          <w:ilvl w:val="0"/>
+          <w:numId w:val="1"/>
+        </w:numPr>
+      </w:pPr>
+      <w:r>
+        <w:t>lead</w:t>
+      </w:r>
+    </w:p>
+    <w:p>
+      <w:pPr>
+        <w:pStyle w:val="ListParagraph"/>
+        <w:numPr>
+          <w:ilvl w:val="0"/>
+          <w:numId w:val="1"/>
+        </w:numPr>
+      </w:pPr>
+      <w:r>
+        <w:t>contribute</w:t>
+      </w:r>
+    </w:p>
+    <w:p>
+      <w:pPr>
+        <w:pStyle w:val="ListParagraph"/>
+        <w:numPr>
+          <w:ilvl w:val="0"/>
+          <w:numId w:val="1"/>
+        </w:numPr>
+      </w:pPr>
+      <w:r>
+        <w:t>address</w:t>
+      </w:r>
+    </w:p>
+    <w:p>
+      <w:pPr>
+        <w:pStyle w:val="ListParagraph"/>
+        <w:numPr>
+          <w:ilvl w:val="0"/>
+          <w:numId w:val="1"/>
+        </w:numPr>
+      </w:pPr>
+      <w:r>
+        <w:t>provide</w:t>
+      </w:r>
+    </w:p>
+    <w:p>
+      <w:pPr>
+        <w:pStyle w:val="ListParagraph"/>
+        <w:numPr>
+          <w:ilvl w:val="0"/>
+          <w:numId w:val="1"/>
+        </w:numPr>
+      </w:pPr>
+      <w:r>
+        <w:t>improve</w:t>
+      </w:r>
+    </w:p>
+    <w:p>
+      <w:pPr>
+        <w:pStyle w:val="ListParagraph"/>
+      </w:pPr>
+    </w:p>
+    <w:p>
+      <w:r>
+        <w:t>Nouns after eliminating</w:t>
+      </w:r>
+      <w:r>
+        <w:t>:</w:t>
+      </w:r>
+      <w:r>
+        <w:t xml:space="preserve"> ( Rele</w:t>
+      </w:r>
+      <w:r>
+        <w:t>vant System Elements)</w:t>
+      </w:r>
+    </w:p>
+    <w:p>
+      <w:pPr>
+        <w:pStyle w:val="ListParagraph"/>
+        <w:numPr>
+          <w:ilvl w:val="0"/>
+          <w:numId w:val="1"/>
+        </w:numPr>
+      </w:pPr>
+      <w:r>
+        <w:t>shipments</w:t>
+      </w:r>
+    </w:p>
+    <w:p>
+      <w:pPr>
+        <w:pStyle w:val="ListParagraph"/>
+        <w:numPr>
+          <w:ilvl w:val="0"/>
+          <w:numId w:val="1"/>
+        </w:numPr>
+      </w:pPr>
+      <w:r>
+        <w:t>shipment status</w:t>
+      </w:r>
+    </w:p>
+    <w:p>
+      <w:pPr>
+        <w:pStyle w:val="ListParagraph"/>
+        <w:numPr>
+          <w:ilvl w:val="0"/>
+          <w:numId w:val="1"/>
+        </w:numPr>
+      </w:pPr>
+      <w:r>
+        <w:t>shipment operations</w:t>
+      </w:r>
+    </w:p>
+    <w:p>
+      <w:pPr>
+        <w:pStyle w:val="ListParagraph"/>
+        <w:numPr>
+          <w:ilvl w:val="0"/>
+          <w:numId w:val="1"/>
+        </w:numPr>
+      </w:pPr>
+      <w:r>
+        <w:t>workflows</w:t>
+      </w:r>
+    </w:p>
+    <w:p>
+      <w:pPr>
+        <w:pStyle w:val="ListParagraph"/>
+        <w:numPr>
+          <w:ilvl w:val="0"/>
+          <w:numId w:val="1"/>
+        </w:numPr>
+      </w:pPr>
+      <w:r>
+        <w:t>data</w:t>
+      </w:r>
+    </w:p>
+    <w:p>
+      <w:pPr>
+        <w:pStyle w:val="ListParagraph"/>
+        <w:numPr>
+          <w:ilvl w:val="0"/>
+          <w:numId w:val="1"/>
+        </w:numPr>
+      </w:pPr>
+      <w:r>
+        <w:t>operations</w:t>
+      </w:r>
+    </w:p>
+    <w:p>
+      <w:pPr>
+        <w:pStyle w:val="ListParagraph"/>
+        <w:numPr>
+          <w:ilvl w:val="0"/>
+          <w:numId w:val="1"/>
+        </w:numPr>
+      </w:pPr>
+      <w:r>
+        <w:t>warehousing</w:t>
+      </w:r>
+    </w:p>
+    <w:p>
+      <w:pPr>
+        <w:pStyle w:val="ListParagraph"/>
+        <w:numPr>
+          <w:ilvl w:val="0"/>
+          <w:numId w:val="1"/>
+        </w:numPr>
+      </w:pPr>
+      <w:r>
+        <w:t>customer service</w:t>
+      </w:r>
+    </w:p>
+    <w:p>
+      <w:pPr>
+        <w:pStyle w:val="ListParagraph"/>
+        <w:numPr>
+          <w:ilvl w:val="0"/>
+          <w:numId w:val="1"/>
+        </w:numPr>
+      </w:pPr>
+      <w:r>
+        <w:t>tracking</w:t>
+      </w:r>
+    </w:p>
+    <w:p>
+      <w:pPr>
+        <w:pStyle w:val="ListParagraph"/>
+        <w:numPr>
+          <w:ilvl w:val="0"/>
+          <w:numId w:val="1"/>
+        </w:numPr>
+      </w:pPr>
+      <w:r>
+        <w:t>shipment tracking and logistics management systems</w:t>
+      </w:r>
+    </w:p>
+    <w:p>
+      <w:r>
+        <w:t xml:space="preserve">Verbs after eliminating </w:t>
+      </w:r>
+      <w:r>
+        <w:t xml:space="preserve"> (Relevant Actions)</w:t>
+      </w:r>
+    </w:p>
+    <w:p>
+      <w:pPr>
+        <w:pStyle w:val="ListParagraph"/>
+        <w:numPr>
+          <w:ilvl w:val="0"/>
+          <w:numId w:val="1"/>
+        </w:numPr>
+      </w:pPr>
+      <w:r>
+        <w:t>manage</w:t>
+      </w:r>
+    </w:p>
+    <w:p>
+      <w:pPr>
+        <w:pStyle w:val="ListParagraph"/>
+        <w:numPr>
+          <w:ilvl w:val="0"/>
+          <w:numId w:val="1"/>
+        </w:numPr>
+      </w:pPr>
+      <w:r>
+        <w:t>coordinate</w:t>
+      </w:r>
+    </w:p>
+    <w:p>
+      <w:pPr>
+        <w:pStyle w:val="ListParagraph"/>
+        <w:numPr>
+          <w:ilvl w:val="0"/>
+          <w:numId w:val="1"/>
+        </w:numPr>
+      </w:pPr>
+      <w:r>
+        <w:t>provide</w:t>
+      </w:r>
+    </w:p>
+    <w:p>
+      <w:pPr>
+        <w:pStyle w:val="ListParagraph"/>
+        <w:numPr>
+          <w:ilvl w:val="0"/>
+          <w:numId w:val="1"/>
+        </w:numPr>
+      </w:pPr>
+      <w:r>
+        <w:t>improve</w:t>
+      </w:r>
+    </w:p>
+    <w:p>
+      <w:pPr>
+        <w:ind w:left="360"/>
+      </w:pPr>
+    </w:p>
+    <w:p>
+      <w:r>
+        <w:t>Refined System Actions</w:t>
+      </w:r>
+      <w:r>
+        <w:t>:</w:t>
+      </w:r>
+    </w:p>
+    <w:p>
+      <w:pPr>
+        <w:pStyle w:val="ListParagraph"/>
+        <w:numPr>
+          <w:ilvl w:val="0"/>
+          <w:numId w:val="1"/>
+        </w:numPr>
+      </w:pPr>
+      <w:r>
+        <w:t>track shipments</w:t>
+      </w:r>
+    </w:p>
+    <w:p>
+      <w:pPr>
+        <w:pStyle w:val="ListParagraph"/>
+        <w:numPr>
+          <w:ilvl w:val="0"/>
+          <w:numId w:val="1"/>
+        </w:numPr>
+      </w:pPr>
+      <w:r>
+        <w:lastRenderedPageBreak/>
+        <w:t>update shipment Status</w:t>
+      </w:r>
+    </w:p>
+    <w:p>
+      <w:pPr>
+        <w:pStyle w:val="ListParagraph"/>
+        <w:numPr>
+          <w:ilvl w:val="0"/>
+          <w:numId w:val="1"/>
+        </w:numPr>
+      </w:pPr>
+      <w:r>
+        <w:t>manage shipment operations</w:t>
+      </w:r>
+    </w:p>
+    <w:p>
+      <w:pPr>
+        <w:pStyle w:val="ListParagraph"/>
+        <w:numPr>
+          <w:ilvl w:val="0"/>
+          <w:numId w:val="1"/>
+        </w:numPr>
+      </w:pPr>
+      <w:r>
+        <w:t>mange workflows</w:t>
+      </w:r>
+    </w:p>
+    <w:p>
+      <w:pPr>
+        <w:pStyle w:val="ListParagraph"/>
+        <w:numPr>
+          <w:ilvl w:val="0"/>
+          <w:numId w:val="1"/>
+        </w:numPr>
+      </w:pPr>
+      <w:r>
+        <w:t>coordinate shipment operations</w:t>
+      </w:r>
+    </w:p>
+    <w:p>
+      <w:pPr>
+        <w:pStyle w:val="ListParagraph"/>
+        <w:numPr>
+          <w:ilvl w:val="0"/>
+          <w:numId w:val="1"/>
+        </w:numPr>
+      </w:pPr>
+      <w:r>
+        <w:t>provide tracking information</w:t>
+      </w:r>
+    </w:p>
+    <w:p>
+      <w:pPr>
+        <w:pStyle w:val="ListParagraph"/>
+        <w:numPr>
+          <w:ilvl w:val="0"/>
+          <w:numId w:val="1"/>
+        </w:numPr>
+      </w:pPr>
+      <w:r>
+        <w:t>improve coordination</w:t>
+      </w:r>
+    </w:p>
+    <w:p>
+      <w:pPr>
+        <w:rPr>
+          <w:b/>
+          <w:bCs/>
+        </w:rPr>
+      </w:pPr>
+    </w:p>
+    <w:p>
+      <w:pPr>
+        <w:rPr>
+          <w:b/>
+          <w:bCs/>
+        </w:rPr>
+      </w:pPr>
+      <w:r>
+        <w:rPr>
+          <w:b/>
+          <w:bCs/>
+        </w:rPr>
+        <w:t xml:space="preserve">2. </w:t>
+      </w:r>
+      <w:r>
+        <w:rPr>
+          <w:b/>
+          <w:bCs/>
+        </w:rPr>
+        <w:t xml:space="preserve"> </w:t>
+      </w:r>
+      <w:r>
+        <w:rPr>
+          <w:b/>
+          <w:bCs/>
+        </w:rPr>
+        <w:t>Departmental Structure and Responsibilities</w:t>
+      </w:r>
+    </w:p>
+    <w:p>
+      <w:r>
+        <w:t xml:space="preserve">Group </w:t>
+      </w:r>
+      <w:r>
+        <w:t>N</w:t>
+      </w:r>
+      <w:r>
+        <w:t xml:space="preserve">ouns into </w:t>
+      </w:r>
+      <w:r>
+        <w:t>D</w:t>
+      </w:r>
+      <w:r>
+        <w:t>epartments:</w:t>
+      </w:r>
+    </w:p>
     <w:p/>
+    <w:p>
+      <w:pPr>
+        <w:pStyle w:val="ListParagraph"/>
+        <w:numPr>
+          <w:ilvl w:val="0"/>
+          <w:numId w:val="1"/>
+        </w:numPr>
+      </w:pPr>
+      <w:r>
+        <w:t>Operations:</w:t>
+      </w:r>
+    </w:p>
+    <w:p>
+      <w:pPr>
+        <w:pStyle w:val="ListParagraph"/>
+        <w:numPr>
+          <w:ilvl w:val="1"/>
+          <w:numId w:val="1"/>
+        </w:numPr>
+      </w:pPr>
+      <w:r>
+        <w:t>Shipments</w:t>
+      </w:r>
+    </w:p>
+    <w:p>
+      <w:pPr>
+        <w:pStyle w:val="ListParagraph"/>
+        <w:numPr>
+          <w:ilvl w:val="1"/>
+          <w:numId w:val="1"/>
+        </w:numPr>
+      </w:pPr>
+      <w:r>
+        <w:t>Shipment operations</w:t>
+      </w:r>
+    </w:p>
+    <w:p>
+      <w:pPr>
+        <w:pStyle w:val="ListParagraph"/>
+        <w:numPr>
+          <w:ilvl w:val="1"/>
+          <w:numId w:val="1"/>
+        </w:numPr>
+      </w:pPr>
+      <w:r>
+        <w:t>Tracking</w:t>
+      </w:r>
+    </w:p>
+    <w:p>
+      <w:pPr>
+        <w:ind w:left="1080"/>
+      </w:pPr>
+    </w:p>
+    <w:p>
+      <w:pPr>
+        <w:pStyle w:val="ListParagraph"/>
+        <w:numPr>
+          <w:ilvl w:val="0"/>
+          <w:numId w:val="1"/>
+        </w:numPr>
+      </w:pPr>
+      <w:r>
+        <w:t>Warehouse</w:t>
+      </w:r>
+    </w:p>
+    <w:p>
+      <w:pPr>
+        <w:pStyle w:val="ListParagraph"/>
+        <w:numPr>
+          <w:ilvl w:val="1"/>
+          <w:numId w:val="1"/>
+        </w:numPr>
+      </w:pPr>
+      <w:r>
+        <w:t>Warehousing</w:t>
+      </w:r>
+    </w:p>
+    <w:p>
+      <w:pPr>
+        <w:pStyle w:val="ListParagraph"/>
+        <w:numPr>
+          <w:ilvl w:val="1"/>
+          <w:numId w:val="1"/>
+        </w:numPr>
+      </w:pPr>
+      <w:r>
+        <w:t>Data</w:t>
+      </w:r>
+    </w:p>
+    <w:p>
+      <w:pPr>
+        <w:pStyle w:val="ListParagraph"/>
+        <w:numPr>
+          <w:ilvl w:val="0"/>
+          <w:numId w:val="1"/>
+        </w:numPr>
+      </w:pPr>
+      <w:r>
+        <w:t>Customer service</w:t>
+      </w:r>
+    </w:p>
+    <w:p>
+      <w:pPr>
+        <w:pStyle w:val="ListParagraph"/>
+        <w:numPr>
+          <w:ilvl w:val="1"/>
+          <w:numId w:val="1"/>
+        </w:numPr>
+      </w:pPr>
+      <w:r>
+        <w:t xml:space="preserve">Shipment status </w:t>
+      </w:r>
+    </w:p>
+    <w:p>
+      <w:pPr>
+        <w:pStyle w:val="ListParagraph"/>
+        <w:numPr>
+          <w:ilvl w:val="1"/>
+          <w:numId w:val="1"/>
+        </w:numPr>
+      </w:pPr>
+      <w:r>
+        <w:t>Workflows</w:t>
+      </w:r>
+    </w:p>
+    <w:p>
+      <w:pPr>
+        <w:pStyle w:val="ListParagraph"/>
+        <w:numPr>
+          <w:ilvl w:val="0"/>
+          <w:numId w:val="1"/>
+        </w:numPr>
+      </w:pPr>
+      <w:r>
+        <w:t xml:space="preserve">Core </w:t>
+      </w:r>
+      <w:r>
+        <w:t>System</w:t>
+      </w:r>
+    </w:p>
+    <w:p>
+      <w:pPr>
+        <w:pStyle w:val="ListParagraph"/>
+        <w:numPr>
+          <w:ilvl w:val="1"/>
+          <w:numId w:val="1"/>
+        </w:numPr>
+      </w:pPr>
+      <w:r>
+        <w:t xml:space="preserve">Shipment tracking and </w:t>
+      </w:r>
+      <w:r>
+        <w:t>logistics</w:t>
+      </w:r>
+      <w:r>
+        <w:t xml:space="preserve"> management system</w:t>
+      </w:r>
+    </w:p>
+    <w:p/>
+    <w:p>
+      <w:pPr>
+        <w:rPr>
+          <w:b/>
+          <w:bCs/>
+        </w:rPr>
+      </w:pPr>
+      <w:r>
+        <w:rPr>
+          <w:b/>
+          <w:bCs/>
+        </w:rPr>
+        <w:t>3.</w:t>
+      </w:r>
+      <w:r>
+        <w:rPr>
+          <w:b/>
+          <w:bCs/>
+        </w:rPr>
+        <w:t xml:space="preserve">Identification of </w:t>
+      </w:r>
+      <w:r>
+        <w:rPr>
+          <w:b/>
+          <w:bCs/>
+        </w:rPr>
+        <w:t>Stakeholders</w:t>
+      </w:r>
+      <w:r>
+        <w:rPr>
+          <w:b/>
+          <w:bCs/>
+        </w:rPr>
+        <w:t xml:space="preserve"> and User Roles</w:t>
+      </w:r>
+      <w:r>
+        <w:rPr>
+          <w:b/>
+          <w:bCs/>
+        </w:rPr>
+        <w:t>:</w:t>
+      </w:r>
+    </w:p>
+    <w:p>
+      <w:r>
+        <w:t>What are stakeholders?</w:t>
+      </w:r>
+    </w:p>
+    <w:p>
+      <w:r>
+        <w:t xml:space="preserve">Stakeholders </w:t>
+      </w:r>
+      <w:r>
+        <w:t>are</w:t>
+      </w:r>
+      <w:r>
+        <w:t xml:space="preserve"> </w:t>
+      </w:r>
+      <w:r>
+        <w:t>individuals</w:t>
+      </w:r>
+      <w:r>
+        <w:t xml:space="preserve">, </w:t>
+      </w:r>
+      <w:r>
+        <w:t>groups</w:t>
+      </w:r>
+      <w:r>
+        <w:t xml:space="preserve"> or </w:t>
+      </w:r>
+      <w:r>
+        <w:t>organisations</w:t>
+      </w:r>
+      <w:r>
+        <w:t xml:space="preserve"> that </w:t>
+      </w:r>
+      <w:r>
+        <w:t>have</w:t>
+      </w:r>
+      <w:r>
+        <w:t xml:space="preserve"> an interest in the company , project or the </w:t>
+      </w:r>
+      <w:r>
+        <w:t>policy</w:t>
+      </w:r>
+      <w:r>
+        <w:t xml:space="preserve">. </w:t>
+      </w:r>
+      <w:r>
+        <w:t>They</w:t>
+      </w:r>
+      <w:r>
+        <w:t xml:space="preserve"> are the parties at affect or are affected by the performance of said </w:t>
+      </w:r>
+      <w:r>
+        <w:t>company</w:t>
+      </w:r>
+      <w:r>
+        <w:t xml:space="preserve"> or project,</w:t>
+      </w:r>
+    </w:p>
+    <w:p/>
+    <w:p>
+      <w:r>
+        <w:t>Stakeholders for this project:</w:t>
+      </w:r>
+    </w:p>
+    <w:p/>
+    <w:p>
+      <w:pPr>
+        <w:pStyle w:val="ListParagraph"/>
+        <w:numPr>
+          <w:ilvl w:val="0"/>
+          <w:numId w:val="1"/>
+        </w:numPr>
+      </w:pPr>
+      <w:r>
+        <w:t>Customer</w:t>
+      </w:r>
+    </w:p>
+    <w:p>
+      <w:pPr>
+        <w:pStyle w:val="ListParagraph"/>
+        <w:numPr>
+          <w:ilvl w:val="0"/>
+          <w:numId w:val="1"/>
+        </w:numPr>
+      </w:pPr>
+      <w:r>
+        <w:t>Operations staff</w:t>
+      </w:r>
+    </w:p>
+    <w:p>
+      <w:pPr>
+        <w:pStyle w:val="ListParagraph"/>
+        <w:numPr>
+          <w:ilvl w:val="0"/>
+          <w:numId w:val="1"/>
+        </w:numPr>
+      </w:pPr>
+      <w:r>
+        <w:lastRenderedPageBreak/>
+        <w:t>Warehouse staff</w:t>
+      </w:r>
+    </w:p>
+    <w:p>
+      <w:pPr>
+        <w:pStyle w:val="ListParagraph"/>
+        <w:numPr>
+          <w:ilvl w:val="0"/>
+          <w:numId w:val="1"/>
+        </w:numPr>
+      </w:pPr>
+      <w:r>
+        <w:t>Customer service staff</w:t>
+      </w:r>
+    </w:p>
+    <w:p>
+      <w:pPr>
+        <w:pStyle w:val="ListParagraph"/>
+        <w:numPr>
+          <w:ilvl w:val="0"/>
+          <w:numId w:val="1"/>
+        </w:numPr>
+      </w:pPr>
+      <w:r>
+        <w:t xml:space="preserve">Manager </w:t>
+      </w:r>
+    </w:p>
+    <w:p>
+      <w:pPr>
+        <w:pStyle w:val="ListParagraph"/>
+        <w:numPr>
+          <w:ilvl w:val="0"/>
+          <w:numId w:val="1"/>
+        </w:numPr>
+      </w:pPr>
+      <w:r>
+        <w:t>IT Admin</w:t>
+      </w:r>
+    </w:p>
+    <w:p/>
+    <w:p>
+      <w:r>
+        <w:t>Stakeholder and User roles (Who they are and what their role is)</w:t>
+      </w:r>
+    </w:p>
+    <w:p/>
+    <w:p>
+      <w:pPr>
+        <w:pStyle w:val="ListParagraph"/>
+        <w:numPr>
+          <w:ilvl w:val="0"/>
+          <w:numId w:val="1"/>
+        </w:numPr>
+      </w:pPr>
+      <w:r>
+        <w:t>Customer(</w:t>
+      </w:r>
+      <w:r>
+        <w:t xml:space="preserve">External </w:t>
+      </w:r>
+      <w:r>
+        <w:t>Stakeholders)</w:t>
+      </w:r>
+    </w:p>
+    <w:p>
+      <w:pPr>
+        <w:pStyle w:val="ListParagraph"/>
+        <w:numPr>
+          <w:ilvl w:val="1"/>
+          <w:numId w:val="1"/>
+        </w:numPr>
+      </w:pPr>
+      <w:r>
+        <w:t>Track shipment using tracking information</w:t>
+      </w:r>
+    </w:p>
+    <w:p>
+      <w:pPr>
+        <w:pStyle w:val="ListParagraph"/>
+        <w:numPr>
+          <w:ilvl w:val="1"/>
+          <w:numId w:val="1"/>
+        </w:numPr>
+      </w:pPr>
+      <w:r>
+        <w:t>View shipment status</w:t>
+      </w:r>
+    </w:p>
+    <w:p>
+      <w:pPr>
+        <w:pStyle w:val="ListParagraph"/>
+        <w:numPr>
+          <w:ilvl w:val="0"/>
+          <w:numId w:val="1"/>
+        </w:numPr>
+      </w:pPr>
+      <w:r>
+        <w:t xml:space="preserve">Operation staff </w:t>
+      </w:r>
+      <w:r>
+        <w:t>(Internal users)</w:t>
+      </w:r>
+    </w:p>
+    <w:p>
+      <w:pPr>
+        <w:pStyle w:val="ListParagraph"/>
+        <w:numPr>
+          <w:ilvl w:val="1"/>
+          <w:numId w:val="1"/>
+        </w:numPr>
+      </w:pPr>
+      <w:r>
+        <w:t xml:space="preserve">Mange shipment </w:t>
+      </w:r>
+      <w:r>
+        <w:t>operations</w:t>
+      </w:r>
+    </w:p>
+    <w:p>
+      <w:pPr>
+        <w:pStyle w:val="ListParagraph"/>
+        <w:numPr>
+          <w:ilvl w:val="1"/>
+          <w:numId w:val="1"/>
+        </w:numPr>
+      </w:pPr>
+      <w:r>
+        <w:t>Track shipments</w:t>
+      </w:r>
+    </w:p>
+    <w:p>
+      <w:pPr>
+        <w:pStyle w:val="ListParagraph"/>
+        <w:numPr>
+          <w:ilvl w:val="1"/>
+          <w:numId w:val="1"/>
+        </w:numPr>
+      </w:pPr>
+      <w:r>
+        <w:t xml:space="preserve">Coordinate shipment </w:t>
+      </w:r>
+      <w:r>
+        <w:t>activities</w:t>
+      </w:r>
+    </w:p>
+    <w:p>
+      <w:pPr>
+        <w:pStyle w:val="ListParagraph"/>
+        <w:numPr>
+          <w:ilvl w:val="0"/>
+          <w:numId w:val="1"/>
+        </w:numPr>
+      </w:pPr>
+      <w:r>
+        <w:t>Warehouse staff (internal Users)</w:t>
+      </w:r>
+    </w:p>
+    <w:p>
+      <w:pPr>
+        <w:pStyle w:val="ListParagraph"/>
+        <w:numPr>
+          <w:ilvl w:val="1"/>
+          <w:numId w:val="1"/>
+        </w:numPr>
+      </w:pPr>
+      <w:r>
+        <w:t>Update shipment status</w:t>
+      </w:r>
+    </w:p>
+    <w:p>
+      <w:pPr>
+        <w:pStyle w:val="ListParagraph"/>
+        <w:numPr>
+          <w:ilvl w:val="1"/>
+          <w:numId w:val="1"/>
+        </w:numPr>
+      </w:pPr>
+      <w:r>
+        <w:t xml:space="preserve">Manage </w:t>
+      </w:r>
+      <w:r>
+        <w:t>inventory</w:t>
+      </w:r>
+      <w:r>
+        <w:t xml:space="preserve">/data related to </w:t>
+      </w:r>
+      <w:r>
+        <w:t>shipments</w:t>
+      </w:r>
+    </w:p>
+    <w:p>
+      <w:pPr>
+        <w:pStyle w:val="ListParagraph"/>
+        <w:numPr>
+          <w:ilvl w:val="0"/>
+          <w:numId w:val="1"/>
+        </w:numPr>
+      </w:pPr>
+      <w:r>
+        <w:t xml:space="preserve">Customer service </w:t>
+      </w:r>
+      <w:r>
+        <w:t>representatives (Internal users)</w:t>
+      </w:r>
+    </w:p>
+    <w:p>
+      <w:pPr>
+        <w:pStyle w:val="ListParagraph"/>
+        <w:numPr>
+          <w:ilvl w:val="1"/>
+          <w:numId w:val="1"/>
+        </w:numPr>
+      </w:pPr>
+      <w:r>
+        <w:t>Access shipment status</w:t>
+      </w:r>
+    </w:p>
+    <w:p>
+      <w:pPr>
+        <w:pStyle w:val="ListParagraph"/>
+        <w:numPr>
+          <w:ilvl w:val="1"/>
+          <w:numId w:val="1"/>
+        </w:numPr>
+      </w:pPr>
+      <w:r>
+        <w:t xml:space="preserve">Manage workflows related </w:t>
+      </w:r>
+      <w:proofErr w:type="spellStart"/>
+      <w:r>
+        <w:t>t</w:t>
+      </w:r>
+      <w:proofErr w:type="spellEnd"/>
+      <w:r>
+        <w:t xml:space="preserve"> customer enquires</w:t>
+      </w:r>
+    </w:p>
+    <w:p/>
+    <w:p>
+      <w:pPr>
+        <w:pStyle w:val="ListParagraph"/>
+        <w:numPr>
+          <w:ilvl w:val="0"/>
+          <w:numId w:val="1"/>
+        </w:numPr>
+      </w:pPr>
+      <w:r>
+        <w:t>Mangers</w:t>
+      </w:r>
+      <w:r>
+        <w:t xml:space="preserve"> </w:t>
+      </w:r>
+      <w:r>
+        <w:t>(</w:t>
+      </w:r>
+      <w:r>
+        <w:t>I</w:t>
+      </w:r>
+      <w:r>
+        <w:t>nternal stakeholders</w:t>
+      </w:r>
+      <w:r>
+        <w:t>)</w:t>
+      </w:r>
+    </w:p>
+    <w:p>
+      <w:pPr>
+        <w:pStyle w:val="ListParagraph"/>
+        <w:numPr>
+          <w:ilvl w:val="1"/>
+          <w:numId w:val="1"/>
+        </w:numPr>
+      </w:pPr>
+      <w:r>
+        <w:t>Monitor system reports</w:t>
+      </w:r>
+    </w:p>
+    <w:p>
+      <w:pPr>
+        <w:pStyle w:val="ListParagraph"/>
+        <w:numPr>
+          <w:ilvl w:val="1"/>
+          <w:numId w:val="1"/>
+        </w:numPr>
+      </w:pPr>
+      <w:r>
+        <w:t xml:space="preserve">Support </w:t>
+      </w:r>
+      <w:r>
+        <w:t>decision</w:t>
+      </w:r>
+      <w:r>
+        <w:t xml:space="preserve"> making</w:t>
+      </w:r>
+    </w:p>
+    <w:p/>
+    <w:p>
+      <w:pPr>
+        <w:pStyle w:val="ListParagraph"/>
+        <w:numPr>
+          <w:ilvl w:val="0"/>
+          <w:numId w:val="1"/>
+        </w:numPr>
+      </w:pPr>
+      <w:r>
+        <w:t xml:space="preserve">IT </w:t>
+      </w:r>
+      <w:r>
+        <w:t xml:space="preserve">Administrators </w:t>
+      </w:r>
+      <w:r>
+        <w:t>(</w:t>
+      </w:r>
+      <w:r>
+        <w:t>T</w:t>
+      </w:r>
+      <w:r>
+        <w:t xml:space="preserve">echnical </w:t>
+      </w:r>
+      <w:r>
+        <w:t>stakeholders)</w:t>
+      </w:r>
+    </w:p>
+    <w:p>
+      <w:pPr>
+        <w:pStyle w:val="ListParagraph"/>
+        <w:numPr>
+          <w:ilvl w:val="1"/>
+          <w:numId w:val="1"/>
+        </w:numPr>
+      </w:pPr>
+      <w:r>
+        <w:t xml:space="preserve">Maintain system performance and </w:t>
+      </w:r>
+      <w:r>
+        <w:t>security</w:t>
+      </w:r>
+    </w:p>
+    <w:p>
+      <w:pPr>
+        <w:pStyle w:val="ListParagraph"/>
+        <w:numPr>
+          <w:ilvl w:val="1"/>
+          <w:numId w:val="1"/>
+        </w:numPr>
+      </w:pPr>
+      <w:r>
+        <w:t>Mange user access</w:t>
+      </w:r>
+    </w:p>
+    <w:p/>
+    <w:p>
+      <w:pPr>
+        <w:rPr>
+          <w:b/>
+          <w:bCs/>
+        </w:rPr>
+      </w:pPr>
+      <w:r>
+        <w:rPr>
+          <w:b/>
+          <w:bCs/>
+        </w:rPr>
+        <w:t>4.</w:t>
+      </w:r>
+      <w:r>
+        <w:rPr>
+          <w:b/>
+          <w:bCs/>
+        </w:rPr>
+        <w:t xml:space="preserve">System Scope and </w:t>
+      </w:r>
+      <w:r>
+        <w:rPr>
+          <w:b/>
+          <w:bCs/>
+        </w:rPr>
+        <w:t>Boundaries</w:t>
+      </w:r>
+      <w:r>
+        <w:rPr>
+          <w:b/>
+          <w:bCs/>
+        </w:rPr>
+        <w:t xml:space="preserve">, </w:t>
+      </w:r>
+      <w:r>
+        <w:rPr>
+          <w:b/>
+          <w:bCs/>
+        </w:rPr>
+        <w:t>Assumptions</w:t>
+      </w:r>
+    </w:p>
+    <w:p/>
+    <w:p>
+      <w:r>
+        <w:t>The system will:</w:t>
+      </w:r>
+    </w:p>
+    <w:p>
+      <w:pPr>
+        <w:pStyle w:val="ListParagraph"/>
+        <w:numPr>
+          <w:ilvl w:val="0"/>
+          <w:numId w:val="1"/>
+        </w:numPr>
+      </w:pPr>
+      <w:r>
+        <w:t xml:space="preserve">Track </w:t>
+      </w:r>
+      <w:r>
+        <w:t>shipments</w:t>
+      </w:r>
+      <w:r>
+        <w:t xml:space="preserve"> </w:t>
+      </w:r>
+    </w:p>
+    <w:p>
+      <w:pPr>
+        <w:pStyle w:val="ListParagraph"/>
+        <w:numPr>
+          <w:ilvl w:val="0"/>
+          <w:numId w:val="1"/>
+        </w:numPr>
+      </w:pPr>
+      <w:r>
+        <w:t>Update shipment status</w:t>
+      </w:r>
+    </w:p>
+    <w:p>
+      <w:pPr>
+        <w:pStyle w:val="ListParagraph"/>
+        <w:numPr>
+          <w:ilvl w:val="0"/>
+          <w:numId w:val="1"/>
+        </w:numPr>
+      </w:pPr>
+      <w:r>
+        <w:t xml:space="preserve">Manage shipment </w:t>
+      </w:r>
+      <w:r>
+        <w:t>operations</w:t>
+      </w:r>
+    </w:p>
+    <w:p>
+      <w:pPr>
+        <w:pStyle w:val="ListParagraph"/>
+        <w:numPr>
+          <w:ilvl w:val="0"/>
+          <w:numId w:val="1"/>
+        </w:numPr>
+      </w:pPr>
+      <w:r>
+        <w:lastRenderedPageBreak/>
+        <w:t xml:space="preserve">Mange </w:t>
+      </w:r>
+      <w:r>
+        <w:t>workflows</w:t>
+      </w:r>
+    </w:p>
+    <w:p>
+      <w:pPr>
+        <w:pStyle w:val="ListParagraph"/>
+        <w:numPr>
+          <w:ilvl w:val="0"/>
+          <w:numId w:val="1"/>
+        </w:numPr>
+      </w:pPr>
+      <w:r>
+        <w:t>Provide tracking information</w:t>
+      </w:r>
+    </w:p>
+    <w:p>
+      <w:pPr>
+        <w:pStyle w:val="ListParagraph"/>
+        <w:numPr>
+          <w:ilvl w:val="0"/>
+          <w:numId w:val="1"/>
+        </w:numPr>
+      </w:pPr>
+      <w:r>
+        <w:t>Coordinate shipment operations</w:t>
+      </w:r>
+    </w:p>
+    <w:p/>
+    <w:p>
+      <w:r>
+        <w:t>Inside</w:t>
+      </w:r>
+      <w:r>
+        <w:t xml:space="preserve"> the system:</w:t>
+      </w:r>
+    </w:p>
+    <w:p>
+      <w:pPr>
+        <w:pStyle w:val="ListParagraph"/>
+        <w:numPr>
+          <w:ilvl w:val="0"/>
+          <w:numId w:val="1"/>
+        </w:numPr>
+      </w:pPr>
+      <w:r>
+        <w:t xml:space="preserve">Shipment tracking </w:t>
+      </w:r>
+    </w:p>
+    <w:p>
+      <w:pPr>
+        <w:pStyle w:val="ListParagraph"/>
+        <w:numPr>
+          <w:ilvl w:val="0"/>
+          <w:numId w:val="1"/>
+        </w:numPr>
+      </w:pPr>
+      <w:r>
+        <w:t>Shipment status updates</w:t>
+      </w:r>
+    </w:p>
+    <w:p>
+      <w:pPr>
+        <w:pStyle w:val="ListParagraph"/>
+        <w:numPr>
+          <w:ilvl w:val="0"/>
+          <w:numId w:val="1"/>
+        </w:numPr>
+      </w:pPr>
+      <w:r>
+        <w:t xml:space="preserve">Workflow </w:t>
+      </w:r>
+      <w:r>
+        <w:t>management</w:t>
+      </w:r>
+    </w:p>
+    <w:p>
+      <w:pPr>
+        <w:pStyle w:val="ListParagraph"/>
+        <w:numPr>
+          <w:ilvl w:val="0"/>
+          <w:numId w:val="1"/>
+        </w:numPr>
+      </w:pPr>
+      <w:r>
+        <w:t>Coordination of shipment operations</w:t>
+      </w:r>
+    </w:p>
+    <w:p/>
+    <w:p>
+      <w:r>
+        <w:t>Outside</w:t>
+      </w:r>
+      <w:r>
+        <w:t xml:space="preserve"> the system</w:t>
+      </w:r>
+    </w:p>
+    <w:p>
+      <w:pPr>
+        <w:pStyle w:val="ListParagraph"/>
+        <w:numPr>
+          <w:ilvl w:val="0"/>
+          <w:numId w:val="1"/>
+        </w:numPr>
+      </w:pPr>
+      <w:r>
+        <w:t>Payroll systems</w:t>
+      </w:r>
+    </w:p>
+    <w:p>
+      <w:pPr>
+        <w:pStyle w:val="ListParagraph"/>
+        <w:numPr>
+          <w:ilvl w:val="0"/>
+          <w:numId w:val="1"/>
+        </w:numPr>
+      </w:pPr>
+      <w:r>
+        <w:t>HR systems</w:t>
+      </w:r>
+    </w:p>
+    <w:p>
+      <w:pPr>
+        <w:pStyle w:val="ListParagraph"/>
+        <w:numPr>
+          <w:ilvl w:val="0"/>
+          <w:numId w:val="1"/>
+        </w:numPr>
+      </w:pPr>
+      <w:r>
+        <w:t>External financial systems</w:t>
+      </w:r>
+    </w:p>
+    <w:p>
+      <w:pPr>
+        <w:pStyle w:val="ListParagraph"/>
+        <w:numPr>
+          <w:ilvl w:val="0"/>
+          <w:numId w:val="1"/>
+        </w:numPr>
+      </w:pPr>
+      <w:r>
+        <w:t xml:space="preserve">Third-parry </w:t>
+      </w:r>
+      <w:r>
+        <w:t>supplies</w:t>
+      </w:r>
+      <w:r>
+        <w:t xml:space="preserve"> systems</w:t>
+      </w:r>
+    </w:p>
+    <w:p/>
+    <w:p>
+      <w:r>
+        <w:t>Assumptions :</w:t>
+      </w:r>
+    </w:p>
+    <w:p>
+      <w:pPr>
+        <w:pStyle w:val="ListParagraph"/>
+        <w:numPr>
+          <w:ilvl w:val="0"/>
+          <w:numId w:val="1"/>
+        </w:numPr>
+      </w:pPr>
+      <w:r>
+        <w:t xml:space="preserve">Users </w:t>
+      </w:r>
+      <w:r>
+        <w:t>are</w:t>
+      </w:r>
+      <w:r>
+        <w:t xml:space="preserve"> authenticated before access the system</w:t>
+      </w:r>
+    </w:p>
+    <w:p>
+      <w:pPr>
+        <w:pStyle w:val="ListParagraph"/>
+        <w:numPr>
+          <w:ilvl w:val="0"/>
+          <w:numId w:val="1"/>
+        </w:numPr>
+      </w:pPr>
+      <w:r>
+        <w:t xml:space="preserve">Shipment data is updated in </w:t>
+      </w:r>
+      <w:r>
+        <w:t>Realtime</w:t>
+      </w:r>
+      <w:r>
+        <w:t xml:space="preserve"> by staff</w:t>
+      </w:r>
+    </w:p>
+    <w:p>
+      <w:pPr>
+        <w:pStyle w:val="ListParagraph"/>
+        <w:numPr>
+          <w:ilvl w:val="0"/>
+          <w:numId w:val="1"/>
+        </w:numPr>
+      </w:pPr>
+      <w:r>
+        <w:t xml:space="preserve">Customers have </w:t>
+      </w:r>
+      <w:r>
+        <w:t>limited</w:t>
+      </w:r>
+      <w:r>
+        <w:t xml:space="preserve"> access to </w:t>
+      </w:r>
+      <w:r>
+        <w:t>tracking</w:t>
+      </w:r>
+      <w:r>
+        <w:t xml:space="preserve"> </w:t>
+      </w:r>
+      <w:r>
+        <w:t>information</w:t>
+      </w:r>
+    </w:p>
+    <w:p>
+      <w:pPr>
+        <w:pStyle w:val="ListParagraph"/>
+        <w:numPr>
+          <w:ilvl w:val="0"/>
+          <w:numId w:val="1"/>
+        </w:numPr>
+      </w:pPr>
+      <w:r>
+        <w:t xml:space="preserve">The system operates </w:t>
+      </w:r>
+      <w:r>
+        <w:t>through</w:t>
+      </w:r>
+      <w:r>
+        <w:t xml:space="preserve"> an online platform</w:t>
+      </w:r>
+    </w:p>
+    <w:p>
+      <w:pPr>
+        <w:pStyle w:val="ListParagraph"/>
+        <w:numPr>
+          <w:ilvl w:val="0"/>
+          <w:numId w:val="1"/>
+        </w:numPr>
+      </w:pPr>
+      <w:r>
+        <w:t>The system is used across multiple departments</w:t>
+      </w:r>
+    </w:p>
+    <w:p>
+      <w:pPr>
+        <w:rPr>
+          <w:b/>
+          <w:bCs/>
+        </w:rPr>
+      </w:pPr>
+    </w:p>
+    <w:p>
+      <w:pPr>
+        <w:rPr>
+          <w:b/>
+          <w:bCs/>
+        </w:rPr>
+      </w:pPr>
+      <w:r>
+        <w:rPr>
+          <w:b/>
+          <w:bCs/>
+        </w:rPr>
+        <w:t xml:space="preserve">Task 2 </w:t>
+      </w:r>
+    </w:p>
+    <w:p>
+      <w:pPr>
+        <w:rPr>
+          <w:b/>
+          <w:bCs/>
+        </w:rPr>
+      </w:pPr>
+      <w:r>
+        <w:rPr>
+          <w:b/>
+          <w:bCs/>
+        </w:rPr>
+        <w:t>Clearly defined functional requirements:</w:t>
+      </w:r>
+    </w:p>
+    <w:p>
+      <w:r>
+        <w:t xml:space="preserve">What are functional </w:t>
+      </w:r>
+      <w:r>
+        <w:t>requirements</w:t>
+      </w:r>
+      <w:r>
+        <w:t>?</w:t>
+      </w:r>
+    </w:p>
+    <w:p>
+      <w:r>
+        <w:t>Functional</w:t>
+      </w:r>
+      <w:r>
+        <w:t xml:space="preserve"> requirements define the s</w:t>
+      </w:r>
+      <w:r>
+        <w:t>p</w:t>
+      </w:r>
+      <w:r>
+        <w:t>e</w:t>
+      </w:r>
+      <w:r>
+        <w:t>cif</w:t>
+      </w:r>
+      <w:r>
+        <w:t xml:space="preserve">ic actions, </w:t>
+      </w:r>
+      <w:r>
+        <w:t>behaviour</w:t>
+      </w:r>
+      <w:r>
+        <w:t xml:space="preserve"> and data a processing system must </w:t>
+      </w:r>
+      <w:r>
+        <w:t>perform</w:t>
+      </w:r>
+      <w:r>
+        <w:t xml:space="preserve"> to meet user needs</w:t>
+      </w:r>
+    </w:p>
+    <w:p>
+      <w:r>
+        <w:t xml:space="preserve">To identify </w:t>
+      </w:r>
+      <w:r>
+        <w:t>these,</w:t>
+      </w:r>
+      <w:r>
+        <w:t xml:space="preserve"> we focus on the functionality, using verbs like “ calculate”, “display” or “process”</w:t>
+      </w:r>
+      <w:r>
+        <w:t>.</w:t>
+      </w:r>
+    </w:p>
+    <w:p/>
+    <w:p>
+      <w:r>
+        <w:t>Verbs = actions</w:t>
+      </w:r>
+    </w:p>
+    <w:p>
+      <w:r>
+        <w:lastRenderedPageBreak/>
+        <w:t>Actions = what the system does</w:t>
+      </w:r>
+    </w:p>
+    <w:p>
+      <w:r>
+        <w:t>What the system does = Functional requirements</w:t>
+      </w:r>
+    </w:p>
+    <w:p/>
+    <w:p>
+      <w:r>
+        <w:t>Functional requirements:</w:t>
+      </w:r>
+    </w:p>
+    <w:p>
+      <w:pPr>
+        <w:pStyle w:val="ListParagraph"/>
+        <w:numPr>
+          <w:ilvl w:val="0"/>
+          <w:numId w:val="1"/>
+        </w:numPr>
+      </w:pPr>
+      <w:r>
+        <w:t xml:space="preserve">The system shall allow users to </w:t>
+      </w:r>
+      <w:r>
+        <w:t>track shipments</w:t>
+      </w:r>
+    </w:p>
+    <w:p>
+      <w:pPr>
+        <w:pStyle w:val="ListParagraph"/>
+        <w:numPr>
+          <w:ilvl w:val="0"/>
+          <w:numId w:val="1"/>
+        </w:numPr>
+      </w:pPr>
+      <w:r>
+        <w:t>The system shall allow staff to update shipment status</w:t>
+      </w:r>
+    </w:p>
+    <w:p>
+      <w:pPr>
+        <w:pStyle w:val="ListParagraph"/>
+        <w:numPr>
+          <w:ilvl w:val="0"/>
+          <w:numId w:val="1"/>
+        </w:numPr>
+      </w:pPr>
+      <w:r>
+        <w:t>The system shall manage shipment operations</w:t>
+      </w:r>
+    </w:p>
+    <w:p>
+      <w:pPr>
+        <w:pStyle w:val="ListParagraph"/>
+        <w:numPr>
+          <w:ilvl w:val="0"/>
+          <w:numId w:val="1"/>
+        </w:numPr>
+      </w:pPr>
+      <w:r>
+        <w:t>The system shall manage workflows</w:t>
+      </w:r>
+    </w:p>
+    <w:p>
+      <w:pPr>
+        <w:pStyle w:val="ListParagraph"/>
+        <w:numPr>
+          <w:ilvl w:val="0"/>
+          <w:numId w:val="1"/>
+        </w:numPr>
+      </w:pPr>
+      <w:r>
+        <w:t>The system shall provide tracking information to customers</w:t>
+      </w:r>
+    </w:p>
+    <w:p>
+      <w:pPr>
+        <w:pStyle w:val="ListParagraph"/>
+        <w:numPr>
+          <w:ilvl w:val="0"/>
+          <w:numId w:val="1"/>
+        </w:numPr>
+      </w:pPr>
+      <w:r>
+        <w:t>The system shall coordinate shipment operations across departments</w:t>
+      </w:r>
+    </w:p>
+    <w:p>
+      <w:pPr>
+        <w:rPr>
+          <w:b/>
+          <w:bCs/>
+        </w:rPr>
+      </w:pPr>
+    </w:p>
+    <w:p>
+      <w:pPr>
+        <w:rPr>
+          <w:b/>
+          <w:bCs/>
+        </w:rPr>
+      </w:pPr>
+      <w:r>
+        <w:rPr>
+          <w:b/>
+          <w:bCs/>
+        </w:rPr>
+        <w:t>Clearly defined Non – Functional requirements</w:t>
+      </w:r>
+    </w:p>
+    <w:p>
+      <w:pPr>
+        <w:rPr>
+          <w:b/>
+          <w:bCs/>
+        </w:rPr>
+      </w:pPr>
+    </w:p>
+    <w:p>
+      <w:r>
+        <w:t xml:space="preserve">These are the system quality </w:t>
+      </w:r>
+      <w:r>
+        <w:t>attributes;</w:t>
+      </w:r>
+      <w:r>
+        <w:t xml:space="preserve"> this covers how well the system does it.</w:t>
+      </w:r>
+    </w:p>
+    <w:p/>
+    <w:p>
+      <w:pPr>
+        <w:pStyle w:val="ListParagraph"/>
+        <w:numPr>
+          <w:ilvl w:val="0"/>
+          <w:numId w:val="1"/>
+        </w:numPr>
+      </w:pPr>
+      <w:r>
+        <w:t>Performance</w:t>
+      </w:r>
+    </w:p>
+    <w:p>
+      <w:pPr>
+        <w:pStyle w:val="ListParagraph"/>
+        <w:numPr>
+          <w:ilvl w:val="1"/>
+          <w:numId w:val="1"/>
+        </w:numPr>
+      </w:pPr>
+      <w:r>
+        <w:t>The system shall return shipment tracking results within 2 seconds</w:t>
+      </w:r>
+    </w:p>
+    <w:p>
+      <w:pPr>
+        <w:pStyle w:val="ListParagraph"/>
+        <w:numPr>
+          <w:ilvl w:val="1"/>
+          <w:numId w:val="1"/>
+        </w:numPr>
+      </w:pPr>
+      <w:r>
+        <w:t xml:space="preserve">The system shall process shipment updates without </w:t>
+      </w:r>
+      <w:r>
+        <w:t>noticeable</w:t>
+      </w:r>
+      <w:r>
+        <w:t xml:space="preserve"> delay</w:t>
+      </w:r>
+    </w:p>
+    <w:p>
+      <w:pPr>
+        <w:pStyle w:val="ListParagraph"/>
+        <w:numPr>
+          <w:ilvl w:val="0"/>
+          <w:numId w:val="1"/>
+        </w:numPr>
+      </w:pPr>
+      <w:r>
+        <w:t>Availability</w:t>
+      </w:r>
+    </w:p>
+    <w:p>
+      <w:pPr>
+        <w:pStyle w:val="ListParagraph"/>
+        <w:numPr>
+          <w:ilvl w:val="1"/>
+          <w:numId w:val="1"/>
+        </w:numPr>
+      </w:pPr>
+      <w:r>
+        <w:t xml:space="preserve">The system shall be </w:t>
+      </w:r>
+      <w:r>
+        <w:t>available</w:t>
+      </w:r>
+      <w:r>
+        <w:t xml:space="preserve"> 24/7 for all users</w:t>
+      </w:r>
+    </w:p>
+    <w:p>
+      <w:pPr>
+        <w:pStyle w:val="ListParagraph"/>
+        <w:numPr>
+          <w:ilvl w:val="1"/>
+          <w:numId w:val="1"/>
+        </w:numPr>
+      </w:pPr>
+      <w:r>
+        <w:t>The system shall minimise downtime during maintenance</w:t>
+      </w:r>
+    </w:p>
+    <w:p>
+      <w:pPr>
+        <w:pStyle w:val="ListParagraph"/>
+        <w:numPr>
+          <w:ilvl w:val="0"/>
+          <w:numId w:val="1"/>
+        </w:numPr>
+      </w:pPr>
+      <w:r>
+        <w:t>Security</w:t>
+      </w:r>
+    </w:p>
+    <w:p>
+      <w:pPr>
+        <w:pStyle w:val="ListParagraph"/>
+        <w:numPr>
+          <w:ilvl w:val="1"/>
+          <w:numId w:val="1"/>
+        </w:numPr>
+      </w:pPr>
+      <w:r>
+        <w:t xml:space="preserve">The system shall require user </w:t>
+      </w:r>
+      <w:r>
+        <w:t>authentication</w:t>
+      </w:r>
+      <w:r>
+        <w:t xml:space="preserve"> before access </w:t>
+      </w:r>
+    </w:p>
+    <w:p>
+      <w:pPr>
+        <w:pStyle w:val="ListParagraph"/>
+        <w:numPr>
+          <w:ilvl w:val="1"/>
+          <w:numId w:val="1"/>
+        </w:numPr>
+      </w:pPr>
+      <w:r>
+        <w:t xml:space="preserve">The system shall ensure only </w:t>
+      </w:r>
+      <w:r>
+        <w:t>authorised</w:t>
+      </w:r>
+      <w:r>
+        <w:t xml:space="preserve"> uses can modify shipment data</w:t>
+      </w:r>
+    </w:p>
+    <w:p>
+      <w:pPr>
+        <w:pStyle w:val="ListParagraph"/>
+        <w:numPr>
+          <w:ilvl w:val="1"/>
+          <w:numId w:val="1"/>
+        </w:numPr>
+      </w:pPr>
+      <w:r>
+        <w:t xml:space="preserve">The system shall protect shipment information </w:t>
+      </w:r>
+      <w:r>
+        <w:t>from</w:t>
+      </w:r>
+      <w:r>
+        <w:t xml:space="preserve"> </w:t>
+      </w:r>
+      <w:r>
+        <w:t>unauthorised</w:t>
+      </w:r>
+      <w:r>
+        <w:t xml:space="preserve"> access</w:t>
+      </w:r>
+    </w:p>
+    <w:p>
+      <w:pPr>
+        <w:pStyle w:val="ListParagraph"/>
+        <w:numPr>
+          <w:ilvl w:val="0"/>
+          <w:numId w:val="1"/>
+        </w:numPr>
+      </w:pPr>
+      <w:r>
+        <w:t>Usability</w:t>
+      </w:r>
+    </w:p>
+    <w:p>
+      <w:pPr>
+        <w:pStyle w:val="ListParagraph"/>
+        <w:numPr>
+          <w:ilvl w:val="1"/>
+          <w:numId w:val="1"/>
+        </w:numPr>
+      </w:pPr>
+      <w:r>
+        <w:t xml:space="preserve">The system should </w:t>
+      </w:r>
+      <w:r>
+        <w:t>prov</w:t>
+      </w:r>
+      <w:r>
+        <w:t xml:space="preserve">ide a user- friendly and </w:t>
+      </w:r>
+      <w:r>
+        <w:t>intuitive</w:t>
+      </w:r>
+      <w:r>
+        <w:t xml:space="preserve"> interface</w:t>
+      </w:r>
+    </w:p>
+    <w:p>
+      <w:pPr>
+        <w:pStyle w:val="ListParagraph"/>
+        <w:numPr>
+          <w:ilvl w:val="1"/>
+          <w:numId w:val="1"/>
+        </w:numPr>
+      </w:pPr>
+      <w:r>
+        <w:t>The system should allow users to easily navigate an access required features</w:t>
+      </w:r>
+    </w:p>
+    <w:p>
+      <w:pPr>
+        <w:pStyle w:val="ListParagraph"/>
+        <w:numPr>
+          <w:ilvl w:val="0"/>
+          <w:numId w:val="1"/>
+        </w:numPr>
+      </w:pPr>
+      <w:r>
+        <w:t>Reliability/Data integrity</w:t>
+      </w:r>
+    </w:p>
+    <w:p>
+      <w:pPr>
+        <w:pStyle w:val="ListParagraph"/>
+        <w:numPr>
+          <w:ilvl w:val="1"/>
+          <w:numId w:val="1"/>
+        </w:numPr>
+      </w:pPr>
+      <w:r>
+        <w:t>The system shall ensure shipment data is accurate and consistent</w:t>
+      </w:r>
+    </w:p>
+    <w:p>
+      <w:pPr>
+        <w:pStyle w:val="ListParagraph"/>
+        <w:numPr>
+          <w:ilvl w:val="1"/>
+          <w:numId w:val="1"/>
+        </w:numPr>
+      </w:pPr>
+      <w:r>
+        <w:t xml:space="preserve">The system shall </w:t>
+      </w:r>
+      <w:r>
+        <w:t>pr</w:t>
+      </w:r>
+      <w:r>
+        <w:t xml:space="preserve">event data loss </w:t>
+      </w:r>
+      <w:r>
+        <w:t>d</w:t>
+      </w:r>
+      <w:r>
+        <w:t>uring system operations</w:t>
+      </w:r>
+    </w:p>
+    <w:p>
+      <w:pPr>
+        <w:pStyle w:val="ListParagraph"/>
+        <w:numPr>
+          <w:ilvl w:val="1"/>
+          <w:numId w:val="1"/>
+        </w:numPr>
+      </w:pPr>
+      <w:r>
+        <w:t>The system shall maintain up-to-date shipment information</w:t>
+      </w:r>
+    </w:p>
+    <w:p>
+      <w:pPr>
+        <w:rPr>
+          <w:b/>
+          <w:bCs/>
+        </w:rPr>
+      </w:pPr>
+    </w:p>
+    <w:p>
+      <w:pPr>
+        <w:rPr>
+          <w:b/>
+          <w:bCs/>
+        </w:rPr>
+      </w:pPr>
+      <w:r>
+        <w:rPr>
+          <w:b/>
+          <w:bCs/>
+        </w:rPr>
+        <w:t>Traceability between stakeholders and requirements</w:t>
+      </w:r>
+    </w:p>
+    <w:p>
+      <w:r>
+        <w:lastRenderedPageBreak/>
+        <w:t>Tra</w:t>
+      </w:r>
+      <w:r>
+        <w:t>ec</w:t>
+      </w:r>
+      <w:r>
+        <w:t xml:space="preserve">bility can be summarized as </w:t>
+      </w:r>
+      <w:r>
+        <w:t xml:space="preserve">: </w:t>
+      </w:r>
+    </w:p>
+    <w:p>
+      <w:r>
+        <w:t xml:space="preserve">A </w:t>
+      </w:r>
+      <w:r>
+        <w:t>requirement</w:t>
+      </w:r>
+      <w:r>
+        <w:t xml:space="preserve"> exists because this stakeholder needs it. It means that every </w:t>
+      </w:r>
+      <w:r>
+        <w:t>requirement</w:t>
+      </w:r>
+      <w:r>
+        <w:t xml:space="preserve"> must answer who needs this</w:t>
+      </w:r>
+      <w:r>
+        <w:t>?</w:t>
+      </w:r>
+      <w:r>
+        <w:t xml:space="preserve"> and why?</w:t>
+      </w:r>
+    </w:p>
+    <w:p>
+      <w:r>
+        <w:t>elicitation → specification → validation</w:t>
+      </w:r>
+    </w:p>
+    <w:p>
+      <w:r>
+        <w:t>SO,</w:t>
+      </w:r>
+      <w:r>
+        <w:t xml:space="preserve"> the </w:t>
+      </w:r>
+      <w:r>
+        <w:t>traceability</w:t>
+      </w:r>
+      <w:r>
+        <w:t xml:space="preserve"> for my project is as follows:</w:t>
+      </w:r>
+    </w:p>
+    <w:p>
+      <w:pPr>
+        <w:pStyle w:val="ListParagraph"/>
+        <w:numPr>
+          <w:ilvl w:val="0"/>
+          <w:numId w:val="1"/>
+        </w:numPr>
+      </w:pPr>
+      <w:r>
+        <w:t xml:space="preserve">Customers require the system to track </w:t>
+      </w:r>
+      <w:r>
+        <w:t>shipments</w:t>
+      </w:r>
+      <w:r>
+        <w:t xml:space="preserve"> and view shipment status</w:t>
+      </w:r>
+    </w:p>
+    <w:p>
+      <w:pPr>
+        <w:pStyle w:val="ListParagraph"/>
+        <w:numPr>
+          <w:ilvl w:val="0"/>
+          <w:numId w:val="1"/>
+        </w:numPr>
+      </w:pPr>
+      <w:r>
+        <w:t xml:space="preserve">Operation staff require the system to update shipment status and </w:t>
+      </w:r>
+      <w:r>
+        <w:t>manage</w:t>
+      </w:r>
+      <w:r>
+        <w:t xml:space="preserve"> the </w:t>
+      </w:r>
+      <w:r>
+        <w:t>shipment</w:t>
+      </w:r>
+      <w:r>
+        <w:t xml:space="preserve"> data</w:t>
+      </w:r>
+    </w:p>
+    <w:p>
+      <w:pPr>
+        <w:pStyle w:val="ListParagraph"/>
+        <w:numPr>
+          <w:ilvl w:val="0"/>
+          <w:numId w:val="1"/>
+        </w:numPr>
+      </w:pPr>
+      <w:r>
+        <w:t>Customer se</w:t>
+      </w:r>
+      <w:r>
+        <w:t>rvi</w:t>
+      </w:r>
+      <w:r>
+        <w:t xml:space="preserve">ce </w:t>
+      </w:r>
+      <w:r>
+        <w:t>representative</w:t>
+      </w:r>
+      <w:r>
+        <w:t xml:space="preserve"> </w:t>
+      </w:r>
+      <w:r>
+        <w:t>requires</w:t>
+      </w:r>
+      <w:r>
+        <w:t xml:space="preserve"> the system to access shipment </w:t>
+      </w:r>
+      <w:r>
+        <w:t>status</w:t>
+      </w:r>
+      <w:r>
+        <w:t xml:space="preserve"> and manage </w:t>
+      </w:r>
+      <w:r>
+        <w:t>workflows</w:t>
+      </w:r>
+    </w:p>
+    <w:p>
+      <w:pPr>
+        <w:pStyle w:val="ListParagraph"/>
+        <w:numPr>
+          <w:ilvl w:val="0"/>
+          <w:numId w:val="1"/>
+        </w:numPr>
+      </w:pPr>
+      <w:r>
+        <w:t>Managers require the system to view reports and support decision making</w:t>
+      </w:r>
+    </w:p>
+    <w:p>
+      <w:pPr>
+        <w:pStyle w:val="ListParagraph"/>
+        <w:numPr>
+          <w:ilvl w:val="0"/>
+          <w:numId w:val="1"/>
+        </w:numPr>
+      </w:pPr>
+      <w:r>
+        <w:t xml:space="preserve">IT </w:t>
+      </w:r>
+      <w:r>
+        <w:t>administrators</w:t>
+      </w:r>
+      <w:r>
+        <w:t xml:space="preserve"> require the system to manage user access and maintain system performance</w:t>
+      </w:r>
+      <w:r>
+        <w:t>.</w:t>
+      </w:r>
+    </w:p>
     <w:sectPr>
       <w:pgSz w:w="11906" w:h="16838"/>
       <w:pgMar w:top="1440" w:right="1440" w:bottom="1440" w:left="1440" w:header="708" w:footer="708" w:gutter="0"/>
@@ -11,6 +2609,310 @@
     </w:sectPr>
   </w:body>
 </w:document>
+</file>
+
+<file path=word/numbering.xml><?xml version="1.0" encoding="utf-8"?>
+<w:numbering xmlns:wpc="http://schemas.microsoft.com/office/word/2010/wordprocessingCanvas" xmlns:cx="http://schemas.microsoft.com/office/drawing/2014/chartex" xmlns:cx1="http://schemas.microsoft.com/office/drawing/2015/9/8/chartex" xmlns:cx2="http://schemas.microsoft.com/office/drawing/2015/10/21/chartex" xmlns:cx3="http://schemas.microsoft.com/office/drawing/2016/5/9/chartex" xmlns:cx4="http://schemas.microsoft.com/office/drawing/2016/5/10/chartex" xmlns:cx5="http://schemas.microsoft.com/office/drawing/2016/5/11/chartex" xmlns:cx6="http://schemas.microsoft.com/office/drawing/2016/5/12/chartex" xmlns:cx7="http://schemas.microsoft.com/office/drawing/2016/5/13/chartex" xmlns:cx8="http://schemas.microsoft.com/office/drawing/2016/5/14/chartex" xmlns:mc="http://schemas.openxmlformats.org/markup-compatibility/2006" xmlns:aink="http://schemas.microsoft.com/office/drawing/2016/ink" xmlns:am3d="http://schemas.microsoft.com/office/drawing/2017/model3d" xmlns:o="urn:schemas-microsoft-com:office:office" xmlns:oel="http://schemas.microsoft.com/office/2019/extlst" xmlns:r="http://schemas.openxmlformats.org/officeDocument/2006/relationships" xmlns:m="http://schemas.openxmlformats.org/officeDocument/2006/math" xmlns:v="urn:schemas-microsoft-com:vml" xmlns:wp14="http://schemas.microsoft.com/office/word/2010/wordprocessingDrawing" xmlns:wp="http://schemas.openxmlformats.org/drawingml/2006/wordprocessingDrawing" xmlns:w10="urn:schemas-microsoft-com:office:word" xmlns:w="http://schemas.openxmlformats.org/wordprocessingml/2006/main" xmlns:w14="http://schemas.microsoft.com/office/word/2010/wordml" xmlns:w15="http://schemas.microsoft.com/office/word/2012/wordml" xmlns:w16cex="http://schemas.microsoft.com/office/word/2018/wordml/cex" xmlns:w16cid="http://schemas.microsoft.com/office/word/2016/wordml/cid" xmlns:w16="http://schemas.microsoft.com/office/word/2018/wordml" xmlns:w16du="http://schemas.microsoft.com/office/word/2023/wordml/word16du" xmlns:w16sdtdh="http://schemas.microsoft.com/office/word/2020/wordml/sdtdatahash" xmlns:w16sdtfl="http://schemas.microsoft.com/office/word/2024/wordml/sdtformatlock" xmlns:w16se="http://schemas.microsoft.com/office/word/2015/wordml/symex" xmlns:wpg="http://schemas.microsoft.com/office/word/2010/wordprocessingGroup" xmlns:wpi="http://schemas.microsoft.com/office/word/2010/wordprocessingInk" xmlns:wne="http://schemas.microsoft.com/office/word/2006/wordml" xmlns:wps="http://schemas.microsoft.com/office/word/2010/wordprocessingShape" mc:Ignorable="w14 w15 w16se w16cid w16 w16cex w16sdtdh w16sdtfl w16du wp14">
+  <w:abstractNum w:abstractNumId="0" w15:restartNumberingAfterBreak="0">
+    <w:nsid w:val="2504502A"/>
+    <w:multiLevelType w:val="hybridMultilevel"/>
+    <w:tmpl w:val="CF8E1B38"/>
+    <w:lvl w:ilvl="0" w:tplc="1409000F">
+      <w:start w:val="1"/>
+      <w:numFmt w:val="decimal"/>
+      <w:lvlText w:val="%1."/>
+      <w:lvlJc w:val="left"/>
+      <w:pPr>
+        <w:ind w:left="720" w:hanging="360"/>
+      </w:pPr>
+      <w:rPr>
+        <w:rFonts w:hint="default"/>
+      </w:rPr>
+    </w:lvl>
+    <w:lvl w:ilvl="1" w:tplc="14090019" w:tentative="1">
+      <w:start w:val="1"/>
+      <w:numFmt w:val="lowerLetter"/>
+      <w:lvlText w:val="%2."/>
+      <w:lvlJc w:val="left"/>
+      <w:pPr>
+        <w:ind w:left="1440" w:hanging="360"/>
+      </w:pPr>
+    </w:lvl>
+    <w:lvl w:ilvl="2" w:tplc="1409001B" w:tentative="1">
+      <w:start w:val="1"/>
+      <w:numFmt w:val="lowerRoman"/>
+      <w:lvlText w:val="%3."/>
+      <w:lvlJc w:val="right"/>
+      <w:pPr>
+        <w:ind w:left="2160" w:hanging="180"/>
+      </w:pPr>
+    </w:lvl>
+    <w:lvl w:ilvl="3" w:tplc="1409000F" w:tentative="1">
+      <w:start w:val="1"/>
+      <w:numFmt w:val="decimal"/>
+      <w:lvlText w:val="%4."/>
+      <w:lvlJc w:val="left"/>
+      <w:pPr>
+        <w:ind w:left="2880" w:hanging="360"/>
+      </w:pPr>
+    </w:lvl>
+    <w:lvl w:ilvl="4" w:tplc="14090019" w:tentative="1">
+      <w:start w:val="1"/>
+      <w:numFmt w:val="lowerLetter"/>
+      <w:lvlText w:val="%5."/>
+      <w:lvlJc w:val="left"/>
+      <w:pPr>
+        <w:ind w:left="3600" w:hanging="360"/>
+      </w:pPr>
+    </w:lvl>
+    <w:lvl w:ilvl="5" w:tplc="1409001B" w:tentative="1">
+      <w:start w:val="1"/>
+      <w:numFmt w:val="lowerRoman"/>
+      <w:lvlText w:val="%6."/>
+      <w:lvlJc w:val="right"/>
+      <w:pPr>
+        <w:ind w:left="4320" w:hanging="180"/>
+      </w:pPr>
+    </w:lvl>
+    <w:lvl w:ilvl="6" w:tplc="1409000F" w:tentative="1">
+      <w:start w:val="1"/>
+      <w:numFmt w:val="decimal"/>
+      <w:lvlText w:val="%7."/>
+      <w:lvlJc w:val="left"/>
+      <w:pPr>
+        <w:ind w:left="5040" w:hanging="360"/>
+      </w:pPr>
+    </w:lvl>
+    <w:lvl w:ilvl="7" w:tplc="14090019" w:tentative="1">
+      <w:start w:val="1"/>
+      <w:numFmt w:val="lowerLetter"/>
+      <w:lvlText w:val="%8."/>
+      <w:lvlJc w:val="left"/>
+      <w:pPr>
+        <w:ind w:left="5760" w:hanging="360"/>
+      </w:pPr>
+    </w:lvl>
+    <w:lvl w:ilvl="8" w:tplc="1409001B" w:tentative="1">
+      <w:start w:val="1"/>
+      <w:numFmt w:val="lowerRoman"/>
+      <w:lvlText w:val="%9."/>
+      <w:lvlJc w:val="right"/>
+      <w:pPr>
+        <w:ind w:left="6480" w:hanging="180"/>
+      </w:pPr>
+    </w:lvl>
+  </w:abstractNum>
+  <w:abstractNum w:abstractNumId="1" w15:restartNumberingAfterBreak="0">
+    <w:nsid w:val="4AA31A14"/>
+    <w:multiLevelType w:val="hybridMultilevel"/>
+    <w:tmpl w:val="468244AA"/>
+    <w:lvl w:ilvl="0" w:tplc="1409000F">
+      <w:start w:val="3"/>
+      <w:numFmt w:val="decimal"/>
+      <w:lvlText w:val="%1."/>
+      <w:lvlJc w:val="left"/>
+      <w:pPr>
+        <w:ind w:left="720" w:hanging="360"/>
+      </w:pPr>
+      <w:rPr>
+        <w:rFonts w:hint="default"/>
+      </w:rPr>
+    </w:lvl>
+    <w:lvl w:ilvl="1" w:tplc="14090019" w:tentative="1">
+      <w:start w:val="1"/>
+      <w:numFmt w:val="lowerLetter"/>
+      <w:lvlText w:val="%2."/>
+      <w:lvlJc w:val="left"/>
+      <w:pPr>
+        <w:ind w:left="1440" w:hanging="360"/>
+      </w:pPr>
+    </w:lvl>
+    <w:lvl w:ilvl="2" w:tplc="1409001B" w:tentative="1">
+      <w:start w:val="1"/>
+      <w:numFmt w:val="lowerRoman"/>
+      <w:lvlText w:val="%3."/>
+      <w:lvlJc w:val="right"/>
+      <w:pPr>
+        <w:ind w:left="2160" w:hanging="180"/>
+      </w:pPr>
+    </w:lvl>
+    <w:lvl w:ilvl="3" w:tplc="1409000F" w:tentative="1">
+      <w:start w:val="1"/>
+      <w:numFmt w:val="decimal"/>
+      <w:lvlText w:val="%4."/>
+      <w:lvlJc w:val="left"/>
+      <w:pPr>
+        <w:ind w:left="2880" w:hanging="360"/>
+      </w:pPr>
+    </w:lvl>
+    <w:lvl w:ilvl="4" w:tplc="14090019" w:tentative="1">
+      <w:start w:val="1"/>
+      <w:numFmt w:val="lowerLetter"/>
+      <w:lvlText w:val="%5."/>
+      <w:lvlJc w:val="left"/>
+      <w:pPr>
+        <w:ind w:left="3600" w:hanging="360"/>
+      </w:pPr>
+    </w:lvl>
+    <w:lvl w:ilvl="5" w:tplc="1409001B" w:tentative="1">
+      <w:start w:val="1"/>
+      <w:numFmt w:val="lowerRoman"/>
+      <w:lvlText w:val="%6."/>
+      <w:lvlJc w:val="right"/>
+      <w:pPr>
+        <w:ind w:left="4320" w:hanging="180"/>
+      </w:pPr>
+    </w:lvl>
+    <w:lvl w:ilvl="6" w:tplc="1409000F" w:tentative="1">
+      <w:start w:val="1"/>
+      <w:numFmt w:val="decimal"/>
+      <w:lvlText w:val="%7."/>
+      <w:lvlJc w:val="left"/>
+      <w:pPr>
+        <w:ind w:left="5040" w:hanging="360"/>
+      </w:pPr>
+    </w:lvl>
+    <w:lvl w:ilvl="7" w:tplc="14090019" w:tentative="1">
+      <w:start w:val="1"/>
+      <w:numFmt w:val="lowerLetter"/>
+      <w:lvlText w:val="%8."/>
+      <w:lvlJc w:val="left"/>
+      <w:pPr>
+        <w:ind w:left="5760" w:hanging="360"/>
+      </w:pPr>
+    </w:lvl>
+    <w:lvl w:ilvl="8" w:tplc="1409001B" w:tentative="1">
+      <w:start w:val="1"/>
+      <w:numFmt w:val="lowerRoman"/>
+      <w:lvlText w:val="%9."/>
+      <w:lvlJc w:val="right"/>
+      <w:pPr>
+        <w:ind w:left="6480" w:hanging="180"/>
+      </w:pPr>
+    </w:lvl>
+  </w:abstractNum>
+  <w:abstractNum w:abstractNumId="2" w15:restartNumberingAfterBreak="0">
+    <w:nsid w:val="7ECC256C"/>
+    <w:multiLevelType w:val="hybridMultilevel"/>
+    <w:tmpl w:val="EB7C7300"/>
+    <w:lvl w:ilvl="0" w:tplc="3F4233E2">
+      <w:numFmt w:val="bullet"/>
+      <w:lvlText w:val="-"/>
+      <w:lvlJc w:val="left"/>
+      <w:pPr>
+        <w:ind w:left="720" w:hanging="360"/>
+      </w:pPr>
+      <w:rPr>
+        <w:rFonts w:ascii="Aptos" w:eastAsiaTheme="minorHAnsi" w:hAnsi="Aptos" w:cstheme="minorBidi" w:hint="default"/>
+      </w:rPr>
+    </w:lvl>
+    <w:lvl w:ilvl="1" w:tplc="14090003">
+      <w:start w:val="1"/>
+      <w:numFmt w:val="bullet"/>
+      <w:lvlText w:val="o"/>
+      <w:lvlJc w:val="left"/>
+      <w:pPr>
+        <w:ind w:left="1440" w:hanging="360"/>
+      </w:pPr>
+      <w:rPr>
+        <w:rFonts w:ascii="Courier New" w:hAnsi="Courier New" w:cs="Courier New" w:hint="default"/>
+      </w:rPr>
+    </w:lvl>
+    <w:lvl w:ilvl="2" w:tplc="14090005" w:tentative="1">
+      <w:start w:val="1"/>
+      <w:numFmt w:val="bullet"/>
+      <w:lvlText w:val=""/>
+      <w:lvlJc w:val="left"/>
+      <w:pPr>
+        <w:ind w:left="2160" w:hanging="360"/>
+      </w:pPr>
+      <w:rPr>
+        <w:rFonts w:ascii="Wingdings" w:hAnsi="Wingdings" w:hint="default"/>
+      </w:rPr>
+    </w:lvl>
+    <w:lvl w:ilvl="3" w:tplc="14090001" w:tentative="1">
+      <w:start w:val="1"/>
+      <w:numFmt w:val="bullet"/>
+      <w:lvlText w:val=""/>
+      <w:lvlJc w:val="left"/>
+      <w:pPr>
+        <w:ind w:left="2880" w:hanging="360"/>
+      </w:pPr>
+      <w:rPr>
+        <w:rFonts w:ascii="Symbol" w:hAnsi="Symbol" w:hint="default"/>
+      </w:rPr>
+    </w:lvl>
+    <w:lvl w:ilvl="4" w:tplc="14090003" w:tentative="1">
+      <w:start w:val="1"/>
+      <w:numFmt w:val="bullet"/>
+      <w:lvlText w:val="o"/>
+      <w:lvlJc w:val="left"/>
+      <w:pPr>
+        <w:ind w:left="3600" w:hanging="360"/>
+      </w:pPr>
+      <w:rPr>
+        <w:rFonts w:ascii="Courier New" w:hAnsi="Courier New" w:cs="Courier New" w:hint="default"/>
+      </w:rPr>
+    </w:lvl>
+    <w:lvl w:ilvl="5" w:tplc="14090005" w:tentative="1">
+      <w:start w:val="1"/>
+      <w:numFmt w:val="bullet"/>
+      <w:lvlText w:val=""/>
+      <w:lvlJc w:val="left"/>
+      <w:pPr>
+        <w:ind w:left="4320" w:hanging="360"/>
+      </w:pPr>
+      <w:rPr>
+        <w:rFonts w:ascii="Wingdings" w:hAnsi="Wingdings" w:hint="default"/>
+      </w:rPr>
+    </w:lvl>
+    <w:lvl w:ilvl="6" w:tplc="14090001" w:tentative="1">
+      <w:start w:val="1"/>
+      <w:numFmt w:val="bullet"/>
+      <w:lvlText w:val=""/>
+      <w:lvlJc w:val="left"/>
+      <w:pPr>
+        <w:ind w:left="5040" w:hanging="360"/>
+      </w:pPr>
+      <w:rPr>
+        <w:rFonts w:ascii="Symbol" w:hAnsi="Symbol" w:hint="default"/>
+      </w:rPr>
+    </w:lvl>
+    <w:lvl w:ilvl="7" w:tplc="14090003" w:tentative="1">
+      <w:start w:val="1"/>
+      <w:numFmt w:val="bullet"/>
+      <w:lvlText w:val="o"/>
+      <w:lvlJc w:val="left"/>
+      <w:pPr>
+        <w:ind w:left="5760" w:hanging="360"/>
+      </w:pPr>
+      <w:rPr>
+        <w:rFonts w:ascii="Courier New" w:hAnsi="Courier New" w:cs="Courier New" w:hint="default"/>
+      </w:rPr>
+    </w:lvl>
+    <w:lvl w:ilvl="8" w:tplc="14090005" w:tentative="1">
+      <w:start w:val="1"/>
+      <w:numFmt w:val="bullet"/>
+      <w:lvlText w:val=""/>
+      <w:lvlJc w:val="left"/>
+      <w:pPr>
+        <w:ind w:left="6480" w:hanging="360"/>
+      </w:pPr>
+      <w:rPr>
+        <w:rFonts w:ascii="Wingdings" w:hAnsi="Wingdings" w:hint="default"/>
+      </w:rPr>
+    </w:lvl>
+  </w:abstractNum>
+  <w:num w:numId="1" w16cid:durableId="449280155">
+    <w:abstractNumId w:val="2"/>
+  </w:num>
+  <w:num w:numId="2" w16cid:durableId="949897403">
+    <w:abstractNumId w:val="0"/>
+  </w:num>
+  <w:num w:numId="3" w16cid:durableId="565799713">
+    <w:abstractNumId w:val="1"/>
+  </w:num>
+</w:numbering>
 </file>
 
 <file path=word/styles.xml><?xml version="1.0" encoding="utf-8"?>
@@ -616,7 +3518,6 @@
   <w:style w:type="character" w:default="1" w:styleId="DefaultParagraphFont">
     <w:name w:val="Default Paragraph Font"/>
     <w:uiPriority w:val="1"/>
-    <w:semiHidden/>
     <w:unhideWhenUsed/>
   </w:style>
   <w:style w:type="table" w:default="1" w:styleId="TableNormal">

--- a/Progress Report.docx
+++ b/Progress Report.docx
@@ -2,6 +2,7112 @@
 <file path=word/document.xml><?xml version="1.0" encoding="utf-8"?>
 <w:document xmlns:wpc="http://schemas.microsoft.com/office/word/2010/wordprocessingCanvas" xmlns:cx="http://schemas.microsoft.com/office/drawing/2014/chartex" xmlns:cx1="http://schemas.microsoft.com/office/drawing/2015/9/8/chartex" xmlns:cx2="http://schemas.microsoft.com/office/drawing/2015/10/21/chartex" xmlns:cx3="http://schemas.microsoft.com/office/drawing/2016/5/9/chartex" xmlns:cx4="http://schemas.microsoft.com/office/drawing/2016/5/10/chartex" xmlns:cx5="http://schemas.microsoft.com/office/drawing/2016/5/11/chartex" xmlns:cx6="http://schemas.microsoft.com/office/drawing/2016/5/12/chartex" xmlns:cx7="http://schemas.microsoft.com/office/drawing/2016/5/13/chartex" xmlns:cx8="http://schemas.microsoft.com/office/drawing/2016/5/14/chartex" xmlns:mc="http://schemas.openxmlformats.org/markup-compatibility/2006" xmlns:aink="http://schemas.microsoft.com/office/drawing/2016/ink" xmlns:am3d="http://schemas.microsoft.com/office/drawing/2017/model3d" xmlns:o="urn:schemas-microsoft-com:office:office" xmlns:oel="http://schemas.microsoft.com/office/2019/extlst" xmlns:r="http://schemas.openxmlformats.org/officeDocument/2006/relationships" xmlns:m="http://schemas.openxmlformats.org/officeDocument/2006/math" xmlns:v="urn:schemas-microsoft-com:vml" xmlns:wp14="http://schemas.microsoft.com/office/word/2010/wordprocessingDrawing" xmlns:wp="http://schemas.openxmlformats.org/drawingml/2006/wordprocessingDrawing" xmlns:w10="urn:schemas-microsoft-com:office:word" xmlns:w="http://schemas.openxmlformats.org/wordprocessingml/2006/main" xmlns:w14="http://schemas.microsoft.com/office/word/2010/wordml" xmlns:w15="http://schemas.microsoft.com/office/word/2012/wordml" xmlns:w16cex="http://schemas.microsoft.com/office/word/2018/wordml/cex" xmlns:w16cid="http://schemas.microsoft.com/office/word/2016/wordml/cid" xmlns:w16="http://schemas.microsoft.com/office/word/2018/wordml" xmlns:w16du="http://schemas.microsoft.com/office/word/2023/wordml/word16du" xmlns:w16sdtdh="http://schemas.microsoft.com/office/word/2020/wordml/sdtdatahash" xmlns:w16sdtfl="http://schemas.microsoft.com/office/word/2024/wordml/sdtformatlock" xmlns:w16se="http://schemas.microsoft.com/office/word/2015/wordml/symex" xmlns:wpg="http://schemas.microsoft.com/office/word/2010/wordprocessingGroup" xmlns:wpi="http://schemas.microsoft.com/office/word/2010/wordprocessingInk" xmlns:wne="http://schemas.microsoft.com/office/word/2006/wordml" xmlns:wps="http://schemas.microsoft.com/office/word/2010/wordprocessingShape" mc:Ignorable="w14 w15 w16se w16cid w16 w16cex w16sdtdh w16sdtfl w16du wp14">
   <w:body>
+    <w:p>
+      <w:pPr>
+        <w:rPr>
+          <w:b/>
+          <w:bCs/>
+          <w:lang w:val="en-US"/>
+        </w:rPr>
+      </w:pPr>
+      <w:r>
+        <w:rPr>
+          <w:b/>
+          <w:bCs/>
+          <w:lang w:val="en-US"/>
+        </w:rPr>
+        <w:t>Task 1:</w:t>
+      </w:r>
+    </w:p>
+    <w:p>
+      <w:pPr>
+        <w:pStyle w:val="ListParagraph"/>
+        <w:numPr>
+          <w:ilvl w:val="0"/>
+          <w:numId w:val="2"/>
+        </w:numPr>
+        <w:rPr>
+          <w:b/>
+          <w:bCs/>
+          <w:lang w:val="en-US"/>
+        </w:rPr>
+      </w:pPr>
+      <w:r>
+        <w:rPr>
+          <w:b/>
+          <w:bCs/>
+          <w:lang w:val="en-US"/>
+        </w:rPr>
+        <w:t>Overview Of the Selected Organization</w:t>
+      </w:r>
+    </w:p>
+    <w:p>
+      <w:pPr>
+        <w:rPr>
+          <w:b/>
+          <w:bCs/>
+          <w:lang w:val="en-US"/>
+        </w:rPr>
+      </w:pPr>
+      <w:r>
+        <w:rPr>
+          <w:b/>
+          <w:bCs/>
+          <w:lang w:val="en-US"/>
+        </w:rPr>
+        <w:t xml:space="preserve">Problem </w:t>
+      </w:r>
+      <w:r>
+        <w:rPr>
+          <w:b/>
+          <w:bCs/>
+          <w:lang w:val="en-US"/>
+        </w:rPr>
+        <w:t>statement:</w:t>
+      </w:r>
+    </w:p>
+    <w:p>
+      <w:r>
+        <w:t xml:space="preserve">Mainfreight </w:t>
+      </w:r>
+      <w:r>
+        <w:t xml:space="preserve">is a </w:t>
+      </w:r>
+      <w:r>
+        <w:t>global</w:t>
+      </w:r>
+      <w:r>
+        <w:t xml:space="preserve"> </w:t>
+      </w:r>
+      <w:r>
+        <w:t>coordination</w:t>
+      </w:r>
+      <w:r>
+        <w:t xml:space="preserve"> and supply chain company that is </w:t>
+      </w:r>
+      <w:r>
+        <w:t>known</w:t>
+      </w:r>
+      <w:r>
+        <w:t xml:space="preserve"> for managing the </w:t>
+      </w:r>
+      <w:r>
+        <w:t>transportation</w:t>
+      </w:r>
+      <w:r>
+        <w:t xml:space="preserve"> , </w:t>
+      </w:r>
+      <w:r>
+        <w:t>storage,</w:t>
+      </w:r>
+      <w:r>
+        <w:t xml:space="preserve"> and delivery of good across the world</w:t>
+      </w:r>
+      <w:r>
+        <w:t xml:space="preserve">. It </w:t>
+      </w:r>
+      <w:r>
+        <w:t xml:space="preserve">operates across multiple departments including </w:t>
+      </w:r>
+      <w:r>
+        <w:t>Transport Operations</w:t>
+      </w:r>
+      <w:r>
+        <w:t>, warehousing</w:t>
+      </w:r>
+      <w:r>
+        <w:t xml:space="preserve"> services</w:t>
+      </w:r>
+      <w:r>
+        <w:t>, customer servic</w:t>
+      </w:r>
+      <w:r>
+        <w:t>e</w:t>
+      </w:r>
+      <w:r>
+        <w:t xml:space="preserve">s, Air &amp; ocean freight </w:t>
+      </w:r>
+      <w:r>
+        <w:t>services,</w:t>
+      </w:r>
+      <w:r>
+        <w:t xml:space="preserve"> and information techno</w:t>
+      </w:r>
+      <w:r>
+        <w:t>logy systems</w:t>
+      </w:r>
+      <w:r>
+        <w:t xml:space="preserve"> which all work together to </w:t>
+      </w:r>
+      <w:r>
+        <w:t>manage</w:t>
+      </w:r>
+      <w:r>
+        <w:t xml:space="preserve"> efficient shipment </w:t>
+      </w:r>
+      <w:r>
+        <w:t xml:space="preserve">and </w:t>
+      </w:r>
+      <w:r>
+        <w:t>timely</w:t>
+      </w:r>
+      <w:r>
+        <w:t xml:space="preserve"> delivery.</w:t>
+      </w:r>
+      <w:r>
+        <w:t xml:space="preserve"> They </w:t>
+      </w:r>
+      <w:r>
+        <w:t>support</w:t>
+      </w:r>
+      <w:r>
+        <w:t xml:space="preserve"> the domestic and international </w:t>
+      </w:r>
+      <w:r>
+        <w:t>coordination</w:t>
+      </w:r>
+      <w:r>
+        <w:t xml:space="preserve"> operation and rely on the information and </w:t>
+      </w:r>
+      <w:r>
+        <w:t>data</w:t>
+      </w:r>
+      <w:r>
+        <w:t xml:space="preserve"> to make sure there is efficient shipment </w:t>
+      </w:r>
+      <w:r>
+        <w:t>h</w:t>
+      </w:r>
+      <w:r>
+        <w:t>and</w:t>
+      </w:r>
+      <w:r>
+        <w:t>l</w:t>
+      </w:r>
+      <w:r>
+        <w:t xml:space="preserve">ing and </w:t>
+      </w:r>
+      <w:r>
+        <w:t>delivery</w:t>
+      </w:r>
+    </w:p>
+    <w:p>
+      <w:r>
+        <w:t xml:space="preserve">Managing </w:t>
+      </w:r>
+      <w:r>
+        <w:t>coordination</w:t>
+      </w:r>
+      <w:r>
+        <w:t xml:space="preserve"> at a  </w:t>
+      </w:r>
+      <w:r>
+        <w:t>global</w:t>
+      </w:r>
+      <w:r>
+        <w:t xml:space="preserve"> </w:t>
+      </w:r>
+      <w:r>
+        <w:t xml:space="preserve">level require a lot of coordination between the </w:t>
+      </w:r>
+      <w:r>
+        <w:t>departments</w:t>
+      </w:r>
+      <w:r>
+        <w:t xml:space="preserve"> mentioned above. </w:t>
+      </w:r>
+      <w:r>
+        <w:t>Currently</w:t>
+      </w:r>
+      <w:r>
+        <w:t xml:space="preserve"> </w:t>
+      </w:r>
+      <w:r>
+        <w:t xml:space="preserve">we are assuming </w:t>
+      </w:r>
+      <w:r>
+        <w:t xml:space="preserve">these </w:t>
+      </w:r>
+      <w:r>
+        <w:t>departments</w:t>
+      </w:r>
+      <w:r>
+        <w:t xml:space="preserve"> </w:t>
+      </w:r>
+      <w:r>
+        <w:t xml:space="preserve">all communicate using </w:t>
+      </w:r>
+      <w:r>
+        <w:t>manual updates such as emails, an</w:t>
+      </w:r>
+      <w:r>
+        <w:t>d internal</w:t>
+      </w:r>
+      <w:r>
+        <w:t xml:space="preserve"> communication systems between staff to share shipment information. </w:t>
+      </w:r>
+      <w:r>
+        <w:t>Customer</w:t>
+      </w:r>
+      <w:r>
+        <w:t xml:space="preserve"> service also makes use of a basic tracking update page that </w:t>
+      </w:r>
+      <w:r>
+        <w:t>helps</w:t>
+      </w:r>
+      <w:r>
+        <w:t xml:space="preserve"> them communicate with</w:t>
+      </w:r>
+      <w:r>
+        <w:t xml:space="preserve"> their</w:t>
+      </w:r>
+      <w:r>
+        <w:t xml:space="preserve"> </w:t>
+      </w:r>
+      <w:r>
+        <w:t>clientele</w:t>
+      </w:r>
+      <w:r>
+        <w:t xml:space="preserve">. This often results in </w:t>
+      </w:r>
+      <w:r>
+        <w:t>inconsistency</w:t>
+      </w:r>
+      <w:r>
+        <w:t xml:space="preserve">, delays and </w:t>
+      </w:r>
+      <w:r>
+        <w:t>inaccurate</w:t>
+      </w:r>
+      <w:r>
+        <w:t xml:space="preserve"> information </w:t>
+      </w:r>
+      <w:r>
+        <w:t>being</w:t>
+      </w:r>
+      <w:r>
+        <w:t xml:space="preserve"> </w:t>
+      </w:r>
+      <w:r>
+        <w:t>displayed</w:t>
+      </w:r>
+      <w:r>
+        <w:t xml:space="preserve"> </w:t>
+      </w:r>
+      <w:r>
+        <w:t>and</w:t>
+      </w:r>
+      <w:r>
+        <w:t xml:space="preserve"> relayed in between departments.</w:t>
+      </w:r>
+    </w:p>
+    <w:p>
+      <w:r>
+        <w:t xml:space="preserve">These manual communication methods lead to inefficiency in logic operations and negatively impacts both the performance and overall customer experience </w:t>
+      </w:r>
+    </w:p>
+    <w:p>
+      <w:r>
+        <w:t xml:space="preserve">The following </w:t>
+      </w:r>
+      <w:r>
+        <w:t xml:space="preserve">Nouns, Verbs , and </w:t>
+      </w:r>
+      <w:r>
+        <w:t>System</w:t>
+      </w:r>
+      <w:r>
+        <w:t xml:space="preserve"> actions were later used to derive requirements in task </w:t>
+      </w:r>
+      <w:r>
+        <w:t>two</w:t>
+      </w:r>
+    </w:p>
+    <w:p>
+      <w:r>
+        <w:t>Extracting Nouns:</w:t>
+      </w:r>
+    </w:p>
+    <w:p>
+      <w:pPr>
+        <w:pStyle w:val="ListParagraph"/>
+        <w:numPr>
+          <w:ilvl w:val="0"/>
+          <w:numId w:val="4"/>
+        </w:numPr>
+      </w:pPr>
+      <w:r>
+        <w:t>Shipments</w:t>
+      </w:r>
+    </w:p>
+    <w:p>
+      <w:pPr>
+        <w:pStyle w:val="ListParagraph"/>
+        <w:numPr>
+          <w:ilvl w:val="0"/>
+          <w:numId w:val="4"/>
+        </w:numPr>
+      </w:pPr>
+      <w:r>
+        <w:t>Shipments</w:t>
+      </w:r>
+      <w:r>
+        <w:t xml:space="preserve"> status</w:t>
+      </w:r>
+    </w:p>
+    <w:p>
+      <w:pPr>
+        <w:pStyle w:val="ListParagraph"/>
+        <w:numPr>
+          <w:ilvl w:val="0"/>
+          <w:numId w:val="4"/>
+        </w:numPr>
+      </w:pPr>
+      <w:r>
+        <w:t>Shipment operations</w:t>
+      </w:r>
+    </w:p>
+    <w:p>
+      <w:pPr>
+        <w:pStyle w:val="ListParagraph"/>
+        <w:numPr>
+          <w:ilvl w:val="0"/>
+          <w:numId w:val="4"/>
+        </w:numPr>
+      </w:pPr>
+      <w:r>
+        <w:t>Workflows</w:t>
+      </w:r>
+    </w:p>
+    <w:p>
+      <w:pPr>
+        <w:pStyle w:val="ListParagraph"/>
+        <w:numPr>
+          <w:ilvl w:val="0"/>
+          <w:numId w:val="4"/>
+        </w:numPr>
+      </w:pPr>
+      <w:r>
+        <w:t>Data</w:t>
+      </w:r>
+    </w:p>
+    <w:p>
+      <w:pPr>
+        <w:pStyle w:val="ListParagraph"/>
+        <w:numPr>
+          <w:ilvl w:val="0"/>
+          <w:numId w:val="4"/>
+        </w:numPr>
+      </w:pPr>
+      <w:r>
+        <w:t>Tracking</w:t>
+      </w:r>
+    </w:p>
+    <w:p>
+      <w:pPr>
+        <w:pStyle w:val="ListParagraph"/>
+        <w:numPr>
+          <w:ilvl w:val="0"/>
+          <w:numId w:val="4"/>
+        </w:numPr>
+      </w:pPr>
+      <w:r>
+        <w:t>Operation</w:t>
+      </w:r>
+    </w:p>
+    <w:p>
+      <w:pPr>
+        <w:pStyle w:val="ListParagraph"/>
+        <w:numPr>
+          <w:ilvl w:val="0"/>
+          <w:numId w:val="4"/>
+        </w:numPr>
+      </w:pPr>
+      <w:r>
+        <w:t>Warehousing</w:t>
+      </w:r>
+    </w:p>
+    <w:p>
+      <w:pPr>
+        <w:pStyle w:val="ListParagraph"/>
+        <w:numPr>
+          <w:ilvl w:val="0"/>
+          <w:numId w:val="4"/>
+        </w:numPr>
+      </w:pPr>
+      <w:r>
+        <w:t>Customer service</w:t>
+      </w:r>
+    </w:p>
+    <w:p>
+      <w:pPr>
+        <w:pStyle w:val="ListParagraph"/>
+        <w:numPr>
+          <w:ilvl w:val="0"/>
+          <w:numId w:val="4"/>
+        </w:numPr>
+      </w:pPr>
+      <w:r>
+        <w:t xml:space="preserve">Transport operations </w:t>
+      </w:r>
+    </w:p>
+    <w:p>
+      <w:pPr>
+        <w:pStyle w:val="ListParagraph"/>
+        <w:numPr>
+          <w:ilvl w:val="0"/>
+          <w:numId w:val="4"/>
+        </w:numPr>
+      </w:pPr>
+      <w:r>
+        <w:t>Warehousing service</w:t>
+      </w:r>
+      <w:r>
+        <w:t>s</w:t>
+      </w:r>
+    </w:p>
+    <w:p>
+      <w:pPr>
+        <w:pStyle w:val="ListParagraph"/>
+        <w:numPr>
+          <w:ilvl w:val="0"/>
+          <w:numId w:val="4"/>
+        </w:numPr>
+      </w:pPr>
+      <w:r>
+        <w:t xml:space="preserve">Air &amp; ocean freight </w:t>
+      </w:r>
+    </w:p>
+    <w:p>
+      <w:pPr>
+        <w:pStyle w:val="ListParagraph"/>
+        <w:numPr>
+          <w:ilvl w:val="0"/>
+          <w:numId w:val="4"/>
+        </w:numPr>
+      </w:pPr>
+      <w:r>
+        <w:t>International</w:t>
+      </w:r>
+      <w:r>
+        <w:t xml:space="preserve"> operations</w:t>
+      </w:r>
+    </w:p>
+    <w:p>
+      <w:pPr>
+        <w:pStyle w:val="ListParagraph"/>
+        <w:numPr>
+          <w:ilvl w:val="0"/>
+          <w:numId w:val="4"/>
+        </w:numPr>
+      </w:pPr>
+      <w:r>
+        <w:t xml:space="preserve">IT systems </w:t>
+      </w:r>
+    </w:p>
+    <w:p>
+      <w:pPr>
+        <w:pStyle w:val="ListParagraph"/>
+        <w:numPr>
+          <w:ilvl w:val="0"/>
+          <w:numId w:val="4"/>
+        </w:numPr>
+      </w:pPr>
+      <w:r>
+        <w:t>Communication</w:t>
+      </w:r>
+    </w:p>
+    <w:p>
+      <w:pPr>
+        <w:pStyle w:val="ListParagraph"/>
+        <w:numPr>
+          <w:ilvl w:val="0"/>
+          <w:numId w:val="4"/>
+        </w:numPr>
+      </w:pPr>
+      <w:r>
+        <w:lastRenderedPageBreak/>
+        <w:t>information</w:t>
+      </w:r>
+    </w:p>
+    <w:p/>
+    <w:p>
+      <w:r>
+        <w:t>Nouns Extraction:</w:t>
+      </w:r>
+    </w:p>
+    <w:p>
+      <w:r>
+        <w:t xml:space="preserve">These are the relevant nouns found after filtering </w:t>
+      </w:r>
+      <w:r>
+        <w:t>irrelevant</w:t>
+      </w:r>
+      <w:r>
+        <w:t xml:space="preserve"> and abstract terms:</w:t>
+      </w:r>
+    </w:p>
+    <w:p>
+      <w:pPr>
+        <w:pStyle w:val="ListParagraph"/>
+        <w:numPr>
+          <w:ilvl w:val="0"/>
+          <w:numId w:val="1"/>
+        </w:numPr>
+      </w:pPr>
+      <w:r>
+        <w:t>shipments</w:t>
+      </w:r>
+    </w:p>
+    <w:p>
+      <w:pPr>
+        <w:pStyle w:val="ListParagraph"/>
+        <w:numPr>
+          <w:ilvl w:val="0"/>
+          <w:numId w:val="1"/>
+        </w:numPr>
+      </w:pPr>
+      <w:r>
+        <w:t>shipment status</w:t>
+      </w:r>
+    </w:p>
+    <w:p>
+      <w:pPr>
+        <w:pStyle w:val="ListParagraph"/>
+        <w:numPr>
+          <w:ilvl w:val="0"/>
+          <w:numId w:val="1"/>
+        </w:numPr>
+      </w:pPr>
+      <w:r>
+        <w:t>shipment operations</w:t>
+      </w:r>
+    </w:p>
+    <w:p>
+      <w:pPr>
+        <w:pStyle w:val="ListParagraph"/>
+        <w:numPr>
+          <w:ilvl w:val="0"/>
+          <w:numId w:val="1"/>
+        </w:numPr>
+      </w:pPr>
+      <w:r>
+        <w:t>workflows</w:t>
+      </w:r>
+    </w:p>
+    <w:p>
+      <w:pPr>
+        <w:pStyle w:val="ListParagraph"/>
+        <w:numPr>
+          <w:ilvl w:val="0"/>
+          <w:numId w:val="1"/>
+        </w:numPr>
+      </w:pPr>
+      <w:r>
+        <w:t>data</w:t>
+      </w:r>
+    </w:p>
+    <w:p>
+      <w:pPr>
+        <w:pStyle w:val="ListParagraph"/>
+        <w:numPr>
+          <w:ilvl w:val="0"/>
+          <w:numId w:val="1"/>
+        </w:numPr>
+      </w:pPr>
+      <w:r>
+        <w:t>tracking</w:t>
+      </w:r>
+    </w:p>
+    <w:p>
+      <w:pPr>
+        <w:pStyle w:val="ListParagraph"/>
+        <w:numPr>
+          <w:ilvl w:val="0"/>
+          <w:numId w:val="1"/>
+        </w:numPr>
+      </w:pPr>
+      <w:r>
+        <w:t>transport operations</w:t>
+      </w:r>
+    </w:p>
+    <w:p>
+      <w:pPr>
+        <w:pStyle w:val="ListParagraph"/>
+        <w:numPr>
+          <w:ilvl w:val="0"/>
+          <w:numId w:val="1"/>
+        </w:numPr>
+      </w:pPr>
+      <w:r>
+        <w:t>warehousing services</w:t>
+      </w:r>
+    </w:p>
+    <w:p>
+      <w:pPr>
+        <w:pStyle w:val="ListParagraph"/>
+        <w:numPr>
+          <w:ilvl w:val="0"/>
+          <w:numId w:val="1"/>
+        </w:numPr>
+      </w:pPr>
+      <w:r>
+        <w:t>customer services</w:t>
+      </w:r>
+    </w:p>
+    <w:p>
+      <w:pPr>
+        <w:pStyle w:val="ListParagraph"/>
+        <w:numPr>
+          <w:ilvl w:val="0"/>
+          <w:numId w:val="1"/>
+        </w:numPr>
+      </w:pPr>
+      <w:r>
+        <w:t xml:space="preserve">air &amp; ocean freight </w:t>
+      </w:r>
+      <w:r>
+        <w:t>services</w:t>
+      </w:r>
+    </w:p>
+    <w:p>
+      <w:pPr>
+        <w:pStyle w:val="ListParagraph"/>
+        <w:numPr>
+          <w:ilvl w:val="0"/>
+          <w:numId w:val="1"/>
+        </w:numPr>
+      </w:pPr>
+      <w:r>
+        <w:t>information systems</w:t>
+      </w:r>
+    </w:p>
+    <w:p>
+      <w:pPr>
+        <w:pStyle w:val="ListParagraph"/>
+        <w:numPr>
+          <w:ilvl w:val="0"/>
+          <w:numId w:val="1"/>
+        </w:numPr>
+      </w:pPr>
+      <w:r>
+        <w:t>communications</w:t>
+      </w:r>
+    </w:p>
+    <w:p/>
+    <w:p>
+      <w:r>
+        <w:t>Extracting Verbs:</w:t>
+      </w:r>
+    </w:p>
+    <w:p>
+      <w:pPr>
+        <w:pStyle w:val="ListParagraph"/>
+        <w:numPr>
+          <w:ilvl w:val="0"/>
+          <w:numId w:val="1"/>
+        </w:numPr>
+      </w:pPr>
+      <w:r>
+        <w:t>manage</w:t>
+      </w:r>
+    </w:p>
+    <w:p>
+      <w:pPr>
+        <w:pStyle w:val="ListParagraph"/>
+        <w:numPr>
+          <w:ilvl w:val="0"/>
+          <w:numId w:val="1"/>
+        </w:numPr>
+      </w:pPr>
+      <w:r>
+        <w:t>coordinate</w:t>
+      </w:r>
+    </w:p>
+    <w:p>
+      <w:pPr>
+        <w:pStyle w:val="ListParagraph"/>
+        <w:numPr>
+          <w:ilvl w:val="0"/>
+          <w:numId w:val="1"/>
+        </w:numPr>
+      </w:pPr>
+      <w:r>
+        <w:t>provide</w:t>
+      </w:r>
+    </w:p>
+    <w:p>
+      <w:pPr>
+        <w:pStyle w:val="ListParagraph"/>
+        <w:numPr>
+          <w:ilvl w:val="0"/>
+          <w:numId w:val="1"/>
+        </w:numPr>
+      </w:pPr>
+      <w:r>
+        <w:t>communicate</w:t>
+      </w:r>
+    </w:p>
+    <w:p>
+      <w:r>
+        <w:t xml:space="preserve">Verbs after eliminating </w:t>
+      </w:r>
+      <w:r>
+        <w:t xml:space="preserve"> (Relevant Actions)</w:t>
+      </w:r>
+    </w:p>
+    <w:p>
+      <w:pPr>
+        <w:pStyle w:val="ListParagraph"/>
+        <w:numPr>
+          <w:ilvl w:val="0"/>
+          <w:numId w:val="1"/>
+        </w:numPr>
+      </w:pPr>
+      <w:r>
+        <w:t>manage</w:t>
+      </w:r>
+    </w:p>
+    <w:p>
+      <w:pPr>
+        <w:pStyle w:val="ListParagraph"/>
+        <w:numPr>
+          <w:ilvl w:val="0"/>
+          <w:numId w:val="1"/>
+        </w:numPr>
+      </w:pPr>
+      <w:r>
+        <w:t>coordinate</w:t>
+      </w:r>
+    </w:p>
+    <w:p>
+      <w:pPr>
+        <w:pStyle w:val="ListParagraph"/>
+        <w:numPr>
+          <w:ilvl w:val="0"/>
+          <w:numId w:val="1"/>
+        </w:numPr>
+      </w:pPr>
+      <w:r>
+        <w:t>provide</w:t>
+      </w:r>
+    </w:p>
+    <w:p>
+      <w:pPr>
+        <w:pStyle w:val="ListParagraph"/>
+        <w:numPr>
+          <w:ilvl w:val="0"/>
+          <w:numId w:val="1"/>
+        </w:numPr>
+      </w:pPr>
+      <w:r>
+        <w:t>communicate</w:t>
+      </w:r>
+    </w:p>
+    <w:p>
+      <w:r>
+        <w:t>Refined System Actions</w:t>
+      </w:r>
+      <w:r>
+        <w:t>:</w:t>
+      </w:r>
+    </w:p>
+    <w:p>
+      <w:pPr>
+        <w:pStyle w:val="ListParagraph"/>
+        <w:numPr>
+          <w:ilvl w:val="0"/>
+          <w:numId w:val="1"/>
+        </w:numPr>
+      </w:pPr>
+      <w:r>
+        <w:t>track shipments</w:t>
+      </w:r>
+    </w:p>
+    <w:p>
+      <w:pPr>
+        <w:pStyle w:val="ListParagraph"/>
+        <w:numPr>
+          <w:ilvl w:val="0"/>
+          <w:numId w:val="1"/>
+        </w:numPr>
+      </w:pPr>
+      <w:r>
+        <w:t>update shipment Status</w:t>
+      </w:r>
+    </w:p>
+    <w:p>
+      <w:pPr>
+        <w:pStyle w:val="ListParagraph"/>
+        <w:numPr>
+          <w:ilvl w:val="0"/>
+          <w:numId w:val="1"/>
+        </w:numPr>
+      </w:pPr>
+      <w:r>
+        <w:t>manage shipment operations</w:t>
+      </w:r>
+    </w:p>
+    <w:p>
+      <w:pPr>
+        <w:pStyle w:val="ListParagraph"/>
+        <w:numPr>
+          <w:ilvl w:val="0"/>
+          <w:numId w:val="1"/>
+        </w:numPr>
+      </w:pPr>
+      <w:r>
+        <w:t>mange workflows</w:t>
+      </w:r>
+    </w:p>
+    <w:p>
+      <w:pPr>
+        <w:pStyle w:val="ListParagraph"/>
+        <w:numPr>
+          <w:ilvl w:val="0"/>
+          <w:numId w:val="1"/>
+        </w:numPr>
+      </w:pPr>
+      <w:r>
+        <w:t>coordinate shipment operations</w:t>
+      </w:r>
+    </w:p>
+    <w:p>
+      <w:pPr>
+        <w:pStyle w:val="ListParagraph"/>
+        <w:numPr>
+          <w:ilvl w:val="0"/>
+          <w:numId w:val="1"/>
+        </w:numPr>
+      </w:pPr>
+      <w:r>
+        <w:t>provide tracking information</w:t>
+      </w:r>
+    </w:p>
+    <w:p>
+      <w:pPr>
+        <w:pStyle w:val="ListParagraph"/>
+        <w:numPr>
+          <w:ilvl w:val="0"/>
+          <w:numId w:val="1"/>
+        </w:numPr>
+      </w:pPr>
+      <w:r>
+        <w:t>communicate shipment information</w:t>
+      </w:r>
+    </w:p>
+    <w:p>
+      <w:pPr>
+        <w:pStyle w:val="ListParagraph"/>
+      </w:pPr>
+    </w:p>
+    <w:p>
+      <w:pPr>
+        <w:pStyle w:val="ListParagraph"/>
+        <w:numPr>
+          <w:ilvl w:val="0"/>
+          <w:numId w:val="2"/>
+        </w:numPr>
+        <w:rPr>
+          <w:b/>
+          <w:bCs/>
+        </w:rPr>
+      </w:pPr>
+      <w:r>
+        <w:rPr>
+          <w:b/>
+          <w:bCs/>
+        </w:rPr>
+        <w:lastRenderedPageBreak/>
+        <w:t>Departmental Structure and Responsibilities</w:t>
+      </w:r>
+    </w:p>
+    <w:p>
+      <w:pPr>
+        <w:rPr>
+          <w:b/>
+          <w:bCs/>
+        </w:rPr>
+      </w:pPr>
+    </w:p>
+    <w:p>
+      <w:r>
+        <w:t xml:space="preserve">There are many departments at Mainfreight </w:t>
+      </w:r>
+      <w:r>
+        <w:t>such as transport services, warehousing, international freight, and customer-facing services.</w:t>
+      </w:r>
+      <w:r>
+        <w:t xml:space="preserve"> </w:t>
+      </w:r>
+      <w:r>
+        <w:t>All</w:t>
+      </w:r>
+      <w:r>
+        <w:t xml:space="preserve"> these </w:t>
+      </w:r>
+      <w:r>
+        <w:t>departments</w:t>
+      </w:r>
+      <w:r>
+        <w:t xml:space="preserve"> an</w:t>
+      </w:r>
+      <w:r>
+        <w:t>d</w:t>
+      </w:r>
+      <w:r>
+        <w:t xml:space="preserve"> many </w:t>
+      </w:r>
+      <w:r>
+        <w:t>more</w:t>
+      </w:r>
+      <w:r>
+        <w:t xml:space="preserve"> work together to make sure that operations are managed effectively. In context of this system we are </w:t>
+      </w:r>
+      <w:r>
+        <w:t>focusing</w:t>
+      </w:r>
+      <w:r>
+        <w:t xml:space="preserve"> on</w:t>
+      </w:r>
+      <w:r>
+        <w:t xml:space="preserve"> five</w:t>
+      </w:r>
+      <w:r>
+        <w:t xml:space="preserve"> of the core </w:t>
+      </w:r>
+      <w:r>
+        <w:t>departments</w:t>
+      </w:r>
+      <w:r>
+        <w:t xml:space="preserve"> that are </w:t>
+      </w:r>
+      <w:r>
+        <w:t>involved</w:t>
+      </w:r>
+      <w:r>
+        <w:t xml:space="preserve"> </w:t>
+      </w:r>
+      <w:r>
+        <w:t>directly</w:t>
+      </w:r>
+      <w:r>
+        <w:t xml:space="preserve"> in </w:t>
+      </w:r>
+      <w:r>
+        <w:t>t</w:t>
+      </w:r>
+      <w:r>
+        <w:t xml:space="preserve">he shipment tracking and </w:t>
+      </w:r>
+      <w:r>
+        <w:t>coordination</w:t>
+      </w:r>
+      <w:r>
+        <w:t xml:space="preserve">. We are focusing on </w:t>
+      </w:r>
+      <w:r>
+        <w:t xml:space="preserve">Transport </w:t>
+      </w:r>
+      <w:r>
+        <w:t>operations</w:t>
+      </w:r>
+      <w:r>
+        <w:t>, warehous</w:t>
+      </w:r>
+      <w:r>
+        <w:t>ing services</w:t>
+      </w:r>
+      <w:r>
+        <w:t>,</w:t>
+      </w:r>
+      <w:r>
+        <w:t xml:space="preserve"> c</w:t>
+      </w:r>
+      <w:r>
+        <w:t>ustomer service</w:t>
+      </w:r>
+      <w:r>
+        <w:t xml:space="preserve">s, Air&amp; oceans services, and </w:t>
+      </w:r>
+      <w:r>
+        <w:t>IT departments</w:t>
+      </w:r>
+      <w:r>
+        <w:t>.</w:t>
+      </w:r>
+    </w:p>
+    <w:p/>
+    <w:p>
+      <w:r>
+        <w:t xml:space="preserve">Transport </w:t>
+      </w:r>
+      <w:r>
+        <w:t>Operations department:</w:t>
+      </w:r>
+    </w:p>
+    <w:p>
+      <w:r>
+        <w:t xml:space="preserve">This is the department </w:t>
+      </w:r>
+      <w:r>
+        <w:t>that</w:t>
+      </w:r>
+      <w:r>
+        <w:t xml:space="preserve"> tis </w:t>
+      </w:r>
+      <w:r>
+        <w:t>responsible</w:t>
+      </w:r>
+      <w:r>
+        <w:t xml:space="preserve"> for coordination the </w:t>
+      </w:r>
+      <w:r>
+        <w:t>transport</w:t>
+      </w:r>
+      <w:r>
+        <w:t xml:space="preserve"> </w:t>
+      </w:r>
+      <w:r>
+        <w:t>series and</w:t>
+      </w:r>
+      <w:r>
+        <w:t xml:space="preserve"> manging the shipment  </w:t>
+      </w:r>
+      <w:r>
+        <w:t>moment</w:t>
+      </w:r>
+      <w:r>
+        <w:t xml:space="preserve"> across the supply chain. This </w:t>
+      </w:r>
+      <w:r>
+        <w:t>includes</w:t>
+      </w:r>
+      <w:r>
+        <w:t xml:space="preserve"> </w:t>
+      </w:r>
+      <w:r>
+        <w:t>assigning</w:t>
+      </w:r>
+      <w:r>
+        <w:t xml:space="preserve"> the routes to the drivers and coordinating </w:t>
+      </w:r>
+      <w:r>
+        <w:t xml:space="preserve">with </w:t>
+      </w:r>
+      <w:r>
+        <w:t xml:space="preserve">their </w:t>
+      </w:r>
+      <w:r>
+        <w:t>contractors</w:t>
+      </w:r>
+      <w:r>
+        <w:t xml:space="preserve">, </w:t>
+      </w:r>
+      <w:r>
+        <w:t>monitoring</w:t>
+      </w:r>
+      <w:r>
+        <w:t xml:space="preserve"> the </w:t>
+      </w:r>
+      <w:r>
+        <w:t>deliveries,</w:t>
+      </w:r>
+      <w:r>
+        <w:t xml:space="preserve"> and handling </w:t>
+      </w:r>
+      <w:r>
+        <w:t>unforeseen</w:t>
+      </w:r>
+      <w:r>
+        <w:t xml:space="preserve"> situations such as refunds, or sent </w:t>
+      </w:r>
+      <w:r>
+        <w:t>to</w:t>
+      </w:r>
+      <w:r>
+        <w:t xml:space="preserve"> the wrong address and </w:t>
+      </w:r>
+      <w:r>
+        <w:t>final</w:t>
+      </w:r>
+      <w:r>
+        <w:t xml:space="preserve"> </w:t>
+      </w:r>
+      <w:r>
+        <w:t>delivers</w:t>
+      </w:r>
+      <w:r>
+        <w:t xml:space="preserve"> </w:t>
+      </w:r>
+      <w:r>
+        <w:t>as well</w:t>
+      </w:r>
+      <w:r>
+        <w:t xml:space="preserve"> as cancellations. </w:t>
+      </w:r>
+      <w:r>
+        <w:t xml:space="preserve">The operations department </w:t>
+      </w:r>
+      <w:r>
+        <w:t>must</w:t>
+      </w:r>
+      <w:r>
+        <w:t xml:space="preserve"> mana</w:t>
+      </w:r>
+      <w:r>
+        <w:t>g</w:t>
+      </w:r>
+      <w:r>
+        <w:t xml:space="preserve">e the </w:t>
+      </w:r>
+      <w:r>
+        <w:t>shipments</w:t>
+      </w:r>
+      <w:r>
+        <w:t xml:space="preserve"> that need to be </w:t>
+      </w:r>
+      <w:r>
+        <w:t>rescheduled</w:t>
+      </w:r>
+      <w:r>
+        <w:t xml:space="preserve"> retuned and </w:t>
+      </w:r>
+      <w:r>
+        <w:t>redirected</w:t>
+      </w:r>
+      <w:r>
+        <w:t>.</w:t>
+      </w:r>
+      <w:r>
+        <w:t xml:space="preserve"> In context of this </w:t>
+      </w:r>
+      <w:r>
+        <w:t xml:space="preserve">project the staff purely </w:t>
+      </w:r>
+      <w:r>
+        <w:t>rely</w:t>
+      </w:r>
+      <w:r>
+        <w:t xml:space="preserve"> on </w:t>
+      </w:r>
+      <w:r>
+        <w:t>timely</w:t>
+      </w:r>
+      <w:r>
+        <w:t xml:space="preserve"> information to </w:t>
+      </w:r>
+      <w:r>
+        <w:t>manage this process</w:t>
+      </w:r>
+      <w:r>
+        <w:t xml:space="preserve"> </w:t>
+      </w:r>
+      <w:r>
+        <w:t>efficiently</w:t>
+      </w:r>
+      <w:r>
+        <w:t xml:space="preserve">. </w:t>
+      </w:r>
+      <w:r>
+        <w:t>However,</w:t>
+      </w:r>
+      <w:r>
+        <w:t xml:space="preserve"> the methods </w:t>
+      </w:r>
+      <w:r>
+        <w:t xml:space="preserve">that are being used right now </w:t>
+      </w:r>
+      <w:r>
+        <w:t xml:space="preserve">can create a lot </w:t>
+      </w:r>
+      <w:r>
+        <w:t>of</w:t>
+      </w:r>
+      <w:r>
+        <w:t xml:space="preserve"> delays and </w:t>
+      </w:r>
+      <w:r>
+        <w:t>inconsistencies</w:t>
+      </w:r>
+      <w:r>
+        <w:t xml:space="preserve">. </w:t>
+      </w:r>
+      <w:r>
+        <w:t>Handling</w:t>
+      </w:r>
+      <w:r>
+        <w:t xml:space="preserve"> </w:t>
+      </w:r>
+      <w:r>
+        <w:t>exceptions</w:t>
+      </w:r>
+      <w:r>
+        <w:t xml:space="preserve"> and actions can be </w:t>
+      </w:r>
+      <w:r>
+        <w:t>extremely hard</w:t>
+      </w:r>
+      <w:r>
+        <w:t xml:space="preserve"> across this department.</w:t>
+      </w:r>
+    </w:p>
+    <w:p/>
+    <w:p>
+      <w:pPr>
+        <w:rPr>
+          <w:b/>
+          <w:bCs/>
+        </w:rPr>
+      </w:pPr>
+      <w:r>
+        <w:rPr>
+          <w:b/>
+          <w:bCs/>
+        </w:rPr>
+        <w:t>Warehousing</w:t>
+      </w:r>
+      <w:r>
+        <w:rPr>
+          <w:b/>
+          <w:bCs/>
+        </w:rPr>
+        <w:t xml:space="preserve"> Services</w:t>
+      </w:r>
+      <w:r>
+        <w:rPr>
+          <w:b/>
+          <w:bCs/>
+        </w:rPr>
+        <w:t xml:space="preserve"> department:</w:t>
+      </w:r>
+    </w:p>
+    <w:p>
+      <w:r>
+        <w:t xml:space="preserve">The </w:t>
+      </w:r>
+      <w:r>
+        <w:t>warehousing</w:t>
+      </w:r>
+      <w:r>
+        <w:t xml:space="preserve"> department is </w:t>
+      </w:r>
+      <w:r>
+        <w:t>another</w:t>
+      </w:r>
+      <w:r>
+        <w:t xml:space="preserve"> </w:t>
+      </w:r>
+      <w:r>
+        <w:t>v</w:t>
+      </w:r>
+      <w:r>
+        <w:t xml:space="preserve">ery core and crucial department in the </w:t>
+      </w:r>
+      <w:r>
+        <w:t>organisation</w:t>
+      </w:r>
+      <w:r>
+        <w:t xml:space="preserve">. </w:t>
+      </w:r>
+      <w:r>
+        <w:t xml:space="preserve">It is </w:t>
+      </w:r>
+      <w:r>
+        <w:t>responsible</w:t>
+      </w:r>
+      <w:r>
+        <w:t xml:space="preserve"> for the management of </w:t>
+      </w:r>
+      <w:r>
+        <w:t>the</w:t>
+      </w:r>
+      <w:r>
+        <w:t xml:space="preserve"> </w:t>
+      </w:r>
+      <w:r>
+        <w:t>storage</w:t>
+      </w:r>
+      <w:r>
+        <w:t xml:space="preserve"> goods, Mainfreight also offer </w:t>
+      </w:r>
+      <w:r>
+        <w:t>storage</w:t>
+      </w:r>
+      <w:r>
+        <w:t xml:space="preserve"> for food items meaning they have </w:t>
+      </w:r>
+      <w:r>
+        <w:t>temperature-controlled</w:t>
+      </w:r>
+      <w:r>
+        <w:t xml:space="preserve"> </w:t>
+      </w:r>
+      <w:r>
+        <w:t>storage</w:t>
+      </w:r>
+      <w:r>
+        <w:t xml:space="preserve"> </w:t>
+      </w:r>
+      <w:r>
+        <w:t>available</w:t>
+      </w:r>
+      <w:r>
+        <w:t xml:space="preserve"> </w:t>
+      </w:r>
+      <w:r>
+        <w:t>as well</w:t>
+      </w:r>
+      <w:r>
+        <w:t>.</w:t>
+      </w:r>
+      <w:r>
+        <w:t xml:space="preserve"> This </w:t>
+      </w:r>
+      <w:r>
+        <w:t>department</w:t>
+      </w:r>
+      <w:r>
+        <w:t xml:space="preserve"> is also in charge of </w:t>
+      </w:r>
+      <w:r>
+        <w:t>organising</w:t>
+      </w:r>
+      <w:r>
+        <w:t xml:space="preserve"> </w:t>
+      </w:r>
+      <w:r>
+        <w:t>inventory</w:t>
+      </w:r>
+      <w:r>
+        <w:t xml:space="preserve"> for the business that use </w:t>
+      </w:r>
+      <w:r>
+        <w:t>man freights</w:t>
+      </w:r>
+      <w:r>
+        <w:t xml:space="preserve"> warehous9n services. Clients rely on </w:t>
+      </w:r>
+      <w:r>
+        <w:t>Mainfreight</w:t>
+      </w:r>
+      <w:r>
+        <w:t xml:space="preserve"> to store </w:t>
+      </w:r>
+      <w:r>
+        <w:t>a</w:t>
+      </w:r>
+      <w:r>
+        <w:t xml:space="preserve"> </w:t>
+      </w:r>
+      <w:r>
+        <w:t>mange</w:t>
+      </w:r>
+      <w:r>
+        <w:t xml:space="preserve"> the </w:t>
+      </w:r>
+      <w:r>
+        <w:t>products</w:t>
+      </w:r>
+      <w:r>
+        <w:t xml:space="preserve"> before they are sent for </w:t>
+      </w:r>
+      <w:r>
+        <w:t>distribution</w:t>
+      </w:r>
+      <w:r>
+        <w:t xml:space="preserve">. IN context to this </w:t>
+      </w:r>
+      <w:r>
+        <w:t>project,</w:t>
+      </w:r>
+      <w:r>
+        <w:t xml:space="preserve"> it </w:t>
+      </w:r>
+      <w:r>
+        <w:t xml:space="preserve">staff </w:t>
+      </w:r>
+      <w:r>
+        <w:t xml:space="preserve">need to keep track of inventory , process the shipment of said </w:t>
+      </w:r>
+      <w:r>
+        <w:t>inventory,</w:t>
+      </w:r>
+      <w:r>
+        <w:t xml:space="preserve"> </w:t>
+      </w:r>
+      <w:r>
+        <w:t>and</w:t>
+      </w:r>
+      <w:r>
+        <w:t xml:space="preserve"> </w:t>
+      </w:r>
+      <w:r>
+        <w:t>manage</w:t>
+      </w:r>
+      <w:r>
+        <w:t xml:space="preserve"> the returned goods.</w:t>
+      </w:r>
+    </w:p>
+    <w:p/>
+    <w:p>
+      <w:pPr>
+        <w:rPr>
+          <w:b/>
+          <w:bCs/>
+        </w:rPr>
+      </w:pPr>
+      <w:r>
+        <w:rPr>
+          <w:b/>
+          <w:bCs/>
+        </w:rPr>
+        <w:t xml:space="preserve">Customer service </w:t>
+      </w:r>
+      <w:r>
+        <w:rPr>
+          <w:b/>
+          <w:bCs/>
+        </w:rPr>
+        <w:t>department</w:t>
+      </w:r>
+      <w:r>
+        <w:rPr>
+          <w:b/>
+          <w:bCs/>
+        </w:rPr>
+        <w:t>:</w:t>
+      </w:r>
+    </w:p>
+    <w:p>
+      <w:r>
+        <w:t xml:space="preserve">This </w:t>
+      </w:r>
+      <w:r>
+        <w:t>is</w:t>
+      </w:r>
+      <w:r>
+        <w:t xml:space="preserve"> </w:t>
+      </w:r>
+      <w:r>
+        <w:t>the</w:t>
+      </w:r>
+      <w:r>
+        <w:t xml:space="preserve"> most </w:t>
+      </w:r>
+      <w:r>
+        <w:t>important</w:t>
+      </w:r>
+      <w:r>
+        <w:t xml:space="preserve"> </w:t>
+      </w:r>
+      <w:r>
+        <w:t>department</w:t>
+      </w:r>
+      <w:r>
+        <w:t xml:space="preserve"> as it serves as bridge between </w:t>
+      </w:r>
+      <w:r>
+        <w:t>customers</w:t>
+      </w:r>
+      <w:r>
+        <w:t xml:space="preserve"> , </w:t>
+      </w:r>
+      <w:r>
+        <w:t>business,</w:t>
+      </w:r>
+      <w:r>
+        <w:t xml:space="preserve"> and internal </w:t>
+      </w:r>
+      <w:r>
+        <w:t>departments</w:t>
+      </w:r>
+      <w:r>
+        <w:t xml:space="preserve">. The staff </w:t>
+      </w:r>
+      <w:r>
+        <w:t>of this</w:t>
+      </w:r>
+      <w:r>
+        <w:t xml:space="preserve"> </w:t>
+      </w:r>
+      <w:r>
+        <w:t>department</w:t>
+      </w:r>
+      <w:r>
+        <w:t xml:space="preserve"> </w:t>
+      </w:r>
+      <w:r>
+        <w:t>provide</w:t>
+      </w:r>
+      <w:r>
+        <w:t xml:space="preserve"> shipment updates , </w:t>
+      </w:r>
+      <w:r>
+        <w:t>handle</w:t>
+      </w:r>
+      <w:r>
+        <w:t xml:space="preserve"> customer </w:t>
+      </w:r>
+      <w:r>
+        <w:t>enquiries</w:t>
+      </w:r>
+      <w:r>
+        <w:t xml:space="preserve">, and support both customers receiving good </w:t>
+      </w:r>
+      <w:r>
+        <w:t>as well</w:t>
+      </w:r>
+      <w:r>
+        <w:t xml:space="preserve"> as </w:t>
+      </w:r>
+      <w:r>
+        <w:t>clients</w:t>
+      </w:r>
+      <w:r>
+        <w:t xml:space="preserve"> whose products are </w:t>
+      </w:r>
+      <w:r>
+        <w:t>being</w:t>
+      </w:r>
+      <w:r>
+        <w:t xml:space="preserve"> transported or stored. Some </w:t>
+      </w:r>
+      <w:r>
+        <w:t>of</w:t>
+      </w:r>
+      <w:r>
+        <w:t xml:space="preserve"> the </w:t>
+      </w:r>
+      <w:r>
+        <w:lastRenderedPageBreak/>
+        <w:t>responsibilities</w:t>
+      </w:r>
+      <w:r>
+        <w:t xml:space="preserve"> of this </w:t>
+      </w:r>
+      <w:r>
+        <w:t>department</w:t>
+      </w:r>
+      <w:r>
+        <w:t xml:space="preserve"> are , </w:t>
+      </w:r>
+      <w:r>
+        <w:t>relying on</w:t>
+      </w:r>
+      <w:r>
+        <w:t xml:space="preserve"> updates and helping clients</w:t>
+      </w:r>
+      <w:r>
+        <w:t xml:space="preserve"> track</w:t>
+      </w:r>
+      <w:r>
+        <w:t xml:space="preserve"> the inventory. </w:t>
+      </w:r>
+      <w:r>
+        <w:t>Clarifying</w:t>
+      </w:r>
+      <w:r>
+        <w:t xml:space="preserve"> </w:t>
+      </w:r>
+      <w:r>
+        <w:t>doubts</w:t>
+      </w:r>
+      <w:r>
+        <w:t xml:space="preserve"> of clients</w:t>
+      </w:r>
+      <w:r>
+        <w:t xml:space="preserve"> and </w:t>
+      </w:r>
+      <w:r>
+        <w:t>processing</w:t>
+      </w:r>
+      <w:r>
+        <w:t xml:space="preserve"> complaints.</w:t>
+      </w:r>
+    </w:p>
+    <w:p>
+      <w:pPr>
+        <w:rPr>
+          <w:b/>
+          <w:bCs/>
+        </w:rPr>
+      </w:pPr>
+      <w:r>
+        <w:rPr>
+          <w:b/>
+          <w:bCs/>
+        </w:rPr>
+        <w:t>Information technology department:</w:t>
+      </w:r>
+    </w:p>
+    <w:p>
+      <w:r>
+        <w:t xml:space="preserve">Tis </w:t>
+      </w:r>
+      <w:r>
+        <w:t>department</w:t>
+      </w:r>
+      <w:r>
+        <w:t xml:space="preserve"> </w:t>
+      </w:r>
+      <w:r>
+        <w:t>oversees</w:t>
+      </w:r>
+      <w:r>
+        <w:t xml:space="preserve"> manging the </w:t>
+      </w:r>
+      <w:r>
+        <w:t>organisations</w:t>
+      </w:r>
+      <w:r>
+        <w:t xml:space="preserve"> systems and </w:t>
+      </w:r>
+      <w:r>
+        <w:t>digital</w:t>
+      </w:r>
+      <w:r>
+        <w:t xml:space="preserve"> infrastructure. I</w:t>
+      </w:r>
+      <w:r>
+        <w:t xml:space="preserve">ts job is to make sure that it can </w:t>
+      </w:r>
+      <w:r>
+        <w:t>support</w:t>
+      </w:r>
+      <w:r>
+        <w:t xml:space="preserve"> shipment tracking </w:t>
+      </w:r>
+      <w:r>
+        <w:t>problems</w:t>
+      </w:r>
+      <w:r>
+        <w:t xml:space="preserve"> , internal </w:t>
+      </w:r>
+      <w:r>
+        <w:t>communication</w:t>
+      </w:r>
+      <w:r>
+        <w:t>, an</w:t>
+      </w:r>
+      <w:r>
+        <w:t>d</w:t>
+      </w:r>
+      <w:r>
+        <w:t xml:space="preserve"> </w:t>
+      </w:r>
+      <w:r>
+        <w:t>data</w:t>
+      </w:r>
+      <w:r>
+        <w:t xml:space="preserve"> </w:t>
+      </w:r>
+      <w:r>
+        <w:t>visibility</w:t>
+      </w:r>
+      <w:r>
+        <w:t xml:space="preserve"> across the </w:t>
+      </w:r>
+      <w:r>
+        <w:t>departments</w:t>
+      </w:r>
+      <w:r>
+        <w:t xml:space="preserve">. In the context </w:t>
+      </w:r>
+      <w:r>
+        <w:t>of</w:t>
+      </w:r>
+      <w:r>
+        <w:t xml:space="preserve"> this project, the IT </w:t>
+      </w:r>
+      <w:r>
+        <w:t>department</w:t>
+      </w:r>
+      <w:r>
+        <w:t xml:space="preserve"> ensures that the </w:t>
+      </w:r>
+      <w:r>
+        <w:t>system</w:t>
+      </w:r>
+      <w:r>
+        <w:t xml:space="preserve"> operate efficiently</w:t>
+      </w:r>
+      <w:r>
+        <w:t xml:space="preserve">, </w:t>
+      </w:r>
+      <w:r>
+        <w:t>manages</w:t>
+      </w:r>
+      <w:r>
+        <w:t xml:space="preserve"> user </w:t>
+      </w:r>
+      <w:r>
+        <w:t>access</w:t>
+      </w:r>
+      <w:r>
+        <w:t xml:space="preserve"> and can maintain system </w:t>
+      </w:r>
+      <w:r>
+        <w:t>security</w:t>
+      </w:r>
+      <w:r>
+        <w:t>.</w:t>
+      </w:r>
+    </w:p>
+    <w:p>
+      <w:pPr>
+        <w:rPr>
+          <w:b/>
+          <w:bCs/>
+        </w:rPr>
+      </w:pPr>
+      <w:r>
+        <w:rPr>
+          <w:b/>
+          <w:bCs/>
+        </w:rPr>
+        <w:t xml:space="preserve">Air </w:t>
+      </w:r>
+      <w:r>
+        <w:rPr>
+          <w:b/>
+          <w:bCs/>
+        </w:rPr>
+        <w:t>&amp; ocean(internation</w:t>
+      </w:r>
+      <w:r>
+        <w:rPr>
+          <w:b/>
+          <w:bCs/>
+        </w:rPr>
+        <w:t>al</w:t>
+      </w:r>
+      <w:r>
+        <w:rPr>
+          <w:b/>
+          <w:bCs/>
+        </w:rPr>
+        <w:t xml:space="preserve"> freight)</w:t>
+      </w:r>
+      <w:r>
+        <w:rPr>
+          <w:b/>
+          <w:bCs/>
+        </w:rPr>
+        <w:t xml:space="preserve"> Department </w:t>
+      </w:r>
+      <w:r>
+        <w:rPr>
+          <w:b/>
+          <w:bCs/>
+        </w:rPr>
+        <w:t>:</w:t>
+      </w:r>
+    </w:p>
+    <w:p>
+      <w:r>
+        <w:t xml:space="preserve">This is the </w:t>
+      </w:r>
+      <w:r>
+        <w:t>department</w:t>
+      </w:r>
+      <w:r>
+        <w:t xml:space="preserve"> </w:t>
+      </w:r>
+      <w:r>
+        <w:t>responsible</w:t>
+      </w:r>
+      <w:r>
+        <w:t xml:space="preserve"> for</w:t>
+      </w:r>
+      <w:r>
+        <w:t xml:space="preserve"> managing</w:t>
+      </w:r>
+      <w:r>
+        <w:t xml:space="preserve"> </w:t>
+      </w:r>
+      <w:r>
+        <w:t>the</w:t>
+      </w:r>
+      <w:r>
+        <w:t xml:space="preserve"> operation that are international through air and ocean transport. It </w:t>
+      </w:r>
+      <w:r>
+        <w:t>manages</w:t>
+      </w:r>
+      <w:r>
+        <w:t xml:space="preserve"> the global </w:t>
+      </w:r>
+      <w:r>
+        <w:t>coordination</w:t>
+      </w:r>
+      <w:r>
+        <w:t xml:space="preserve">, the customs process and international </w:t>
+      </w:r>
+      <w:r>
+        <w:t>freight movements</w:t>
+      </w:r>
+      <w:r>
+        <w:t xml:space="preserve">. In context of this project, this department needs </w:t>
+      </w:r>
+      <w:r>
+        <w:t xml:space="preserve">accurate information of shipment </w:t>
+      </w:r>
+      <w:r>
+        <w:t>tracking</w:t>
+      </w:r>
+      <w:r>
+        <w:t xml:space="preserve"> and coordination with </w:t>
+      </w:r>
+      <w:r>
+        <w:t>other</w:t>
+      </w:r>
+      <w:r>
+        <w:t xml:space="preserve"> </w:t>
+      </w:r>
+      <w:r>
+        <w:t>departments</w:t>
+      </w:r>
+      <w:r>
+        <w:t xml:space="preserve"> to </w:t>
+      </w:r>
+      <w:r>
+        <w:t>ensure</w:t>
+      </w:r>
+      <w:r>
+        <w:t xml:space="preserve"> </w:t>
+      </w:r>
+      <w:r>
+        <w:t>efficient</w:t>
+      </w:r>
+      <w:r>
+        <w:t xml:space="preserve"> cross border </w:t>
+      </w:r>
+      <w:r>
+        <w:t>operations</w:t>
+      </w:r>
+      <w:r>
+        <w:t xml:space="preserve"> and </w:t>
+      </w:r>
+      <w:r>
+        <w:t>communications</w:t>
+      </w:r>
+    </w:p>
+    <w:p/>
+    <w:p>
+      <w:pPr>
+        <w:rPr>
+          <w:b/>
+          <w:bCs/>
+        </w:rPr>
+      </w:pPr>
+      <w:r>
+        <w:rPr>
+          <w:b/>
+          <w:bCs/>
+        </w:rPr>
+        <w:t>3.</w:t>
+      </w:r>
+      <w:r>
+        <w:rPr>
+          <w:b/>
+          <w:bCs/>
+        </w:rPr>
+        <w:t xml:space="preserve">Identification of </w:t>
+      </w:r>
+      <w:r>
+        <w:rPr>
+          <w:b/>
+          <w:bCs/>
+        </w:rPr>
+        <w:t>Stakeholders</w:t>
+      </w:r>
+      <w:r>
+        <w:rPr>
+          <w:b/>
+          <w:bCs/>
+        </w:rPr>
+        <w:t xml:space="preserve"> and User Roles</w:t>
+      </w:r>
+      <w:r>
+        <w:rPr>
+          <w:b/>
+          <w:bCs/>
+        </w:rPr>
+        <w:t>:</w:t>
+      </w:r>
+    </w:p>
+    <w:p>
+      <w:r>
+        <w:t>What are stakeholders?</w:t>
+      </w:r>
+    </w:p>
+    <w:p>
+      <w:r>
+        <w:t xml:space="preserve">Stakeholders </w:t>
+      </w:r>
+      <w:r>
+        <w:t>are</w:t>
+      </w:r>
+      <w:r>
+        <w:t xml:space="preserve"> </w:t>
+      </w:r>
+      <w:r>
+        <w:t>individuals</w:t>
+      </w:r>
+      <w:r>
+        <w:t xml:space="preserve">, </w:t>
+      </w:r>
+      <w:r>
+        <w:t>groups</w:t>
+      </w:r>
+      <w:r>
+        <w:t xml:space="preserve"> or </w:t>
+      </w:r>
+      <w:r>
+        <w:t>organisations</w:t>
+      </w:r>
+      <w:r>
+        <w:t xml:space="preserve"> that </w:t>
+      </w:r>
+      <w:r>
+        <w:t>have</w:t>
+      </w:r>
+      <w:r>
+        <w:t xml:space="preserve"> an interest in the company , </w:t>
+      </w:r>
+      <w:r>
+        <w:t>project,</w:t>
+      </w:r>
+      <w:r>
+        <w:t xml:space="preserve"> or the </w:t>
+      </w:r>
+      <w:r>
+        <w:t>policy</w:t>
+      </w:r>
+      <w:r>
+        <w:t xml:space="preserve">. </w:t>
+      </w:r>
+      <w:r>
+        <w:t>They</w:t>
+      </w:r>
+      <w:r>
+        <w:t xml:space="preserve"> are the parties at affect or are affected by the performance of said </w:t>
+      </w:r>
+      <w:r>
+        <w:t>company</w:t>
+      </w:r>
+      <w:r>
+        <w:t xml:space="preserve"> or project,</w:t>
+      </w:r>
+    </w:p>
+    <w:p/>
+    <w:p>
+      <w:r>
+        <w:t>Stakeholders for this project:</w:t>
+      </w:r>
+    </w:p>
+    <w:p/>
+    <w:p>
+      <w:pPr>
+        <w:pStyle w:val="ListParagraph"/>
+        <w:numPr>
+          <w:ilvl w:val="0"/>
+          <w:numId w:val="1"/>
+        </w:numPr>
+      </w:pPr>
+      <w:r>
+        <w:t>Customer</w:t>
+      </w:r>
+    </w:p>
+    <w:p>
+      <w:pPr>
+        <w:pStyle w:val="ListParagraph"/>
+        <w:numPr>
+          <w:ilvl w:val="0"/>
+          <w:numId w:val="1"/>
+        </w:numPr>
+      </w:pPr>
+      <w:r>
+        <w:t>Operations staff</w:t>
+      </w:r>
+    </w:p>
+    <w:p>
+      <w:pPr>
+        <w:pStyle w:val="ListParagraph"/>
+        <w:numPr>
+          <w:ilvl w:val="0"/>
+          <w:numId w:val="1"/>
+        </w:numPr>
+      </w:pPr>
+      <w:r>
+        <w:t>Warehouse staff</w:t>
+      </w:r>
+    </w:p>
+    <w:p>
+      <w:pPr>
+        <w:pStyle w:val="ListParagraph"/>
+        <w:numPr>
+          <w:ilvl w:val="0"/>
+          <w:numId w:val="1"/>
+        </w:numPr>
+      </w:pPr>
+      <w:r>
+        <w:t>Customer service staff</w:t>
+      </w:r>
+    </w:p>
+    <w:p>
+      <w:pPr>
+        <w:pStyle w:val="ListParagraph"/>
+        <w:numPr>
+          <w:ilvl w:val="0"/>
+          <w:numId w:val="1"/>
+        </w:numPr>
+      </w:pPr>
+      <w:r>
+        <w:t>Manager</w:t>
+      </w:r>
+      <w:r>
+        <w:t>s</w:t>
+      </w:r>
+    </w:p>
+    <w:p>
+      <w:pPr>
+        <w:pStyle w:val="ListParagraph"/>
+        <w:numPr>
+          <w:ilvl w:val="0"/>
+          <w:numId w:val="1"/>
+        </w:numPr>
+      </w:pPr>
+      <w:r>
+        <w:t>IT Admin</w:t>
+      </w:r>
+    </w:p>
+    <w:p/>
+    <w:p>
+      <w:r>
+        <w:t>Stakeholder and User roles (Who they are and what their role is)</w:t>
+      </w:r>
+    </w:p>
+    <w:p>
+      <w:r>
+        <w:t xml:space="preserve">The following </w:t>
+      </w:r>
+      <w:r>
+        <w:t>stakeholders</w:t>
+      </w:r>
+      <w:r>
+        <w:t xml:space="preserve"> are the primary and sec</w:t>
+      </w:r>
+      <w:r>
+        <w:t xml:space="preserve">ondary users of the system that represent the key actors. These key actors will interact with </w:t>
+      </w:r>
+      <w:r>
+        <w:t>the</w:t>
+      </w:r>
+      <w:r>
+        <w:t xml:space="preserve"> system in </w:t>
+      </w:r>
+      <w:r>
+        <w:t>different</w:t>
+      </w:r>
+      <w:r>
+        <w:t xml:space="preserve"> ways.</w:t>
+      </w:r>
+    </w:p>
+    <w:p>
+      <w:pPr>
+        <w:pStyle w:val="ListParagraph"/>
+        <w:numPr>
+          <w:ilvl w:val="0"/>
+          <w:numId w:val="1"/>
+        </w:numPr>
+      </w:pPr>
+      <w:r>
+        <w:lastRenderedPageBreak/>
+        <w:t>Customer(</w:t>
+      </w:r>
+      <w:r>
+        <w:t xml:space="preserve">External </w:t>
+      </w:r>
+      <w:r>
+        <w:t>Stakeholders)</w:t>
+      </w:r>
+    </w:p>
+    <w:p>
+      <w:pPr>
+        <w:pStyle w:val="ListParagraph"/>
+      </w:pPr>
+      <w:r>
+        <w:t xml:space="preserve">They are the end users who </w:t>
+      </w:r>
+      <w:r>
+        <w:t>need to have access to the shipment progress</w:t>
+      </w:r>
+    </w:p>
+    <w:p>
+      <w:pPr>
+        <w:pStyle w:val="ListParagraph"/>
+        <w:numPr>
+          <w:ilvl w:val="1"/>
+          <w:numId w:val="1"/>
+        </w:numPr>
+      </w:pPr>
+      <w:r>
+        <w:t>Track shipment using tracking information</w:t>
+      </w:r>
+    </w:p>
+    <w:p>
+      <w:pPr>
+        <w:pStyle w:val="ListParagraph"/>
+        <w:numPr>
+          <w:ilvl w:val="1"/>
+          <w:numId w:val="1"/>
+        </w:numPr>
+      </w:pPr>
+      <w:r>
+        <w:t>View shipment status</w:t>
+      </w:r>
+    </w:p>
+    <w:p>
+      <w:pPr>
+        <w:pStyle w:val="ListParagraph"/>
+        <w:ind w:left="1440"/>
+      </w:pPr>
+    </w:p>
+    <w:p>
+      <w:pPr>
+        <w:pStyle w:val="ListParagraph"/>
+        <w:numPr>
+          <w:ilvl w:val="0"/>
+          <w:numId w:val="1"/>
+        </w:numPr>
+      </w:pPr>
+      <w:r>
+        <w:t xml:space="preserve">Operation staff </w:t>
+      </w:r>
+      <w:r>
+        <w:t>(</w:t>
+      </w:r>
+      <w:r>
+        <w:t xml:space="preserve">Primary </w:t>
+      </w:r>
+      <w:r>
+        <w:t>Internal users)</w:t>
+      </w:r>
+    </w:p>
+    <w:p>
+      <w:pPr>
+        <w:pStyle w:val="ListParagraph"/>
+      </w:pPr>
+      <w:r>
+        <w:t xml:space="preserve">Operations staff are the ones who manage the </w:t>
+      </w:r>
+      <w:r>
+        <w:t>logistic</w:t>
+      </w:r>
+      <w:r>
+        <w:t xml:space="preserve"> workflow and will coor</w:t>
+      </w:r>
+      <w:r>
+        <w:t>d</w:t>
+      </w:r>
+      <w:r>
+        <w:t xml:space="preserve">inate the shipment </w:t>
+      </w:r>
+      <w:r>
+        <w:t>movement</w:t>
+      </w:r>
+      <w:r>
+        <w:t xml:space="preserve"> across routes and delivery processes.</w:t>
+      </w:r>
+    </w:p>
+    <w:p>
+      <w:pPr>
+        <w:pStyle w:val="ListParagraph"/>
+        <w:numPr>
+          <w:ilvl w:val="1"/>
+          <w:numId w:val="1"/>
+        </w:numPr>
+      </w:pPr>
+      <w:r>
+        <w:t xml:space="preserve">Mange shipment </w:t>
+      </w:r>
+      <w:r>
+        <w:t>operations</w:t>
+      </w:r>
+    </w:p>
+    <w:p>
+      <w:pPr>
+        <w:pStyle w:val="ListParagraph"/>
+        <w:numPr>
+          <w:ilvl w:val="1"/>
+          <w:numId w:val="1"/>
+        </w:numPr>
+      </w:pPr>
+      <w:r>
+        <w:t>Track shipments</w:t>
+      </w:r>
+    </w:p>
+    <w:p>
+      <w:pPr>
+        <w:pStyle w:val="ListParagraph"/>
+        <w:numPr>
+          <w:ilvl w:val="1"/>
+          <w:numId w:val="1"/>
+        </w:numPr>
+      </w:pPr>
+      <w:r>
+        <w:t xml:space="preserve">Coordinate shipment </w:t>
+      </w:r>
+      <w:r>
+        <w:t>activities</w:t>
+      </w:r>
+    </w:p>
+    <w:p>
+      <w:pPr>
+        <w:pStyle w:val="ListParagraph"/>
+        <w:numPr>
+          <w:ilvl w:val="1"/>
+          <w:numId w:val="1"/>
+        </w:numPr>
+      </w:pPr>
+      <w:r>
+        <w:t>Oversee</w:t>
+      </w:r>
+      <w:r>
+        <w:t xml:space="preserve"> delivery </w:t>
+      </w:r>
+      <w:r>
+        <w:t>exceptions</w:t>
+      </w:r>
+    </w:p>
+    <w:p>
+      <w:pPr>
+        <w:pStyle w:val="ListParagraph"/>
+        <w:numPr>
+          <w:ilvl w:val="0"/>
+          <w:numId w:val="1"/>
+        </w:numPr>
+      </w:pPr>
+      <w:r>
+        <w:t>Warehouse staff (</w:t>
+      </w:r>
+      <w:r>
+        <w:t xml:space="preserve">Primary </w:t>
+      </w:r>
+      <w:r>
+        <w:t>internal Users)</w:t>
+      </w:r>
+    </w:p>
+    <w:p>
+      <w:pPr>
+        <w:pStyle w:val="ListParagraph"/>
+      </w:pPr>
+      <w:r>
+        <w:t xml:space="preserve">Watehouse staff take care of </w:t>
+      </w:r>
+      <w:r>
+        <w:t>managing</w:t>
+      </w:r>
+      <w:r>
+        <w:t xml:space="preserve"> the inventory and </w:t>
+      </w:r>
+      <w:r>
+        <w:t>managing</w:t>
+      </w:r>
+      <w:r>
+        <w:t xml:space="preserve"> the </w:t>
+      </w:r>
+      <w:r>
+        <w:t>physical</w:t>
+      </w:r>
+      <w:r>
+        <w:t xml:space="preserve"> </w:t>
+      </w:r>
+      <w:r>
+        <w:t>movement</w:t>
+      </w:r>
+      <w:r>
+        <w:t xml:space="preserve"> of the goods</w:t>
+      </w:r>
+    </w:p>
+    <w:p>
+      <w:pPr>
+        <w:pStyle w:val="ListParagraph"/>
+        <w:numPr>
+          <w:ilvl w:val="1"/>
+          <w:numId w:val="1"/>
+        </w:numPr>
+      </w:pPr>
+      <w:r>
+        <w:t>Update shipment status</w:t>
+      </w:r>
+    </w:p>
+    <w:p>
+      <w:pPr>
+        <w:pStyle w:val="ListParagraph"/>
+        <w:numPr>
+          <w:ilvl w:val="1"/>
+          <w:numId w:val="1"/>
+        </w:numPr>
+      </w:pPr>
+      <w:r>
+        <w:t xml:space="preserve">Manage </w:t>
+      </w:r>
+      <w:r>
+        <w:t>inventory</w:t>
+      </w:r>
+      <w:r>
+        <w:t xml:space="preserve">/data related to </w:t>
+      </w:r>
+      <w:r>
+        <w:t>shipments</w:t>
+      </w:r>
+    </w:p>
+    <w:p>
+      <w:pPr>
+        <w:pStyle w:val="ListParagraph"/>
+        <w:numPr>
+          <w:ilvl w:val="1"/>
+          <w:numId w:val="1"/>
+        </w:numPr>
+      </w:pPr>
+      <w:r>
+        <w:t>Manage</w:t>
+      </w:r>
+      <w:r>
+        <w:t xml:space="preserve"> incoming, outgoing, and returned goods</w:t>
+      </w:r>
+    </w:p>
+    <w:p>
+      <w:pPr>
+        <w:pStyle w:val="ListParagraph"/>
+        <w:ind w:left="1440"/>
+      </w:pPr>
+    </w:p>
+    <w:p>
+      <w:pPr>
+        <w:pStyle w:val="ListParagraph"/>
+        <w:ind w:left="1440"/>
+      </w:pPr>
+    </w:p>
+    <w:p>
+      <w:pPr>
+        <w:pStyle w:val="ListParagraph"/>
+        <w:numPr>
+          <w:ilvl w:val="0"/>
+          <w:numId w:val="1"/>
+        </w:numPr>
+      </w:pPr>
+      <w:r>
+        <w:t xml:space="preserve">Customer service </w:t>
+      </w:r>
+      <w:r>
+        <w:t>representatives (Internal users)</w:t>
+      </w:r>
+    </w:p>
+    <w:p>
+      <w:pPr>
+        <w:pStyle w:val="ListParagraph"/>
+      </w:pPr>
+      <w:r>
+        <w:t xml:space="preserve">This department acts as the </w:t>
+      </w:r>
+      <w:r>
+        <w:t>communication</w:t>
+      </w:r>
+      <w:r>
+        <w:t xml:space="preserve"> bridge for customers and the internal </w:t>
+      </w:r>
+      <w:r>
+        <w:t>departments</w:t>
+      </w:r>
+    </w:p>
+    <w:p>
+      <w:pPr>
+        <w:pStyle w:val="ListParagraph"/>
+        <w:numPr>
+          <w:ilvl w:val="1"/>
+          <w:numId w:val="1"/>
+        </w:numPr>
+      </w:pPr>
+      <w:r>
+        <w:t>Access shipment status</w:t>
+      </w:r>
+    </w:p>
+    <w:p>
+      <w:pPr>
+        <w:pStyle w:val="ListParagraph"/>
+        <w:numPr>
+          <w:ilvl w:val="1"/>
+          <w:numId w:val="1"/>
+        </w:numPr>
+      </w:pPr>
+      <w:r>
+        <w:t xml:space="preserve">Manage workflows related </w:t>
+      </w:r>
+      <w:r>
+        <w:t>to</w:t>
+      </w:r>
+      <w:r>
+        <w:t xml:space="preserve"> customer enquires</w:t>
+      </w:r>
+    </w:p>
+    <w:p>
+      <w:pPr>
+        <w:pStyle w:val="ListParagraph"/>
+        <w:numPr>
+          <w:ilvl w:val="1"/>
+          <w:numId w:val="1"/>
+        </w:numPr>
+      </w:pPr>
+      <w:r>
+        <w:t>Provide updates and resolve issues</w:t>
+      </w:r>
+    </w:p>
+    <w:p/>
+    <w:p>
+      <w:pPr>
+        <w:pStyle w:val="ListParagraph"/>
+        <w:numPr>
+          <w:ilvl w:val="0"/>
+          <w:numId w:val="1"/>
+        </w:numPr>
+      </w:pPr>
+      <w:r>
+        <w:t>Man</w:t>
+      </w:r>
+      <w:r>
+        <w:t>a</w:t>
+      </w:r>
+      <w:r>
+        <w:t>gers</w:t>
+      </w:r>
+      <w:r>
+        <w:t xml:space="preserve"> </w:t>
+      </w:r>
+      <w:r>
+        <w:t>(</w:t>
+      </w:r>
+      <w:r>
+        <w:t xml:space="preserve">Secondary </w:t>
+      </w:r>
+      <w:r>
+        <w:t>stakeholders</w:t>
+      </w:r>
+      <w:r>
+        <w:t>)</w:t>
+      </w:r>
+    </w:p>
+    <w:p>
+      <w:pPr>
+        <w:pStyle w:val="ListParagraph"/>
+      </w:pPr>
+      <w:r>
+        <w:t xml:space="preserve">To monitor the performance and support </w:t>
+      </w:r>
+      <w:r>
+        <w:t>decision</w:t>
+      </w:r>
+      <w:r>
+        <w:t xml:space="preserve"> </w:t>
+      </w:r>
+      <w:r>
+        <w:t>making</w:t>
+      </w:r>
+      <w:r>
+        <w:t xml:space="preserve"> Mangers use the system information</w:t>
+      </w:r>
+    </w:p>
+    <w:p>
+      <w:pPr>
+        <w:pStyle w:val="ListParagraph"/>
+        <w:numPr>
+          <w:ilvl w:val="1"/>
+          <w:numId w:val="1"/>
+        </w:numPr>
+      </w:pPr>
+      <w:r>
+        <w:t>Monitor system reports</w:t>
+      </w:r>
+    </w:p>
+    <w:p>
+      <w:pPr>
+        <w:pStyle w:val="ListParagraph"/>
+        <w:numPr>
+          <w:ilvl w:val="1"/>
+          <w:numId w:val="1"/>
+        </w:numPr>
+      </w:pPr>
+      <w:r>
+        <w:t xml:space="preserve">Support </w:t>
+      </w:r>
+      <w:r>
+        <w:t>decision</w:t>
+      </w:r>
+      <w:r>
+        <w:t xml:space="preserve"> making</w:t>
+      </w:r>
+    </w:p>
+    <w:p>
+      <w:pPr>
+        <w:pStyle w:val="ListParagraph"/>
+        <w:numPr>
+          <w:ilvl w:val="1"/>
+          <w:numId w:val="1"/>
+        </w:numPr>
+      </w:pPr>
+      <w:r>
+        <w:t>Analyse opera</w:t>
+      </w:r>
+      <w:r>
+        <w:t>ti</w:t>
+      </w:r>
+      <w:r>
+        <w:t>onal performance</w:t>
+      </w:r>
+    </w:p>
+    <w:p/>
+    <w:p>
+      <w:pPr>
+        <w:pStyle w:val="ListParagraph"/>
+        <w:numPr>
+          <w:ilvl w:val="0"/>
+          <w:numId w:val="1"/>
+        </w:numPr>
+      </w:pPr>
+      <w:r>
+        <w:t xml:space="preserve">IT </w:t>
+      </w:r>
+      <w:r>
+        <w:t xml:space="preserve">Administrators </w:t>
+      </w:r>
+      <w:r>
+        <w:t>(</w:t>
+      </w:r>
+      <w:r>
+        <w:t>T</w:t>
+      </w:r>
+      <w:r>
+        <w:t xml:space="preserve">echnical </w:t>
+      </w:r>
+      <w:r>
+        <w:t>stakeholders)</w:t>
+      </w:r>
+    </w:p>
+    <w:p>
+      <w:pPr>
+        <w:pStyle w:val="ListParagraph"/>
+      </w:pPr>
+      <w:r>
+        <w:t>They maintain the system infrast</w:t>
+      </w:r>
+      <w:r>
+        <w:t>r</w:t>
+      </w:r>
+      <w:r>
+        <w:t>uc</w:t>
+      </w:r>
+      <w:r>
+        <w:t>tur</w:t>
+      </w:r>
+      <w:r>
+        <w:t xml:space="preserve">e and support it </w:t>
+      </w:r>
+      <w:r>
+        <w:t>Aswell</w:t>
+      </w:r>
+    </w:p>
+    <w:p>
+      <w:pPr>
+        <w:pStyle w:val="ListParagraph"/>
+        <w:numPr>
+          <w:ilvl w:val="1"/>
+          <w:numId w:val="1"/>
+        </w:numPr>
+      </w:pPr>
+      <w:r>
+        <w:t xml:space="preserve">Maintain system performance </w:t>
+      </w:r>
+    </w:p>
+    <w:p>
+      <w:pPr>
+        <w:pStyle w:val="ListParagraph"/>
+        <w:numPr>
+          <w:ilvl w:val="1"/>
+          <w:numId w:val="1"/>
+        </w:numPr>
+      </w:pPr>
+      <w:r>
+        <w:t>Manage system</w:t>
+      </w:r>
+      <w:r>
+        <w:t xml:space="preserve"> </w:t>
+      </w:r>
+      <w:r>
+        <w:t>security</w:t>
+      </w:r>
+    </w:p>
+    <w:p>
+      <w:pPr>
+        <w:pStyle w:val="ListParagraph"/>
+        <w:numPr>
+          <w:ilvl w:val="1"/>
+          <w:numId w:val="1"/>
+        </w:numPr>
+      </w:pPr>
+      <w:r>
+        <w:t>Mange user access</w:t>
+      </w:r>
+    </w:p>
+    <w:p/>
+    <w:p>
+      <w:pPr>
+        <w:rPr>
+          <w:b/>
+          <w:bCs/>
+        </w:rPr>
+      </w:pPr>
+      <w:r>
+        <w:rPr>
+          <w:b/>
+          <w:bCs/>
+        </w:rPr>
+        <w:t>4.</w:t>
+      </w:r>
+      <w:r>
+        <w:rPr>
+          <w:b/>
+          <w:bCs/>
+        </w:rPr>
+        <w:t xml:space="preserve">System Scope and </w:t>
+      </w:r>
+      <w:r>
+        <w:rPr>
+          <w:b/>
+          <w:bCs/>
+        </w:rPr>
+        <w:t>Boundaries</w:t>
+      </w:r>
+      <w:r>
+        <w:rPr>
+          <w:b/>
+          <w:bCs/>
+        </w:rPr>
+        <w:t xml:space="preserve">, </w:t>
+      </w:r>
+      <w:r>
+        <w:rPr>
+          <w:b/>
+          <w:bCs/>
+        </w:rPr>
+        <w:t>Assumptions</w:t>
+      </w:r>
+    </w:p>
+    <w:p>
+      <w:r>
+        <w:t xml:space="preserve">The scope that this project will focus on </w:t>
+      </w:r>
+      <w:r>
+        <w:t xml:space="preserve">will be </w:t>
+      </w:r>
+      <w:r>
+        <w:t>supporting</w:t>
+      </w:r>
+      <w:r>
+        <w:t xml:space="preserve"> shipment tracking  </w:t>
+      </w:r>
+      <w:r>
+        <w:t>a</w:t>
+      </w:r>
+      <w:r>
+        <w:t xml:space="preserve"> </w:t>
+      </w:r>
+      <w:r>
+        <w:t>logistic</w:t>
+      </w:r>
+      <w:r>
+        <w:t xml:space="preserve"> coordination across the </w:t>
+      </w:r>
+      <w:r>
+        <w:t>five departments</w:t>
+      </w:r>
+      <w:r>
+        <w:t xml:space="preserve"> discussed above , </w:t>
+      </w:r>
+      <w:r>
+        <w:t>within</w:t>
+      </w:r>
+      <w:r>
+        <w:t xml:space="preserve">  the </w:t>
+      </w:r>
+      <w:r>
+        <w:t>organisation</w:t>
+      </w:r>
+      <w:r>
+        <w:t>. It includes managing shipment information, handling delivery updates, and enabling communication between operation, warehouse, and customer service functions.</w:t>
+      </w:r>
+    </w:p>
+    <w:p>
+      <w:r>
+        <w:t>The system will:</w:t>
+      </w:r>
+    </w:p>
+    <w:p>
+      <w:pPr>
+        <w:pStyle w:val="ListParagraph"/>
+        <w:numPr>
+          <w:ilvl w:val="0"/>
+          <w:numId w:val="1"/>
+        </w:numPr>
+      </w:pPr>
+      <w:r>
+        <w:t xml:space="preserve">Track </w:t>
+      </w:r>
+      <w:r>
+        <w:t>shipments</w:t>
+      </w:r>
+      <w:r>
+        <w:t xml:space="preserve"> </w:t>
+      </w:r>
+    </w:p>
+    <w:p>
+      <w:pPr>
+        <w:pStyle w:val="ListParagraph"/>
+        <w:numPr>
+          <w:ilvl w:val="0"/>
+          <w:numId w:val="1"/>
+        </w:numPr>
+      </w:pPr>
+      <w:r>
+        <w:t>Update shipment status</w:t>
+      </w:r>
+    </w:p>
+    <w:p>
+      <w:pPr>
+        <w:pStyle w:val="ListParagraph"/>
+        <w:numPr>
+          <w:ilvl w:val="0"/>
+          <w:numId w:val="1"/>
+        </w:numPr>
+      </w:pPr>
+      <w:r>
+        <w:t xml:space="preserve">Manage shipment </w:t>
+      </w:r>
+      <w:r>
+        <w:t>operations</w:t>
+      </w:r>
+    </w:p>
+    <w:p>
+      <w:pPr>
+        <w:pStyle w:val="ListParagraph"/>
+        <w:numPr>
+          <w:ilvl w:val="0"/>
+          <w:numId w:val="1"/>
+        </w:numPr>
+      </w:pPr>
+      <w:r>
+        <w:t xml:space="preserve">Mange </w:t>
+      </w:r>
+      <w:r>
+        <w:t>workflows</w:t>
+      </w:r>
+      <w:r>
+        <w:t xml:space="preserve"> across the departments</w:t>
+      </w:r>
+    </w:p>
+    <w:p>
+      <w:pPr>
+        <w:pStyle w:val="ListParagraph"/>
+        <w:numPr>
+          <w:ilvl w:val="0"/>
+          <w:numId w:val="1"/>
+        </w:numPr>
+      </w:pPr>
+      <w:r>
+        <w:t>Provide tracking information</w:t>
+      </w:r>
+      <w:r>
+        <w:t xml:space="preserve"> to customers and staff</w:t>
+      </w:r>
+    </w:p>
+    <w:p>
+      <w:pPr>
+        <w:pStyle w:val="ListParagraph"/>
+        <w:numPr>
+          <w:ilvl w:val="0"/>
+          <w:numId w:val="1"/>
+        </w:numPr>
+      </w:pPr>
+      <w:r>
+        <w:t>Coordinate shipment op</w:t>
+      </w:r>
+      <w:r>
+        <w:t>erations</w:t>
+      </w:r>
+    </w:p>
+    <w:p>
+      <w:pPr>
+        <w:pStyle w:val="ListParagraph"/>
+        <w:numPr>
+          <w:ilvl w:val="0"/>
+          <w:numId w:val="1"/>
+        </w:numPr>
+      </w:pPr>
+      <w:r>
+        <w:t xml:space="preserve">Handle </w:t>
+      </w:r>
+      <w:r>
+        <w:t>delivery</w:t>
+      </w:r>
+      <w:r>
+        <w:t xml:space="preserve"> </w:t>
+      </w:r>
+      <w:r>
+        <w:t>exceptions</w:t>
+      </w:r>
+      <w:r>
+        <w:t xml:space="preserve"> such as failed </w:t>
+      </w:r>
+      <w:r>
+        <w:t>deliver</w:t>
+      </w:r>
+      <w:r>
+        <w:t xml:space="preserve">, </w:t>
+      </w:r>
+      <w:r>
+        <w:t>returns,</w:t>
+      </w:r>
+      <w:r>
+        <w:t xml:space="preserve"> and </w:t>
+      </w:r>
+      <w:r>
+        <w:t>rescheduling</w:t>
+      </w:r>
+    </w:p>
+    <w:p>
+      <w:pPr>
+        <w:pStyle w:val="ListParagraph"/>
+      </w:pPr>
+    </w:p>
+    <w:p/>
+    <w:p>
+      <w:r>
+        <w:t>Inside</w:t>
+      </w:r>
+      <w:r>
+        <w:t xml:space="preserve"> the system:</w:t>
+      </w:r>
+    </w:p>
+    <w:p>
+      <w:r>
+        <w:t xml:space="preserve">The following </w:t>
+      </w:r>
+      <w:r>
+        <w:t>functionalities</w:t>
+      </w:r>
+      <w:r>
+        <w:t xml:space="preserve"> will be used</w:t>
+      </w:r>
+    </w:p>
+    <w:p>
+      <w:pPr>
+        <w:pStyle w:val="ListParagraph"/>
+        <w:numPr>
+          <w:ilvl w:val="0"/>
+          <w:numId w:val="1"/>
+        </w:numPr>
+      </w:pPr>
+      <w:r>
+        <w:t xml:space="preserve">Shipment tracking </w:t>
+      </w:r>
+    </w:p>
+    <w:p>
+      <w:pPr>
+        <w:pStyle w:val="ListParagraph"/>
+        <w:numPr>
+          <w:ilvl w:val="0"/>
+          <w:numId w:val="1"/>
+        </w:numPr>
+      </w:pPr>
+      <w:r>
+        <w:t>Shipment status updates</w:t>
+      </w:r>
+    </w:p>
+    <w:p>
+      <w:pPr>
+        <w:pStyle w:val="ListParagraph"/>
+        <w:numPr>
+          <w:ilvl w:val="0"/>
+          <w:numId w:val="1"/>
+        </w:numPr>
+      </w:pPr>
+      <w:r>
+        <w:t xml:space="preserve">Workflow </w:t>
+      </w:r>
+      <w:r>
+        <w:t>management</w:t>
+      </w:r>
+    </w:p>
+    <w:p>
+      <w:pPr>
+        <w:pStyle w:val="ListParagraph"/>
+        <w:numPr>
+          <w:ilvl w:val="0"/>
+          <w:numId w:val="1"/>
+        </w:numPr>
+      </w:pPr>
+      <w:r>
+        <w:t>Coordination of shipment operations</w:t>
+      </w:r>
+      <w:r>
+        <w:t xml:space="preserve">, warehouse a </w:t>
+      </w:r>
+      <w:r>
+        <w:t>customer</w:t>
+      </w:r>
+      <w:r>
+        <w:t xml:space="preserve"> service</w:t>
+      </w:r>
+    </w:p>
+    <w:p>
+      <w:pPr>
+        <w:pStyle w:val="ListParagraph"/>
+        <w:numPr>
+          <w:ilvl w:val="0"/>
+          <w:numId w:val="1"/>
+        </w:numPr>
+      </w:pPr>
+      <w:r>
+        <w:t>Handling delivery-related updates and exceptions</w:t>
+      </w:r>
+    </w:p>
+    <w:p/>
+    <w:p>
+      <w:r>
+        <w:t>Outside</w:t>
+      </w:r>
+      <w:r>
+        <w:t xml:space="preserve"> the system</w:t>
+      </w:r>
+      <w:r>
+        <w:t>:</w:t>
+      </w:r>
+    </w:p>
+    <w:p>
+      <w:r>
+        <w:t>These are the following systems and process that are out of scope for this project</w:t>
+      </w:r>
+    </w:p>
+    <w:p>
+      <w:pPr>
+        <w:pStyle w:val="ListParagraph"/>
+        <w:numPr>
+          <w:ilvl w:val="0"/>
+          <w:numId w:val="1"/>
+        </w:numPr>
+      </w:pPr>
+      <w:r>
+        <w:t>Payroll systems</w:t>
+      </w:r>
+    </w:p>
+    <w:p>
+      <w:pPr>
+        <w:pStyle w:val="ListParagraph"/>
+        <w:numPr>
+          <w:ilvl w:val="0"/>
+          <w:numId w:val="1"/>
+        </w:numPr>
+      </w:pPr>
+      <w:r>
+        <w:t>HR systems</w:t>
+      </w:r>
+    </w:p>
+    <w:p>
+      <w:pPr>
+        <w:pStyle w:val="ListParagraph"/>
+        <w:numPr>
+          <w:ilvl w:val="0"/>
+          <w:numId w:val="1"/>
+        </w:numPr>
+      </w:pPr>
+      <w:r>
+        <w:t>External financial systems</w:t>
+      </w:r>
+    </w:p>
+    <w:p>
+      <w:pPr>
+        <w:pStyle w:val="ListParagraph"/>
+        <w:numPr>
+          <w:ilvl w:val="0"/>
+          <w:numId w:val="1"/>
+        </w:numPr>
+      </w:pPr>
+      <w:r>
+        <w:t xml:space="preserve">Third-parry </w:t>
+      </w:r>
+      <w:r>
+        <w:t>supplies</w:t>
+      </w:r>
+      <w:r>
+        <w:t xml:space="preserve"> systems</w:t>
+      </w:r>
+    </w:p>
+    <w:p>
+      <w:pPr>
+        <w:pStyle w:val="ListParagraph"/>
+        <w:numPr>
+          <w:ilvl w:val="0"/>
+          <w:numId w:val="1"/>
+        </w:numPr>
+      </w:pPr>
+    </w:p>
+    <w:p/>
+    <w:p>
+      <w:r>
+        <w:t>Assumptions :</w:t>
+      </w:r>
+    </w:p>
+    <w:p>
+      <w:pPr>
+        <w:pStyle w:val="ListParagraph"/>
+        <w:numPr>
+          <w:ilvl w:val="0"/>
+          <w:numId w:val="1"/>
+        </w:numPr>
+      </w:pPr>
+      <w:r>
+        <w:t>Users</w:t>
+      </w:r>
+      <w:r>
+        <w:t xml:space="preserve"> need to be</w:t>
+      </w:r>
+    </w:p>
+    <w:p>
+      <w:pPr>
+        <w:pStyle w:val="ListParagraph"/>
+      </w:pPr>
+      <w:r>
+        <w:lastRenderedPageBreak/>
+        <w:t xml:space="preserve"> authenticated before access the system</w:t>
+      </w:r>
+    </w:p>
+    <w:p>
+      <w:pPr>
+        <w:pStyle w:val="ListParagraph"/>
+        <w:numPr>
+          <w:ilvl w:val="0"/>
+          <w:numId w:val="1"/>
+        </w:numPr>
+      </w:pPr>
+      <w:r>
+        <w:t>Staff updates shipment data regularly</w:t>
+      </w:r>
+    </w:p>
+    <w:p>
+      <w:pPr>
+        <w:pStyle w:val="ListParagraph"/>
+        <w:numPr>
+          <w:ilvl w:val="0"/>
+          <w:numId w:val="1"/>
+        </w:numPr>
+      </w:pPr>
+      <w:r>
+        <w:t xml:space="preserve">Customers have </w:t>
+      </w:r>
+      <w:r>
+        <w:t>limited</w:t>
+      </w:r>
+      <w:r>
+        <w:t xml:space="preserve"> access to </w:t>
+      </w:r>
+      <w:r>
+        <w:t>tracking</w:t>
+      </w:r>
+      <w:r>
+        <w:t xml:space="preserve"> </w:t>
+      </w:r>
+      <w:r>
+        <w:t>information</w:t>
+      </w:r>
+    </w:p>
+    <w:p>
+      <w:pPr>
+        <w:pStyle w:val="ListParagraph"/>
+        <w:numPr>
+          <w:ilvl w:val="0"/>
+          <w:numId w:val="1"/>
+        </w:numPr>
+      </w:pPr>
+      <w:r>
+        <w:t xml:space="preserve">The system operates </w:t>
+      </w:r>
+      <w:r>
+        <w:t>through</w:t>
+      </w:r>
+      <w:r>
+        <w:t xml:space="preserve"> an online platform</w:t>
+      </w:r>
+    </w:p>
+    <w:p>
+      <w:pPr>
+        <w:pStyle w:val="ListParagraph"/>
+        <w:numPr>
+          <w:ilvl w:val="0"/>
+          <w:numId w:val="1"/>
+        </w:numPr>
+      </w:pPr>
+      <w:r>
+        <w:t>The system is used across multiple departments</w:t>
+      </w:r>
+    </w:p>
+    <w:p>
+      <w:pPr>
+        <w:rPr>
+          <w:b/>
+          <w:bCs/>
+        </w:rPr>
+      </w:pPr>
+    </w:p>
+    <w:p>
+      <w:pPr>
+        <w:rPr>
+          <w:b/>
+          <w:bCs/>
+        </w:rPr>
+      </w:pPr>
+      <w:r>
+        <w:rPr>
+          <w:b/>
+          <w:bCs/>
+        </w:rPr>
+        <w:t xml:space="preserve">Task </w:t>
+      </w:r>
+      <w:r>
+        <w:rPr>
+          <w:b/>
+          <w:bCs/>
+        </w:rPr>
+        <w:t>two</w:t>
+      </w:r>
+      <w:r>
+        <w:rPr>
+          <w:b/>
+          <w:bCs/>
+        </w:rPr>
+        <w:t xml:space="preserve"> </w:t>
+      </w:r>
+    </w:p>
+    <w:p>
+      <w:pPr>
+        <w:rPr>
+          <w:b/>
+          <w:bCs/>
+        </w:rPr>
+      </w:pPr>
+      <w:r>
+        <w:rPr>
+          <w:b/>
+          <w:bCs/>
+        </w:rPr>
+        <w:t xml:space="preserve">Redoing task </w:t>
+      </w:r>
+      <w:r>
+        <w:rPr>
+          <w:b/>
+          <w:bCs/>
+        </w:rPr>
+        <w:t>two</w:t>
+      </w:r>
+      <w:r>
+        <w:rPr>
+          <w:b/>
+          <w:bCs/>
+        </w:rPr>
+        <w:t xml:space="preserve"> </w:t>
+      </w:r>
+      <w:r>
+        <w:rPr>
+          <w:b/>
+          <w:bCs/>
+        </w:rPr>
+        <w:t>according</w:t>
+      </w:r>
+      <w:r>
+        <w:rPr>
+          <w:b/>
+          <w:bCs/>
+        </w:rPr>
+        <w:t xml:space="preserve"> to the </w:t>
+      </w:r>
+      <w:r>
+        <w:rPr>
+          <w:b/>
+          <w:bCs/>
+        </w:rPr>
+        <w:t>requirement</w:t>
+      </w:r>
+      <w:r>
+        <w:rPr>
+          <w:b/>
+          <w:bCs/>
+        </w:rPr>
+        <w:t xml:space="preserve"> </w:t>
+      </w:r>
+      <w:r>
+        <w:rPr>
+          <w:b/>
+          <w:bCs/>
+        </w:rPr>
+        <w:t>analysis</w:t>
+      </w:r>
+      <w:r>
+        <w:rPr>
+          <w:b/>
+          <w:bCs/>
+        </w:rPr>
+        <w:t xml:space="preserve"> slides</w:t>
+      </w:r>
+    </w:p>
+    <w:p>
+      <w:pPr>
+        <w:pStyle w:val="ListParagraph"/>
+        <w:numPr>
+          <w:ilvl w:val="0"/>
+          <w:numId w:val="5"/>
+        </w:numPr>
+        <w:rPr>
+          <w:b/>
+          <w:bCs/>
+        </w:rPr>
+      </w:pPr>
+      <w:r>
+        <w:rPr>
+          <w:b/>
+          <w:bCs/>
+        </w:rPr>
+        <w:t>Requirements</w:t>
+      </w:r>
+      <w:r>
+        <w:rPr>
+          <w:b/>
+          <w:bCs/>
+        </w:rPr>
+        <w:t xml:space="preserve"> </w:t>
+      </w:r>
+      <w:r>
+        <w:rPr>
+          <w:b/>
+          <w:bCs/>
+        </w:rPr>
+        <w:t>Engineering</w:t>
+      </w:r>
+      <w:r>
+        <w:rPr>
+          <w:b/>
+          <w:bCs/>
+        </w:rPr>
+        <w:t xml:space="preserve"> overview</w:t>
+      </w:r>
+    </w:p>
+    <w:p>
+      <w:pPr>
+        <w:pStyle w:val="ListParagraph"/>
+        <w:rPr>
+          <w:b/>
+          <w:bCs/>
+        </w:rPr>
+      </w:pPr>
+    </w:p>
+    <w:p>
+      <w:pPr>
+        <w:pStyle w:val="ListParagraph"/>
+      </w:pPr>
+      <w:r>
+        <w:t xml:space="preserve">Requirements </w:t>
+      </w:r>
+      <w:r>
+        <w:t>Engineering</w:t>
+      </w:r>
+      <w:r>
+        <w:t xml:space="preserve"> is the process of identify, </w:t>
+      </w:r>
+      <w:r>
+        <w:t>analysing</w:t>
+      </w:r>
+      <w:r>
+        <w:t xml:space="preserve"> , </w:t>
+      </w:r>
+      <w:r>
+        <w:t>documenting,</w:t>
+      </w:r>
+      <w:r>
+        <w:t xml:space="preserve"> and </w:t>
+      </w:r>
+      <w:r>
+        <w:t>validating</w:t>
+      </w:r>
+      <w:r>
+        <w:t xml:space="preserve"> a system based on its needs and </w:t>
+      </w:r>
+      <w:r>
+        <w:t>constraints</w:t>
+      </w:r>
+      <w:r>
+        <w:t xml:space="preserve">. It is used </w:t>
+      </w:r>
+      <w:r>
+        <w:t>to</w:t>
+      </w:r>
+      <w:r>
+        <w:t xml:space="preserve"> focus on </w:t>
+      </w:r>
+      <w:r>
+        <w:t>determining</w:t>
+      </w:r>
+      <w:r>
+        <w:t xml:space="preserve"> the </w:t>
+      </w:r>
+      <w:r>
+        <w:t xml:space="preserve">service needs that need </w:t>
+      </w:r>
+      <w:r>
+        <w:t>to</w:t>
+      </w:r>
+      <w:r>
+        <w:t xml:space="preserve"> be </w:t>
+      </w:r>
+      <w:r>
+        <w:t>provided</w:t>
+      </w:r>
+      <w:r>
+        <w:t xml:space="preserve"> to the client </w:t>
+      </w:r>
+      <w:r>
+        <w:t>though t</w:t>
+      </w:r>
+      <w:r>
+        <w:t xml:space="preserve">he system we build and what conditions it should operate. It can also be summarized as </w:t>
+      </w:r>
+      <w:r>
+        <w:t>establishing</w:t>
+      </w:r>
+      <w:r>
+        <w:t xml:space="preserve"> </w:t>
+      </w:r>
+      <w:r>
+        <w:t xml:space="preserve">system </w:t>
+      </w:r>
+      <w:r>
+        <w:t>services</w:t>
+      </w:r>
+      <w:r>
+        <w:t xml:space="preserve"> and constraints </w:t>
+      </w:r>
+      <w:r>
+        <w:t>enquired</w:t>
+      </w:r>
+      <w:r>
+        <w:t xml:space="preserve"> by stakeholders.</w:t>
+      </w:r>
+    </w:p>
+    <w:p>
+      <w:pPr>
+        <w:pStyle w:val="ListParagraph"/>
+      </w:pPr>
+    </w:p>
+    <w:p>
+      <w:pPr>
+        <w:pStyle w:val="ListParagraph"/>
+      </w:pPr>
+      <w:r>
+        <w:t xml:space="preserve">I </w:t>
+      </w:r>
+      <w:r>
+        <w:t>have</w:t>
+      </w:r>
+      <w:r>
+        <w:t xml:space="preserve"> made use of the following requirements </w:t>
+      </w:r>
+      <w:r>
+        <w:t>engineering</w:t>
+      </w:r>
+      <w:r>
+        <w:t xml:space="preserve"> process to determine </w:t>
+      </w:r>
+      <w:r>
+        <w:t xml:space="preserve">and </w:t>
+      </w:r>
+      <w:r>
+        <w:t>analyse</w:t>
+      </w:r>
+      <w:r>
+        <w:t xml:space="preserve"> the </w:t>
+      </w:r>
+      <w:r>
+        <w:t>logistics</w:t>
+      </w:r>
+      <w:r>
+        <w:t xml:space="preserve"> across </w:t>
+      </w:r>
+      <w:r>
+        <w:t>multiple</w:t>
+      </w:r>
+      <w:r>
+        <w:t xml:space="preserve"> </w:t>
+      </w:r>
+      <w:r>
+        <w:t>departments</w:t>
+      </w:r>
+      <w:r>
+        <w:t xml:space="preserve"> at Mainfreight such as transport </w:t>
+      </w:r>
+      <w:r>
+        <w:t>operation</w:t>
+      </w:r>
+      <w:r>
+        <w:t xml:space="preserve"> , warehousing services, customer services, air &amp;ocean, and IT.</w:t>
+      </w:r>
+    </w:p>
+    <w:p>
+      <w:pPr>
+        <w:pStyle w:val="ListParagraph"/>
+      </w:pPr>
+    </w:p>
+    <w:p>
+      <w:pPr>
+        <w:pStyle w:val="ListParagraph"/>
+        <w:numPr>
+          <w:ilvl w:val="0"/>
+          <w:numId w:val="1"/>
+        </w:numPr>
+      </w:pPr>
+      <w:r>
+        <w:t>Requirements</w:t>
+      </w:r>
+      <w:r>
+        <w:t xml:space="preserve"> elicitation</w:t>
+      </w:r>
+    </w:p>
+    <w:p>
+      <w:pPr>
+        <w:pStyle w:val="ListParagraph"/>
+        <w:numPr>
+          <w:ilvl w:val="0"/>
+          <w:numId w:val="1"/>
+        </w:numPr>
+      </w:pPr>
+      <w:r>
+        <w:t>Requirements analysis</w:t>
+      </w:r>
+    </w:p>
+    <w:p>
+      <w:pPr>
+        <w:pStyle w:val="ListParagraph"/>
+        <w:numPr>
+          <w:ilvl w:val="0"/>
+          <w:numId w:val="1"/>
+        </w:numPr>
+      </w:pPr>
+      <w:r>
+        <w:t>requirements specifications</w:t>
+      </w:r>
+    </w:p>
+    <w:p>
+      <w:pPr>
+        <w:pStyle w:val="ListParagraph"/>
+        <w:numPr>
+          <w:ilvl w:val="0"/>
+          <w:numId w:val="1"/>
+        </w:numPr>
+      </w:pPr>
+      <w:r>
+        <w:t>requirements traceability</w:t>
+      </w:r>
+    </w:p>
+    <w:p>
+      <w:r>
+        <w:t>(Process taken from lecture slides)</w:t>
+      </w:r>
+    </w:p>
+    <w:p>
+      <w:pPr>
+        <w:pStyle w:val="ListParagraph"/>
+        <w:numPr>
+          <w:ilvl w:val="0"/>
+          <w:numId w:val="5"/>
+        </w:numPr>
+        <w:rPr>
+          <w:b/>
+          <w:bCs/>
+        </w:rPr>
+      </w:pPr>
+      <w:r>
+        <w:rPr>
+          <w:b/>
+          <w:bCs/>
+        </w:rPr>
+        <w:t>Requirements elicitation</w:t>
+      </w:r>
+    </w:p>
+    <w:p>
+      <w:pPr>
+        <w:pStyle w:val="ListParagraph"/>
+        <w:numPr>
+          <w:ilvl w:val="1"/>
+          <w:numId w:val="5"/>
+        </w:numPr>
+        <w:rPr>
+          <w:b/>
+          <w:bCs/>
+        </w:rPr>
+      </w:pPr>
+      <w:r>
+        <w:rPr>
+          <w:b/>
+          <w:bCs/>
+        </w:rPr>
+        <w:t xml:space="preserve">Mock interviews(found a friend who works in </w:t>
+      </w:r>
+      <w:r>
+        <w:rPr>
+          <w:b/>
+          <w:bCs/>
+        </w:rPr>
+        <w:t>transport )</w:t>
+      </w:r>
+    </w:p>
+    <w:p>
+      <w:pPr>
+        <w:pStyle w:val="ListParagraph"/>
+        <w:ind w:left="1440"/>
+        <w:rPr>
+          <w:b/>
+          <w:bCs/>
+        </w:rPr>
+      </w:pPr>
+    </w:p>
+    <w:p>
+      <w:pPr>
+        <w:pStyle w:val="ListParagraph"/>
+        <w:ind w:left="1440"/>
+      </w:pPr>
+      <w:r>
+        <w:t xml:space="preserve">I found a </w:t>
+      </w:r>
+      <w:r>
+        <w:t>friend</w:t>
+      </w:r>
+      <w:r>
+        <w:t xml:space="preserve"> who was willing to be </w:t>
+      </w:r>
+      <w:r>
+        <w:t xml:space="preserve">interviewed. This </w:t>
+      </w:r>
+      <w:r>
+        <w:t>individual</w:t>
+      </w:r>
+      <w:r>
+        <w:t xml:space="preserve"> is </w:t>
+      </w:r>
+      <w:r>
+        <w:t>familiar</w:t>
+      </w:r>
+      <w:r>
+        <w:t xml:space="preserve"> with </w:t>
+      </w:r>
+      <w:r>
+        <w:t>the</w:t>
+      </w:r>
+      <w:r>
+        <w:t xml:space="preserve"> transport/</w:t>
+      </w:r>
+      <w:r>
+        <w:t>logistics</w:t>
+      </w:r>
+      <w:r>
+        <w:t xml:space="preserve"> operations. I asked them question to help me </w:t>
+      </w:r>
+      <w:r>
+        <w:t>identify</w:t>
+      </w:r>
+      <w:r>
+        <w:t xml:space="preserve"> the real-world issues allowing me to plan </w:t>
+      </w:r>
+      <w:r>
+        <w:t>efficiently</w:t>
+      </w:r>
+      <w:r>
+        <w:t xml:space="preserve"> for the system I plan to build</w:t>
+      </w:r>
+      <w:r>
+        <w:t xml:space="preserve"> </w:t>
+      </w:r>
+    </w:p>
+    <w:p>
+      <w:pPr>
+        <w:pStyle w:val="ListParagraph"/>
+        <w:ind w:left="1440"/>
+      </w:pPr>
+    </w:p>
+    <w:p>
+      <w:pPr>
+        <w:pStyle w:val="ListParagraph"/>
+        <w:ind w:left="1440"/>
+      </w:pPr>
+      <w:r>
+        <w:t xml:space="preserve">I asked the following questions to derive the user </w:t>
+      </w:r>
+      <w:r>
+        <w:t>requirements</w:t>
+      </w:r>
+      <w:r>
+        <w:t xml:space="preserve"> , what sort of system </w:t>
+      </w:r>
+      <w:r>
+        <w:t>behaviour</w:t>
+      </w:r>
+      <w:r>
+        <w:t xml:space="preserve"> they are </w:t>
+      </w:r>
+      <w:r>
+        <w:t>expecting</w:t>
+      </w:r>
+      <w:r>
+        <w:t xml:space="preserve"> and the </w:t>
+      </w:r>
+      <w:r>
+        <w:t>constraints</w:t>
+      </w:r>
+      <w:r>
+        <w:t xml:space="preserve"> in the sections below</w:t>
+      </w:r>
+      <w:r>
+        <w:t>:</w:t>
+      </w:r>
+    </w:p>
+    <w:p>
+      <w:pPr>
+        <w:pStyle w:val="ListParagraph"/>
+        <w:ind w:left="1440"/>
+      </w:pPr>
+    </w:p>
+    <w:p>
+      <w:r>
+        <w:t>Q1</w:t>
+      </w:r>
+      <w:r>
+        <w:t xml:space="preserve">: </w:t>
+      </w:r>
+      <w:r>
+        <w:t xml:space="preserve">I work as a dispatch manager </w:t>
+      </w:r>
+      <w:r>
+        <w:t xml:space="preserve">at transport operations </w:t>
+      </w:r>
+      <w:r>
+        <w:t>origination</w:t>
+      </w:r>
+      <w:r>
+        <w:t xml:space="preserve">. My </w:t>
+      </w:r>
+      <w:r>
+        <w:t>responsibilities</w:t>
+      </w:r>
+      <w:r>
+        <w:t xml:space="preserve"> i</w:t>
+      </w:r>
+      <w:r>
+        <w:t>nvolve</w:t>
+      </w:r>
+      <w:r>
+        <w:t xml:space="preserve"> coordinating deliveries, mange route </w:t>
+      </w:r>
+      <w:r>
+        <w:t>assignments</w:t>
+      </w:r>
+      <w:r>
+        <w:t xml:space="preserve"> , and monitoring shipment progress. </w:t>
+      </w:r>
+    </w:p>
+    <w:p>
+      <w:pPr>
+        <w:pStyle w:val="ListParagraph"/>
+        <w:ind w:left="1440"/>
+      </w:pPr>
+    </w:p>
+    <w:p>
+      <w:r>
+        <w:t>Q2</w:t>
+      </w:r>
+      <w:r>
+        <w:t xml:space="preserve">: </w:t>
+      </w:r>
+      <w:r>
+        <w:t xml:space="preserve">What tasks do </w:t>
+      </w:r>
+      <w:r>
+        <w:t>you</w:t>
+      </w:r>
+      <w:r>
+        <w:t xml:space="preserve"> perform related to shipments:</w:t>
+      </w:r>
+    </w:p>
+    <w:p>
+      <w:pPr>
+        <w:pStyle w:val="ListParagraph"/>
+        <w:numPr>
+          <w:ilvl w:val="0"/>
+          <w:numId w:val="1"/>
+        </w:numPr>
+      </w:pPr>
+      <w:r>
+        <w:t>Dividing</w:t>
+      </w:r>
+      <w:r>
+        <w:t xml:space="preserve"> shipment into delivery routes</w:t>
+      </w:r>
+    </w:p>
+    <w:p>
+      <w:pPr>
+        <w:pStyle w:val="ListParagraph"/>
+        <w:numPr>
+          <w:ilvl w:val="0"/>
+          <w:numId w:val="1"/>
+        </w:numPr>
+      </w:pPr>
+      <w:r>
+        <w:t>Assigning</w:t>
+      </w:r>
+      <w:r>
+        <w:t xml:space="preserve"> </w:t>
+      </w:r>
+      <w:r>
+        <w:t>shipments</w:t>
+      </w:r>
+      <w:r>
+        <w:t xml:space="preserve"> to </w:t>
+      </w:r>
+      <w:r>
+        <w:t>drivers</w:t>
+      </w:r>
+    </w:p>
+    <w:p>
+      <w:pPr>
+        <w:pStyle w:val="ListParagraph"/>
+        <w:numPr>
+          <w:ilvl w:val="0"/>
+          <w:numId w:val="1"/>
+        </w:numPr>
+      </w:pPr>
+      <w:r>
+        <w:t>Monitoring delivery progress</w:t>
+      </w:r>
+    </w:p>
+    <w:p>
+      <w:pPr>
+        <w:pStyle w:val="ListParagraph"/>
+        <w:numPr>
+          <w:ilvl w:val="0"/>
+          <w:numId w:val="1"/>
+        </w:numPr>
+      </w:pPr>
+      <w:r>
+        <w:t>Handling</w:t>
+      </w:r>
+      <w:r>
+        <w:t xml:space="preserve"> delays, </w:t>
+      </w:r>
+      <w:r>
+        <w:t>suspensions</w:t>
+      </w:r>
+      <w:r>
+        <w:t xml:space="preserve">, and </w:t>
+      </w:r>
+      <w:r>
+        <w:t>failed</w:t>
+      </w:r>
+      <w:r>
+        <w:t xml:space="preserve"> de</w:t>
+      </w:r>
+      <w:r>
+        <w:t>liveries</w:t>
+      </w:r>
+    </w:p>
+    <w:p>
+      <w:pPr>
+        <w:pStyle w:val="ListParagraph"/>
+        <w:numPr>
+          <w:ilvl w:val="0"/>
+          <w:numId w:val="1"/>
+        </w:numPr>
+      </w:pPr>
+      <w:r>
+        <w:t>Coordinating with customer service for issues</w:t>
+      </w:r>
+    </w:p>
+    <w:p>
+      <w:pPr>
+        <w:pStyle w:val="ListParagraph"/>
+        <w:numPr>
+          <w:ilvl w:val="0"/>
+          <w:numId w:val="1"/>
+        </w:numPr>
+      </w:pPr>
+      <w:r>
+        <w:t xml:space="preserve">Managing returns and </w:t>
+      </w:r>
+      <w:r>
+        <w:t>redeliveries</w:t>
+      </w:r>
+    </w:p>
+    <w:p>
+      <w:pPr>
+        <w:pStyle w:val="ListParagraph"/>
+      </w:pPr>
+    </w:p>
+    <w:p>
+      <w:r>
+        <w:t>Q3</w:t>
+      </w:r>
+      <w:r>
+        <w:t>: what actions do you need the system to perform</w:t>
+      </w:r>
+    </w:p>
+    <w:p>
+      <w:pPr>
+        <w:pStyle w:val="ListParagraph"/>
+        <w:numPr>
+          <w:ilvl w:val="0"/>
+          <w:numId w:val="1"/>
+        </w:numPr>
+      </w:pPr>
+      <w:r>
+        <w:t xml:space="preserve">Provide a platform for shipment tracking an </w:t>
+      </w:r>
+      <w:r>
+        <w:t>updates</w:t>
+      </w:r>
+    </w:p>
+    <w:p>
+      <w:pPr>
+        <w:pStyle w:val="ListParagraph"/>
+        <w:numPr>
+          <w:ilvl w:val="0"/>
+          <w:numId w:val="1"/>
+        </w:numPr>
+      </w:pPr>
+      <w:r>
+        <w:t xml:space="preserve">Allow up </w:t>
+      </w:r>
+      <w:r>
+        <w:t>to</w:t>
+      </w:r>
+      <w:r>
+        <w:t xml:space="preserve"> date status </w:t>
+      </w:r>
+      <w:r>
+        <w:t>across all departments</w:t>
+      </w:r>
+    </w:p>
+    <w:p>
+      <w:pPr>
+        <w:pStyle w:val="ListParagraph"/>
+        <w:numPr>
+          <w:ilvl w:val="0"/>
+          <w:numId w:val="1"/>
+        </w:numPr>
+      </w:pPr>
+      <w:r>
+        <w:t>Manage routes and delivery assignments</w:t>
+      </w:r>
+    </w:p>
+    <w:p>
+      <w:pPr>
+        <w:pStyle w:val="ListParagraph"/>
+        <w:numPr>
+          <w:ilvl w:val="0"/>
+          <w:numId w:val="1"/>
+        </w:numPr>
+      </w:pPr>
+      <w:r>
+        <w:t xml:space="preserve">Handle delivery exceptions such as </w:t>
+      </w:r>
+      <w:r>
+        <w:t>suspended</w:t>
+      </w:r>
+      <w:r>
+        <w:t>, delayed , failed and returns</w:t>
+      </w:r>
+    </w:p>
+    <w:p>
+      <w:pPr>
+        <w:pStyle w:val="ListParagraph"/>
+        <w:numPr>
+          <w:ilvl w:val="0"/>
+          <w:numId w:val="1"/>
+        </w:numPr>
+      </w:pPr>
+      <w:r>
+        <w:t>Notify</w:t>
+      </w:r>
+      <w:r>
+        <w:t xml:space="preserve"> the relevant </w:t>
+      </w:r>
+      <w:r>
+        <w:t>departments</w:t>
+      </w:r>
+      <w:r>
+        <w:t xml:space="preserve"> automatically</w:t>
+      </w:r>
+    </w:p>
+    <w:p>
+      <w:pPr>
+        <w:pStyle w:val="ListParagraph"/>
+        <w:numPr>
+          <w:ilvl w:val="0"/>
+          <w:numId w:val="1"/>
+        </w:numPr>
+      </w:pPr>
+      <w:r>
+        <w:t xml:space="preserve">Replace </w:t>
+      </w:r>
+      <w:r>
+        <w:t>email-based</w:t>
+      </w:r>
+      <w:r>
+        <w:t xml:space="preserve"> communication with structured updates</w:t>
+      </w:r>
+    </w:p>
+    <w:p>
+      <w:r>
+        <w:t>Q4</w:t>
+      </w:r>
+      <w:r>
+        <w:t>: what tasks do you perform manually</w:t>
+      </w:r>
+    </w:p>
+    <w:p>
+      <w:r>
+        <w:t xml:space="preserve">I currently take care of </w:t>
+      </w:r>
+    </w:p>
+    <w:p>
+      <w:pPr>
+        <w:pStyle w:val="ListParagraph"/>
+        <w:numPr>
+          <w:ilvl w:val="0"/>
+          <w:numId w:val="1"/>
+        </w:numPr>
+      </w:pPr>
+      <w:r>
+        <w:t xml:space="preserve">Suspended deliveries which are </w:t>
+      </w:r>
+      <w:r>
+        <w:t>communicated</w:t>
+      </w:r>
+      <w:r>
+        <w:t xml:space="preserve"> manually through </w:t>
+      </w:r>
+      <w:r>
+        <w:t>email</w:t>
+      </w:r>
+    </w:p>
+    <w:p>
+      <w:pPr>
+        <w:pStyle w:val="ListParagraph"/>
+        <w:numPr>
+          <w:ilvl w:val="0"/>
+          <w:numId w:val="1"/>
+        </w:numPr>
+      </w:pPr>
+      <w:r>
+        <w:t xml:space="preserve">Proof </w:t>
+      </w:r>
+      <w:r>
+        <w:t>of</w:t>
+      </w:r>
+      <w:r>
+        <w:t xml:space="preserve"> delivery images are manually transferred </w:t>
+      </w:r>
+      <w:r>
+        <w:t>through</w:t>
+      </w:r>
+      <w:r>
+        <w:t xml:space="preserve"> email or </w:t>
+      </w:r>
+      <w:r>
+        <w:t>WhatsApp</w:t>
+      </w:r>
+    </w:p>
+    <w:p>
+      <w:pPr>
+        <w:pStyle w:val="ListParagraph"/>
+        <w:numPr>
+          <w:ilvl w:val="0"/>
+          <w:numId w:val="1"/>
+        </w:numPr>
+      </w:pPr>
+      <w:r>
+        <w:t xml:space="preserve">Route changes are </w:t>
+      </w:r>
+      <w:r>
+        <w:t>analysed</w:t>
+      </w:r>
+      <w:r>
+        <w:t xml:space="preserve"> </w:t>
+      </w:r>
+      <w:r>
+        <w:t>manually</w:t>
+      </w:r>
+      <w:r>
+        <w:t xml:space="preserve"> by managers and </w:t>
+      </w:r>
+      <w:r>
+        <w:t>must</w:t>
+      </w:r>
+      <w:r>
+        <w:t xml:space="preserve"> be </w:t>
+      </w:r>
+      <w:r>
+        <w:t xml:space="preserve">manually </w:t>
+      </w:r>
+      <w:r>
+        <w:t>rerouted</w:t>
+      </w:r>
+    </w:p>
+    <w:p>
+      <w:pPr>
+        <w:pStyle w:val="ListParagraph"/>
+        <w:numPr>
+          <w:ilvl w:val="0"/>
+          <w:numId w:val="1"/>
+        </w:numPr>
+      </w:pPr>
+      <w:r>
+        <w:t>Redirection</w:t>
+      </w:r>
+      <w:r>
+        <w:t xml:space="preserve"> and </w:t>
+      </w:r>
+      <w:r>
+        <w:t>cancellations</w:t>
+      </w:r>
+      <w:r>
+        <w:t xml:space="preserve"> are not present in the system they have to be manually fed through </w:t>
+      </w:r>
+    </w:p>
+    <w:p>
+      <w:r>
+        <w:t>Q5</w:t>
+      </w:r>
+      <w:r>
+        <w:t>:</w:t>
+      </w:r>
+      <w:r>
+        <w:t xml:space="preserve">what system feature would </w:t>
+      </w:r>
+      <w:r>
+        <w:t>improve</w:t>
+      </w:r>
+      <w:r>
+        <w:t xml:space="preserve"> your work</w:t>
+      </w:r>
+    </w:p>
+    <w:p>
+      <w:pPr>
+        <w:pStyle w:val="ListParagraph"/>
+        <w:numPr>
+          <w:ilvl w:val="0"/>
+          <w:numId w:val="1"/>
+        </w:numPr>
+      </w:pPr>
+      <w:r>
+        <w:t xml:space="preserve">A system that can </w:t>
+      </w:r>
+      <w:r>
+        <w:t xml:space="preserve">combine all </w:t>
+      </w:r>
+      <w:r>
+        <w:t>departments</w:t>
+      </w:r>
+    </w:p>
+    <w:p>
+      <w:pPr>
+        <w:pStyle w:val="ListParagraph"/>
+        <w:numPr>
+          <w:ilvl w:val="0"/>
+          <w:numId w:val="1"/>
+        </w:numPr>
+      </w:pPr>
+      <w:r>
+        <w:t>Easier route modification tools</w:t>
+      </w:r>
+    </w:p>
+    <w:p>
+      <w:pPr>
+        <w:pStyle w:val="ListParagraph"/>
+        <w:numPr>
+          <w:ilvl w:val="0"/>
+          <w:numId w:val="1"/>
+        </w:numPr>
+      </w:pPr>
+      <w:r>
+        <w:t xml:space="preserve">Something that helps communicate easily so each </w:t>
+      </w:r>
+      <w:r>
+        <w:t>department</w:t>
+      </w:r>
+      <w:r>
+        <w:t xml:space="preserve"> can communicate smoothly and do their work </w:t>
+      </w:r>
+      <w:r>
+        <w:t>efficiently</w:t>
+      </w:r>
+    </w:p>
+    <w:p>
+      <w:r>
+        <w:t>Q6</w:t>
+      </w:r>
+      <w:r>
+        <w:t>:what happens before and after your task</w:t>
+      </w:r>
+      <w:r>
+        <w:t xml:space="preserve"> ,(to understand the process)</w:t>
+      </w:r>
+    </w:p>
+    <w:p>
+      <w:pPr>
+        <w:pStyle w:val="ListParagraph"/>
+        <w:numPr>
+          <w:ilvl w:val="0"/>
+          <w:numId w:val="1"/>
+        </w:numPr>
+      </w:pPr>
+      <w:r>
+        <w:lastRenderedPageBreak/>
+        <w:t xml:space="preserve">Before the dispatch, shipments are processed by the </w:t>
+      </w:r>
+      <w:r>
+        <w:t>warehousing</w:t>
+      </w:r>
+      <w:r>
+        <w:t xml:space="preserve"> and logistics team, then the shipment and </w:t>
+      </w:r>
+      <w:r>
+        <w:t>details</w:t>
+      </w:r>
+      <w:r>
+        <w:t xml:space="preserve"> are confirmed</w:t>
+      </w:r>
+    </w:p>
+    <w:p>
+      <w:pPr>
+        <w:pStyle w:val="ListParagraph"/>
+        <w:numPr>
+          <w:ilvl w:val="0"/>
+          <w:numId w:val="1"/>
+        </w:numPr>
+      </w:pPr>
+      <w:r>
+        <w:t xml:space="preserve">During the </w:t>
+      </w:r>
+      <w:r>
+        <w:t>dispatch,</w:t>
+      </w:r>
+      <w:r>
+        <w:t xml:space="preserve"> the routes are assigned the drivers are informed and they </w:t>
+      </w:r>
+      <w:r>
+        <w:t>execute</w:t>
+      </w:r>
+      <w:r>
+        <w:t xml:space="preserve"> the </w:t>
+      </w:r>
+      <w:r>
+        <w:t>deliveries</w:t>
+      </w:r>
+    </w:p>
+    <w:p>
+      <w:pPr>
+        <w:pStyle w:val="ListParagraph"/>
+        <w:numPr>
+          <w:ilvl w:val="0"/>
+          <w:numId w:val="1"/>
+        </w:numPr>
+      </w:pPr>
+      <w:r>
+        <w:t xml:space="preserve">After the dispatch the </w:t>
+      </w:r>
+      <w:r>
+        <w:t>delivery</w:t>
+      </w:r>
+      <w:r>
+        <w:t xml:space="preserve"> outcomes are recorded, customer service handles the issues, returns </w:t>
+      </w:r>
+      <w:r>
+        <w:t xml:space="preserve">or </w:t>
+      </w:r>
+      <w:r>
+        <w:t>suspension</w:t>
+      </w:r>
+      <w:r>
+        <w:t xml:space="preserve"> are processed manually by </w:t>
+      </w:r>
+      <w:r>
+        <w:t>the</w:t>
+      </w:r>
+      <w:r>
+        <w:t xml:space="preserve"> manager</w:t>
+      </w:r>
+    </w:p>
+    <w:p>
+      <w:r>
+        <w:t>Q7</w:t>
+      </w:r>
+      <w:r>
+        <w:t>:how does information flow between departments</w:t>
+      </w:r>
+    </w:p>
+    <w:p>
+      <w:pPr>
+        <w:pStyle w:val="ListParagraph"/>
+        <w:numPr>
+          <w:ilvl w:val="0"/>
+          <w:numId w:val="1"/>
+        </w:numPr>
+      </w:pPr>
+      <w:r>
+        <w:t xml:space="preserve">Mostly emails and partial system updates, </w:t>
+      </w:r>
+      <w:r>
+        <w:t xml:space="preserve">there is a lot </w:t>
+      </w:r>
+      <w:r>
+        <w:t>of</w:t>
+      </w:r>
+      <w:r>
+        <w:t xml:space="preserve"> </w:t>
+      </w:r>
+      <w:r>
+        <w:t>lags</w:t>
+      </w:r>
+      <w:r>
+        <w:t xml:space="preserve"> </w:t>
+      </w:r>
+      <w:r>
+        <w:t>between</w:t>
+      </w:r>
+      <w:r>
+        <w:t xml:space="preserve"> the different departments in the time the information is relayed properly</w:t>
+      </w:r>
+    </w:p>
+    <w:p>
+      <w:r>
+        <w:t>Q8</w:t>
+      </w:r>
+      <w:r>
+        <w:t xml:space="preserve">: what issues occur when workflows </w:t>
+      </w:r>
+      <w:r>
+        <w:t>break</w:t>
+      </w:r>
+    </w:p>
+    <w:p>
+      <w:pPr>
+        <w:pStyle w:val="ListParagraph"/>
+        <w:numPr>
+          <w:ilvl w:val="0"/>
+          <w:numId w:val="1"/>
+        </w:numPr>
+      </w:pPr>
+      <w:r>
+        <w:t xml:space="preserve">The work is duplicated , proof photos and tings are sent to the wrong people sometimes , the wrong boss pretty much, missed </w:t>
+      </w:r>
+      <w:r>
+        <w:t>deliveries</w:t>
+      </w:r>
+      <w:r>
+        <w:t xml:space="preserve"> , incorrect </w:t>
+      </w:r>
+      <w:r>
+        <w:t>shipment</w:t>
+      </w:r>
+      <w:r>
+        <w:t xml:space="preserve"> status , poor communication all lead to issues for us</w:t>
+      </w:r>
+    </w:p>
+    <w:p>
+      <w:r>
+        <w:t>Q9</w:t>
+      </w:r>
+      <w:r>
+        <w:t>:</w:t>
+      </w:r>
+      <w:r>
+        <w:t>what information do you need to see</w:t>
+      </w:r>
+    </w:p>
+    <w:p>
+      <w:pPr>
+        <w:pStyle w:val="ListParagraph"/>
+        <w:numPr>
+          <w:ilvl w:val="0"/>
+          <w:numId w:val="1"/>
+        </w:numPr>
+      </w:pPr>
+      <w:r>
+        <w:t>We need to see shipment id</w:t>
+      </w:r>
+      <w:r>
+        <w:t xml:space="preserve">’s , the customer details like address , name and contact, the route information so route number, the driver details , the </w:t>
+      </w:r>
+      <w:r>
+        <w:t>condition</w:t>
+      </w:r>
+      <w:r>
+        <w:t xml:space="preserve"> of</w:t>
+      </w:r>
+      <w:r>
+        <w:t xml:space="preserve"> the</w:t>
+      </w:r>
+      <w:r>
+        <w:t xml:space="preserve"> shipment , if it is food then the temperature </w:t>
+      </w:r>
+      <w:r>
+        <w:t>as well</w:t>
+      </w:r>
+      <w:r>
+        <w:t xml:space="preserve">. The </w:t>
+      </w:r>
+      <w:r>
+        <w:t>proof</w:t>
+      </w:r>
+      <w:r>
+        <w:t xml:space="preserve"> of delivery and also any incident notes</w:t>
+      </w:r>
+    </w:p>
+    <w:p>
+      <w:r>
+        <w:t>Q10</w:t>
+      </w:r>
+      <w:r>
+        <w:t>:</w:t>
+      </w:r>
+      <w:r>
+        <w:t>what information do you update</w:t>
+      </w:r>
+    </w:p>
+    <w:p>
+      <w:pPr>
+        <w:pStyle w:val="ListParagraph"/>
+        <w:numPr>
+          <w:ilvl w:val="0"/>
+          <w:numId w:val="1"/>
+        </w:numPr>
+      </w:pPr>
+      <w:r>
+        <w:t xml:space="preserve">I have to manually update the </w:t>
+      </w:r>
+      <w:r>
+        <w:t>shipment</w:t>
+      </w:r>
+      <w:r>
+        <w:t xml:space="preserve"> status that is given by the driver , the delays and suspensions , the route changes I have to manually change , </w:t>
+      </w:r>
+      <w:r>
+        <w:t>failed</w:t>
+      </w:r>
+      <w:r>
+        <w:t xml:space="preserve"> </w:t>
+      </w:r>
+      <w:r>
+        <w:t>deliveries</w:t>
+      </w:r>
+      <w:r>
+        <w:t xml:space="preserve"> </w:t>
+      </w:r>
+      <w:r>
+        <w:t>as well</w:t>
+      </w:r>
+      <w:r>
+        <w:t xml:space="preserve">, </w:t>
+      </w:r>
+      <w:r>
+        <w:t>as well</w:t>
+      </w:r>
+      <w:r>
+        <w:t xml:space="preserve"> as the </w:t>
+      </w:r>
+      <w:r>
+        <w:t>returns</w:t>
+      </w:r>
+      <w:r>
+        <w:t xml:space="preserve"> need to be all </w:t>
+      </w:r>
+      <w:r>
+        <w:t>scheduled</w:t>
+      </w:r>
+      <w:r>
+        <w:t xml:space="preserve"> manually and go through a long chain of communication before anything is done about it.</w:t>
+      </w:r>
+    </w:p>
+    <w:p>
+      <w:r>
+        <w:t>Q11</w:t>
+      </w:r>
+      <w:r>
+        <w:t>:where does data come from and go to</w:t>
+      </w:r>
+    </w:p>
+    <w:p>
+      <w:pPr>
+        <w:pStyle w:val="ListParagraph"/>
+        <w:numPr>
+          <w:ilvl w:val="0"/>
+          <w:numId w:val="1"/>
+        </w:numPr>
+      </w:pPr>
+      <w:r>
+        <w:t>The customer</w:t>
+      </w:r>
+      <w:r>
+        <w:t xml:space="preserve"> details go </w:t>
+      </w:r>
+      <w:r>
+        <w:t>to</w:t>
+      </w:r>
+      <w:r>
+        <w:t xml:space="preserve"> the drivers and </w:t>
+      </w:r>
+      <w:r>
+        <w:t>also</w:t>
+      </w:r>
+      <w:r>
+        <w:t xml:space="preserve"> their manager , they </w:t>
+      </w:r>
+      <w:r>
+        <w:t>also</w:t>
+      </w:r>
+      <w:r>
+        <w:t xml:space="preserve"> just exist in the </w:t>
+      </w:r>
+      <w:r>
+        <w:t>general</w:t>
+      </w:r>
+      <w:r>
+        <w:t xml:space="preserve"> database. The transport team gets delivery updates  this consists of drivers and their </w:t>
+      </w:r>
+      <w:r>
+        <w:t>contractors;</w:t>
+      </w:r>
+      <w:r>
+        <w:t xml:space="preserve"> the customers get data form the driver and transport team which we then ideally should be </w:t>
+      </w:r>
+      <w:r>
+        <w:t>able</w:t>
+      </w:r>
+      <w:r>
+        <w:t xml:space="preserve"> to relay to them.</w:t>
+      </w:r>
+      <w:r>
+        <w:t xml:space="preserve"> The warehouse oversees the shipment com to the </w:t>
+      </w:r>
+      <w:r>
+        <w:t>warehouse</w:t>
+      </w:r>
+      <w:r>
+        <w:t xml:space="preserve"> before it is sent off to the customer, </w:t>
+      </w:r>
+      <w:r>
+        <w:t>all</w:t>
+      </w:r>
+      <w:r>
+        <w:t xml:space="preserve"> this data should ideally be </w:t>
+      </w:r>
+      <w:r>
+        <w:t>given</w:t>
+      </w:r>
+      <w:r>
+        <w:t xml:space="preserve"> to the customer service team so they can access when needed and </w:t>
+      </w:r>
+      <w:r>
+        <w:t>escalate</w:t>
+      </w:r>
+      <w:r>
+        <w:t xml:space="preserve"> the issue.</w:t>
+      </w:r>
+    </w:p>
+    <w:p>
+      <w:r>
+        <w:t>Q12</w:t>
+      </w:r>
+      <w:r>
+        <w:t xml:space="preserve">:who should update shipment </w:t>
+      </w:r>
+      <w:r>
+        <w:t>information</w:t>
+      </w:r>
+    </w:p>
+    <w:p>
+      <w:pPr>
+        <w:pStyle w:val="ListParagraph"/>
+        <w:numPr>
+          <w:ilvl w:val="0"/>
+          <w:numId w:val="1"/>
+        </w:numPr>
+      </w:pPr>
+      <w:r>
+        <w:t>Typically,</w:t>
+      </w:r>
+      <w:r>
+        <w:t xml:space="preserve"> the </w:t>
+      </w:r>
+      <w:r>
+        <w:t>logistics</w:t>
+      </w:r>
+      <w:r>
+        <w:t xml:space="preserve"> teams should be </w:t>
+      </w:r>
+      <w:r>
+        <w:t>able</w:t>
+      </w:r>
+      <w:r>
+        <w:t xml:space="preserve"> to do it , the dispatch </w:t>
+      </w:r>
+      <w:r>
+        <w:t>managers</w:t>
+      </w:r>
+      <w:r>
+        <w:t xml:space="preserve"> , the warehouse staff and </w:t>
+      </w:r>
+      <w:r>
+        <w:t>managers</w:t>
+      </w:r>
+      <w:r>
+        <w:t xml:space="preserve"> , the customer service might need to get involved </w:t>
+      </w:r>
+      <w:r>
+        <w:lastRenderedPageBreak/>
+        <w:t xml:space="preserve">form time to time , the drives only can send proof of </w:t>
+      </w:r>
+      <w:r>
+        <w:t>delivery</w:t>
+      </w:r>
+      <w:r>
+        <w:t xml:space="preserve"> , delivery </w:t>
+      </w:r>
+      <w:r>
+        <w:t>completion,</w:t>
+      </w:r>
+      <w:r>
+        <w:t xml:space="preserve"> or any incident notes.</w:t>
+      </w:r>
+    </w:p>
+    <w:p>
+      <w:r>
+        <w:t>Q13</w:t>
+      </w:r>
+      <w:r>
+        <w:t>:</w:t>
+      </w:r>
+      <w:r>
+        <w:t xml:space="preserve">who should have access to </w:t>
+      </w:r>
+      <w:r>
+        <w:t>view</w:t>
+      </w:r>
+      <w:r>
+        <w:t xml:space="preserve"> data </w:t>
+      </w:r>
+    </w:p>
+    <w:p>
+      <w:pPr>
+        <w:pStyle w:val="ListParagraph"/>
+        <w:numPr>
+          <w:ilvl w:val="0"/>
+          <w:numId w:val="1"/>
+        </w:numPr>
+      </w:pPr>
+      <w:r>
+        <w:t xml:space="preserve">The customer should </w:t>
+      </w:r>
+      <w:r>
+        <w:t>have</w:t>
+      </w:r>
+      <w:r>
+        <w:t xml:space="preserve"> access to some amount of tracking </w:t>
+      </w:r>
+      <w:r>
+        <w:t xml:space="preserve">and updates </w:t>
+      </w:r>
+    </w:p>
+    <w:p>
+      <w:pPr>
+        <w:pStyle w:val="ListParagraph"/>
+        <w:numPr>
+          <w:ilvl w:val="0"/>
+          <w:numId w:val="1"/>
+        </w:numPr>
+      </w:pPr>
+      <w:r>
+        <w:t xml:space="preserve">Drivers should have data regarding the customers details for delivery </w:t>
+      </w:r>
+      <w:r>
+        <w:t>as well</w:t>
+      </w:r>
+      <w:r>
+        <w:t xml:space="preserve"> as the route</w:t>
+      </w:r>
+    </w:p>
+    <w:p>
+      <w:pPr>
+        <w:pStyle w:val="ListParagraph"/>
+        <w:numPr>
+          <w:ilvl w:val="0"/>
+          <w:numId w:val="1"/>
+        </w:numPr>
+      </w:pPr>
+      <w:r>
+        <w:t xml:space="preserve">Depending </w:t>
+      </w:r>
+      <w:r>
+        <w:t>on</w:t>
+      </w:r>
+      <w:r>
+        <w:t xml:space="preserve"> the role the staff should have further access to more sensi</w:t>
+      </w:r>
+      <w:r>
+        <w:t>ti</w:t>
+      </w:r>
+      <w:r>
+        <w:t>ve information</w:t>
+      </w:r>
+    </w:p>
+    <w:p>
+      <w:r>
+        <w:t>Q14</w:t>
+      </w:r>
+      <w:r>
+        <w:t>: how imp</w:t>
+      </w:r>
+      <w:r>
+        <w:t>orta</w:t>
+      </w:r>
+      <w:r>
+        <w:t>n</w:t>
+      </w:r>
+      <w:r>
+        <w:t>t</w:t>
+      </w:r>
+      <w:r>
+        <w:t xml:space="preserve"> is system speed</w:t>
+      </w:r>
+    </w:p>
+    <w:p>
+      <w:pPr>
+        <w:pStyle w:val="ListParagraph"/>
+        <w:numPr>
+          <w:ilvl w:val="0"/>
+          <w:numId w:val="1"/>
+        </w:numPr>
+      </w:pPr>
+      <w:r>
+        <w:t xml:space="preserve">This is </w:t>
+      </w:r>
+      <w:r>
+        <w:t>particularly important</w:t>
+      </w:r>
+      <w:r>
+        <w:t xml:space="preserve">, it all </w:t>
+      </w:r>
+      <w:r>
+        <w:t>depended</w:t>
+      </w:r>
+      <w:r>
+        <w:t xml:space="preserve"> on speed , </w:t>
+      </w:r>
+      <w:r>
+        <w:t>the</w:t>
+      </w:r>
+      <w:r>
+        <w:t xml:space="preserve"> faster we realize the better chance we have at </w:t>
+      </w:r>
+      <w:r>
+        <w:t>resolving or finding alternatives to the issue.</w:t>
+      </w:r>
+    </w:p>
+    <w:p>
+      <w:r>
+        <w:t>Q15</w:t>
+      </w:r>
+      <w:r>
+        <w:t xml:space="preserve">: how important is data accuracy and </w:t>
+      </w:r>
+      <w:r>
+        <w:t>reliability</w:t>
+      </w:r>
+      <w:r>
+        <w:t>.</w:t>
+      </w:r>
+    </w:p>
+    <w:p>
+      <w:pPr>
+        <w:pStyle w:val="ListParagraph"/>
+        <w:numPr>
+          <w:ilvl w:val="0"/>
+          <w:numId w:val="1"/>
+        </w:numPr>
+      </w:pPr>
+      <w:r>
+        <w:t xml:space="preserve">This is also very very </w:t>
+      </w:r>
+      <w:r>
+        <w:t>crucial</w:t>
+      </w:r>
+      <w:r>
+        <w:t xml:space="preserve"> to </w:t>
+      </w:r>
+      <w:r>
+        <w:t>our</w:t>
+      </w:r>
+      <w:r>
+        <w:t xml:space="preserve"> job. If the data </w:t>
+      </w:r>
+      <w:r>
+        <w:t>is not</w:t>
+      </w:r>
+      <w:r>
+        <w:t xml:space="preserve"> correct it can mess up the </w:t>
+      </w:r>
+      <w:r>
+        <w:t>delivery</w:t>
+      </w:r>
+      <w:r>
+        <w:t xml:space="preserve"> schedule , the customer product, it is especially worse if its cargo goods on a ship or a flight. That’s a lot more damage that needs to be covered.</w:t>
+      </w:r>
+    </w:p>
+    <w:p>
+      <w:pPr>
+        <w:pStyle w:val="ListParagraph"/>
+        <w:ind w:left="1440"/>
+      </w:pPr>
+    </w:p>
+    <w:p>
+      <w:pPr>
+        <w:pStyle w:val="ListParagraph"/>
+        <w:ind w:left="1440"/>
+      </w:pPr>
+    </w:p>
+    <w:p>
+      <w:pPr>
+        <w:pStyle w:val="ListParagraph"/>
+        <w:numPr>
+          <w:ilvl w:val="0"/>
+          <w:numId w:val="5"/>
+        </w:numPr>
+        <w:rPr>
+          <w:b/>
+          <w:bCs/>
+        </w:rPr>
+      </w:pPr>
+      <w:r>
+        <w:rPr>
+          <w:b/>
+          <w:bCs/>
+        </w:rPr>
+        <w:t>Requirements</w:t>
+      </w:r>
+      <w:r>
+        <w:rPr>
+          <w:b/>
+          <w:bCs/>
+        </w:rPr>
+        <w:t xml:space="preserve"> analysis</w:t>
+      </w:r>
+    </w:p>
+    <w:p>
+      <w:r>
+        <w:t>Requirement</w:t>
+      </w:r>
+      <w:r>
+        <w:t xml:space="preserve"> analysis is the </w:t>
+      </w:r>
+      <w:r>
+        <w:t>process</w:t>
+      </w:r>
+      <w:r>
+        <w:t xml:space="preserve"> of decomposing </w:t>
+      </w:r>
+      <w:r>
+        <w:t>high-level</w:t>
+      </w:r>
+      <w:r>
+        <w:t xml:space="preserve"> </w:t>
+      </w:r>
+      <w:r>
+        <w:t>requirements</w:t>
+      </w:r>
+      <w:r>
+        <w:t xml:space="preserve"> into more detailed </w:t>
+      </w:r>
+      <w:r>
+        <w:t>requirement</w:t>
+      </w:r>
+      <w:r>
+        <w:t xml:space="preserve"> and define what system </w:t>
+      </w:r>
+      <w:r>
+        <w:t>must</w:t>
+      </w:r>
+      <w:r>
+        <w:t xml:space="preserve"> </w:t>
+      </w:r>
+      <w:r>
+        <w:t xml:space="preserve">do. This </w:t>
+      </w:r>
+      <w:r>
+        <w:t>process</w:t>
+      </w:r>
+      <w:r>
+        <w:t xml:space="preserve"> is used so we can </w:t>
+      </w:r>
+      <w:r>
+        <w:t>accurately</w:t>
+      </w:r>
+      <w:r>
+        <w:t xml:space="preserve"> </w:t>
+      </w:r>
+      <w:r>
+        <w:t>assess</w:t>
+      </w:r>
+      <w:r>
+        <w:t xml:space="preserve"> the information gathered</w:t>
+      </w:r>
+      <w:r>
+        <w:t xml:space="preserve"> </w:t>
+      </w:r>
+      <w:r>
+        <w:t>during</w:t>
+      </w:r>
+      <w:r>
+        <w:t xml:space="preserve"> elicitation and make it into structured </w:t>
+      </w:r>
+      <w:r>
+        <w:t>requirements</w:t>
+      </w:r>
+      <w:r>
+        <w:t xml:space="preserve"> for the system that we area </w:t>
+      </w:r>
+      <w:r>
+        <w:t>about</w:t>
+      </w:r>
+      <w:r>
+        <w:t xml:space="preserve"> to propose.</w:t>
+      </w:r>
+    </w:p>
+    <w:p/>
+    <w:p>
+      <w:r>
+        <w:t xml:space="preserve">Identify </w:t>
+      </w:r>
+      <w:r>
+        <w:t>Stakeholders</w:t>
+      </w:r>
+    </w:p>
+    <w:p>
+      <w:r>
+        <w:t>The first step in this pro</w:t>
+      </w:r>
+      <w:r>
+        <w:t>ce</w:t>
+      </w:r>
+      <w:r>
+        <w:t xml:space="preserve">ss is to identify the stakeholder who are affected or need </w:t>
+      </w:r>
+      <w:r>
+        <w:t>to</w:t>
+      </w:r>
+      <w:r>
+        <w:t xml:space="preserve"> interact with sai</w:t>
+      </w:r>
+      <w:r>
+        <w:t>d</w:t>
+      </w:r>
+      <w:r>
+        <w:t xml:space="preserve"> system. The key stakeholders at Mainfreight are:</w:t>
+      </w:r>
+    </w:p>
+    <w:p>
+      <w:pPr>
+        <w:pStyle w:val="ListParagraph"/>
+        <w:numPr>
+          <w:ilvl w:val="0"/>
+          <w:numId w:val="1"/>
+        </w:numPr>
+      </w:pPr>
+      <w:r>
+        <w:t>Customer</w:t>
+      </w:r>
+    </w:p>
+    <w:p>
+      <w:pPr>
+        <w:pStyle w:val="ListParagraph"/>
+        <w:numPr>
+          <w:ilvl w:val="0"/>
+          <w:numId w:val="1"/>
+        </w:numPr>
+      </w:pPr>
+      <w:r>
+        <w:t>Dispatch managers</w:t>
+      </w:r>
+    </w:p>
+    <w:p>
+      <w:pPr>
+        <w:pStyle w:val="ListParagraph"/>
+        <w:numPr>
+          <w:ilvl w:val="0"/>
+          <w:numId w:val="1"/>
+        </w:numPr>
+      </w:pPr>
+      <w:r>
+        <w:t>Warehousing staff</w:t>
+      </w:r>
+    </w:p>
+    <w:p>
+      <w:pPr>
+        <w:pStyle w:val="ListParagraph"/>
+        <w:numPr>
+          <w:ilvl w:val="0"/>
+          <w:numId w:val="1"/>
+        </w:numPr>
+      </w:pPr>
+      <w:r>
+        <w:t>Customer service representatives</w:t>
+      </w:r>
+    </w:p>
+    <w:p>
+      <w:pPr>
+        <w:pStyle w:val="ListParagraph"/>
+        <w:numPr>
+          <w:ilvl w:val="0"/>
+          <w:numId w:val="1"/>
+        </w:numPr>
+      </w:pPr>
+      <w:r>
+        <w:t>Drivers</w:t>
+      </w:r>
+    </w:p>
+    <w:p>
+      <w:pPr>
+        <w:pStyle w:val="ListParagraph"/>
+        <w:numPr>
+          <w:ilvl w:val="0"/>
+          <w:numId w:val="1"/>
+        </w:numPr>
+      </w:pPr>
+      <w:r>
+        <w:t>Managers</w:t>
+      </w:r>
+    </w:p>
+    <w:p>
+      <w:pPr>
+        <w:pStyle w:val="ListParagraph"/>
+        <w:numPr>
+          <w:ilvl w:val="0"/>
+          <w:numId w:val="1"/>
+        </w:numPr>
+      </w:pPr>
+      <w:r>
+        <w:t>IT administrators</w:t>
+      </w:r>
+    </w:p>
+    <w:p>
+      <w:r>
+        <w:t xml:space="preserve">These stakeholders were </w:t>
+      </w:r>
+      <w:r>
+        <w:t>identified</w:t>
+      </w:r>
+      <w:r>
+        <w:t xml:space="preserve"> during the elic</w:t>
+      </w:r>
+      <w:r>
+        <w:t>it</w:t>
+      </w:r>
+      <w:r>
+        <w:t>atio</w:t>
+      </w:r>
+      <w:r>
+        <w:t>n</w:t>
+      </w:r>
+      <w:r>
+        <w:t xml:space="preserve"> </w:t>
+      </w:r>
+      <w:r>
+        <w:t>process,</w:t>
+      </w:r>
+      <w:r>
+        <w:t xml:space="preserve"> and they are the </w:t>
+      </w:r>
+      <w:r>
+        <w:t>representatives</w:t>
+      </w:r>
+      <w:r>
+        <w:t xml:space="preserve"> for the main </w:t>
+      </w:r>
+      <w:r>
+        <w:t>problems</w:t>
+      </w:r>
+      <w:r>
+        <w:t xml:space="preserve"> and support role that are involved in shipment </w:t>
+      </w:r>
+      <w:r>
+        <w:lastRenderedPageBreak/>
+        <w:t xml:space="preserve">operations. This step makes sure that all the perspectives of the client are </w:t>
+      </w:r>
+      <w:r>
+        <w:t>considered</w:t>
+      </w:r>
+      <w:r>
+        <w:t xml:space="preserve"> and their needs are </w:t>
+      </w:r>
+      <w:r>
+        <w:t xml:space="preserve">kept in mind when designing the </w:t>
+      </w:r>
+      <w:r>
+        <w:t>requirements</w:t>
+      </w:r>
+      <w:r>
+        <w:t>.</w:t>
+      </w:r>
+    </w:p>
+    <w:p/>
+    <w:p>
+      <w:r>
+        <w:t>Understand Business goals</w:t>
+      </w:r>
+    </w:p>
+    <w:p>
+      <w:r>
+        <w:t xml:space="preserve">The </w:t>
+      </w:r>
+      <w:r>
+        <w:t>second</w:t>
+      </w:r>
+      <w:r>
+        <w:t xml:space="preserve"> step in the process is to understand why the system is needed.</w:t>
+      </w:r>
+      <w:r>
+        <w:t xml:space="preserve"> We do this by understanding and identifying what the business goals are. The proposed </w:t>
+      </w:r>
+      <w:r>
+        <w:t>logistics</w:t>
+      </w:r>
+      <w:r>
+        <w:t xml:space="preserve"> system is intended to improve the efficiency and reduce the </w:t>
+      </w:r>
+      <w:r>
+        <w:t>limitation</w:t>
+      </w:r>
+      <w:r>
+        <w:t xml:space="preserve"> of </w:t>
+      </w:r>
+      <w:r>
+        <w:t>the</w:t>
+      </w:r>
+      <w:r>
+        <w:t xml:space="preserve"> current process that Mainfreight  Is using.</w:t>
+      </w:r>
+    </w:p>
+    <w:p/>
+    <w:p>
+      <w:r>
+        <w:t xml:space="preserve">The main business </w:t>
+      </w:r>
+      <w:r>
+        <w:t>goals</w:t>
+      </w:r>
+      <w:r>
+        <w:t xml:space="preserve"> that were identified</w:t>
+      </w:r>
+      <w:r>
+        <w:t>:</w:t>
+      </w:r>
+    </w:p>
+    <w:p>
+      <w:pPr>
+        <w:pStyle w:val="ListParagraph"/>
+        <w:numPr>
+          <w:ilvl w:val="0"/>
+          <w:numId w:val="1"/>
+        </w:numPr>
+      </w:pPr>
+      <w:r>
+        <w:t>To reduce manual communication and record handling</w:t>
+      </w:r>
+    </w:p>
+    <w:p>
+      <w:pPr>
+        <w:pStyle w:val="ListParagraph"/>
+        <w:numPr>
+          <w:ilvl w:val="0"/>
+          <w:numId w:val="1"/>
+        </w:numPr>
+      </w:pPr>
+      <w:r>
+        <w:t>To improve the vis</w:t>
+      </w:r>
+      <w:r>
+        <w:t>ibi</w:t>
+      </w:r>
+      <w:r>
+        <w:t>lity of the shipment process across departments</w:t>
+      </w:r>
+    </w:p>
+    <w:p>
+      <w:pPr>
+        <w:pStyle w:val="ListParagraph"/>
+        <w:numPr>
+          <w:ilvl w:val="0"/>
+          <w:numId w:val="1"/>
+        </w:numPr>
+      </w:pPr>
+      <w:r>
+        <w:t xml:space="preserve">To be able to support track and status updates </w:t>
+      </w:r>
+      <w:r>
+        <w:t>coordinated</w:t>
+      </w:r>
+    </w:p>
+    <w:p>
+      <w:pPr>
+        <w:pStyle w:val="ListParagraph"/>
+        <w:numPr>
+          <w:ilvl w:val="0"/>
+          <w:numId w:val="1"/>
+        </w:numPr>
+      </w:pPr>
+      <w:r>
+        <w:t xml:space="preserve">To improve the communication and coordination between transport, warehousing, </w:t>
+      </w:r>
+      <w:r>
+        <w:t>customer service</w:t>
+      </w:r>
+      <w:r>
+        <w:t>, and air</w:t>
+      </w:r>
+      <w:r>
+        <w:t xml:space="preserve"> </w:t>
+      </w:r>
+      <w:r>
+        <w:t>&amp;</w:t>
+      </w:r>
+      <w:r>
+        <w:t xml:space="preserve"> </w:t>
+      </w:r>
+      <w:r>
+        <w:t>ocean teams</w:t>
+      </w:r>
+    </w:p>
+    <w:p>
+      <w:pPr>
+        <w:pStyle w:val="ListParagraph"/>
+        <w:numPr>
+          <w:ilvl w:val="0"/>
+          <w:numId w:val="1"/>
+        </w:numPr>
+      </w:pPr>
+      <w:r>
+        <w:t xml:space="preserve">To be able to support the </w:t>
+      </w:r>
+      <w:r>
+        <w:t>management</w:t>
+      </w:r>
+      <w:r>
+        <w:t xml:space="preserve"> teams and </w:t>
+      </w:r>
+      <w:r>
+        <w:t>keeping</w:t>
+      </w:r>
+      <w:r>
+        <w:t xml:space="preserve"> them connected to the other </w:t>
+      </w:r>
+      <w:r>
+        <w:t>teams</w:t>
+      </w:r>
+      <w:r>
+        <w:t xml:space="preserve"> so they </w:t>
+      </w:r>
+      <w:r>
+        <w:t>can</w:t>
+      </w:r>
+      <w:r>
+        <w:t xml:space="preserve"> make reports and </w:t>
+      </w:r>
+      <w:r>
+        <w:t>decision</w:t>
+      </w:r>
+      <w:r>
+        <w:t xml:space="preserve"> making</w:t>
+      </w:r>
+    </w:p>
+    <w:p/>
+    <w:p/>
+    <w:p>
+      <w:r>
+        <w:t>Identifying</w:t>
+      </w:r>
+      <w:r>
+        <w:t xml:space="preserve"> user </w:t>
+      </w:r>
+      <w:r>
+        <w:t>requirements</w:t>
+      </w:r>
+      <w:r>
+        <w:t xml:space="preserve"> </w:t>
+      </w:r>
+    </w:p>
+    <w:p>
+      <w:r>
+        <w:t xml:space="preserve">The third step I this process is </w:t>
+      </w:r>
+      <w:r>
+        <w:t xml:space="preserve">to </w:t>
+      </w:r>
+      <w:r>
+        <w:t>identify</w:t>
+      </w:r>
+      <w:r>
+        <w:t xml:space="preserve"> what the user requirements are. User requirements describe what users need to do with the system</w:t>
+      </w:r>
+      <w:r>
+        <w:t xml:space="preserve">. Using the earlier </w:t>
+      </w:r>
+      <w:r>
+        <w:t>elicitation</w:t>
+      </w:r>
+      <w:r>
+        <w:t xml:space="preserve"> results  we have identified the following user requirements.</w:t>
+      </w:r>
+      <w:r>
+        <w:t xml:space="preserve"> </w:t>
+      </w:r>
+    </w:p>
+    <w:p/>
+    <w:p>
+      <w:r>
+        <w:t>Customers should be able to:</w:t>
+      </w:r>
+    </w:p>
+    <w:p>
+      <w:pPr>
+        <w:pStyle w:val="ListParagraph"/>
+        <w:numPr>
+          <w:ilvl w:val="0"/>
+          <w:numId w:val="1"/>
+        </w:numPr>
+      </w:pPr>
+      <w:r>
+        <w:t xml:space="preserve">Track their shipment progress </w:t>
+      </w:r>
+    </w:p>
+    <w:p>
+      <w:pPr>
+        <w:pStyle w:val="ListParagraph"/>
+        <w:numPr>
+          <w:ilvl w:val="0"/>
+          <w:numId w:val="1"/>
+        </w:numPr>
+      </w:pPr>
+      <w:r>
+        <w:t xml:space="preserve">View the status of their shipment and </w:t>
+      </w:r>
+      <w:r>
+        <w:t>delivery</w:t>
+      </w:r>
+      <w:r>
+        <w:t xml:space="preserve"> </w:t>
+      </w:r>
+      <w:r>
+        <w:t>updates</w:t>
+      </w:r>
+    </w:p>
+    <w:p>
+      <w:pPr>
+        <w:pStyle w:val="ListParagraph"/>
+        <w:numPr>
+          <w:ilvl w:val="0"/>
+          <w:numId w:val="1"/>
+        </w:numPr>
+      </w:pPr>
+      <w:r>
+        <w:t xml:space="preserve">Access the </w:t>
+      </w:r>
+      <w:r>
+        <w:t>shipment</w:t>
+      </w:r>
+      <w:r>
+        <w:t xml:space="preserve"> details such as delivery time and location</w:t>
+      </w:r>
+    </w:p>
+    <w:p>
+      <w:r>
+        <w:t>Transport operations(Dispatch managers) should be able to:</w:t>
+      </w:r>
+    </w:p>
+    <w:p/>
+    <w:p>
+      <w:pPr>
+        <w:pStyle w:val="ListParagraph"/>
+        <w:numPr>
+          <w:ilvl w:val="0"/>
+          <w:numId w:val="1"/>
+        </w:numPr>
+      </w:pPr>
+      <w:r>
+        <w:t xml:space="preserve">Assign </w:t>
+      </w:r>
+      <w:r>
+        <w:t>shipment</w:t>
+      </w:r>
+      <w:r>
+        <w:t xml:space="preserve"> to delivery routes</w:t>
+      </w:r>
+    </w:p>
+    <w:p>
+      <w:pPr>
+        <w:pStyle w:val="ListParagraph"/>
+        <w:numPr>
+          <w:ilvl w:val="0"/>
+          <w:numId w:val="1"/>
+        </w:numPr>
+      </w:pPr>
+      <w:r>
+        <w:t>Monitor</w:t>
+      </w:r>
+      <w:r>
+        <w:t xml:space="preserve"> delivery progress across routes</w:t>
+      </w:r>
+    </w:p>
+    <w:p>
+      <w:pPr>
+        <w:pStyle w:val="ListParagraph"/>
+        <w:numPr>
+          <w:ilvl w:val="0"/>
+          <w:numId w:val="1"/>
+        </w:numPr>
+      </w:pPr>
+      <w:r>
+        <w:t>Reroute when needed</w:t>
+      </w:r>
+    </w:p>
+    <w:p>
+      <w:pPr>
+        <w:pStyle w:val="ListParagraph"/>
+        <w:numPr>
+          <w:ilvl w:val="0"/>
+          <w:numId w:val="1"/>
+        </w:numPr>
+      </w:pPr>
+      <w:r>
+        <w:lastRenderedPageBreak/>
+        <w:t xml:space="preserve">Manage </w:t>
+      </w:r>
+      <w:r>
+        <w:t>deliver</w:t>
+      </w:r>
+      <w:r>
+        <w:t xml:space="preserve"> issues such as delays , suspension </w:t>
+      </w:r>
+      <w:r>
+        <w:t>a</w:t>
+      </w:r>
+      <w:r>
+        <w:t xml:space="preserve"> </w:t>
+      </w:r>
+      <w:r>
+        <w:t>failed delivery</w:t>
+      </w:r>
+    </w:p>
+    <w:p>
+      <w:r>
+        <w:t>Warehousing Services(</w:t>
+      </w:r>
+      <w:r>
+        <w:t>warehouse</w:t>
+      </w:r>
+      <w:r>
+        <w:t xml:space="preserve"> staff) should be able to:</w:t>
+      </w:r>
+    </w:p>
+    <w:p>
+      <w:pPr>
+        <w:pStyle w:val="ListParagraph"/>
+        <w:numPr>
+          <w:ilvl w:val="0"/>
+          <w:numId w:val="1"/>
+        </w:numPr>
+      </w:pPr>
+      <w:r>
+        <w:t>Update the shipment</w:t>
+      </w:r>
+      <w:r>
+        <w:t>/inv</w:t>
+      </w:r>
+      <w:r>
+        <w:t>ent</w:t>
+      </w:r>
+      <w:r>
+        <w:t>ory information</w:t>
+      </w:r>
+    </w:p>
+    <w:p>
+      <w:pPr>
+        <w:pStyle w:val="ListParagraph"/>
+        <w:numPr>
+          <w:ilvl w:val="0"/>
+          <w:numId w:val="1"/>
+        </w:numPr>
+      </w:pPr>
+      <w:r>
+        <w:t>Manage the inventory shipments coming in and going out</w:t>
+      </w:r>
+    </w:p>
+    <w:p>
+      <w:pPr>
+        <w:pStyle w:val="ListParagraph"/>
+        <w:numPr>
+          <w:ilvl w:val="0"/>
+          <w:numId w:val="1"/>
+        </w:numPr>
+      </w:pPr>
+      <w:r>
+        <w:t>Coordinate the shipment transfers to transport operations</w:t>
+      </w:r>
+    </w:p>
+    <w:p/>
+    <w:p>
+      <w:r>
+        <w:t>Customer Services(</w:t>
+      </w:r>
+      <w:r>
+        <w:t>Customer</w:t>
+      </w:r>
+      <w:r>
+        <w:t xml:space="preserve"> service </w:t>
+      </w:r>
+      <w:r>
+        <w:t>representatives</w:t>
+      </w:r>
+      <w:r>
+        <w:t>) should be able to:</w:t>
+      </w:r>
+    </w:p>
+    <w:p/>
+    <w:p>
+      <w:pPr>
+        <w:pStyle w:val="ListParagraph"/>
+        <w:numPr>
+          <w:ilvl w:val="0"/>
+          <w:numId w:val="1"/>
+        </w:numPr>
+      </w:pPr>
+      <w:r>
+        <w:t>Should access shipment information</w:t>
+      </w:r>
+      <w:r>
+        <w:t xml:space="preserve"> </w:t>
+      </w:r>
+      <w:r>
+        <w:t>to give to the customers</w:t>
+      </w:r>
+    </w:p>
+    <w:p>
+      <w:pPr>
+        <w:pStyle w:val="ListParagraph"/>
+        <w:numPr>
+          <w:ilvl w:val="0"/>
+          <w:numId w:val="1"/>
+        </w:numPr>
+      </w:pPr>
+      <w:r>
+        <w:t>Respond to the customer concerns enquires</w:t>
+      </w:r>
+    </w:p>
+    <w:p>
+      <w:pPr>
+        <w:pStyle w:val="ListParagraph"/>
+        <w:numPr>
+          <w:ilvl w:val="0"/>
+          <w:numId w:val="1"/>
+        </w:numPr>
+      </w:pPr>
+      <w:r>
+        <w:t xml:space="preserve">Be able to </w:t>
+      </w:r>
+      <w:r>
+        <w:t>communicate</w:t>
+      </w:r>
+      <w:r>
+        <w:t xml:space="preserve"> delivery issues and </w:t>
+      </w:r>
+      <w:r>
+        <w:t>escalations</w:t>
+      </w:r>
+    </w:p>
+    <w:p/>
+    <w:p>
+      <w:r>
+        <w:t>Air &amp; Oceans ( Logistics Staff) should be able to:</w:t>
+      </w:r>
+    </w:p>
+    <w:p/>
+    <w:p>
+      <w:pPr>
+        <w:pStyle w:val="ListParagraph"/>
+        <w:numPr>
+          <w:ilvl w:val="0"/>
+          <w:numId w:val="1"/>
+        </w:numPr>
+      </w:pPr>
+      <w:r>
+        <w:t xml:space="preserve">Manag the internation shipment updates </w:t>
+      </w:r>
+      <w:r>
+        <w:t>such</w:t>
+      </w:r>
+      <w:r>
+        <w:t xml:space="preserve"> </w:t>
+      </w:r>
+      <w:r>
+        <w:t>a</w:t>
+      </w:r>
+      <w:r>
+        <w:t>s locations</w:t>
+      </w:r>
+    </w:p>
+    <w:p>
+      <w:pPr>
+        <w:pStyle w:val="ListParagraph"/>
+        <w:numPr>
+          <w:ilvl w:val="0"/>
+          <w:numId w:val="1"/>
+        </w:numPr>
+      </w:pPr>
+      <w:r>
+        <w:t xml:space="preserve">Track and manage the shipment across different modes </w:t>
+      </w:r>
+      <w:r>
+        <w:t>of</w:t>
+      </w:r>
+      <w:r>
+        <w:t xml:space="preserve"> transport</w:t>
+      </w:r>
+    </w:p>
+    <w:p>
+      <w:pPr>
+        <w:pStyle w:val="ListParagraph"/>
+        <w:numPr>
+          <w:ilvl w:val="0"/>
+          <w:numId w:val="1"/>
+        </w:numPr>
+      </w:pPr>
+      <w:r>
+        <w:t xml:space="preserve">Update </w:t>
+      </w:r>
+      <w:r>
+        <w:t>the</w:t>
+      </w:r>
+      <w:r>
+        <w:t xml:space="preserve"> shipment status during internation transits</w:t>
+      </w:r>
+    </w:p>
+    <w:p>
+      <w:r>
+        <w:t>Management (Managers) should be able to:</w:t>
+      </w:r>
+    </w:p>
+    <w:p/>
+    <w:p>
+      <w:pPr>
+        <w:pStyle w:val="ListParagraph"/>
+        <w:numPr>
+          <w:ilvl w:val="0"/>
+          <w:numId w:val="1"/>
+        </w:numPr>
+      </w:pPr>
+      <w:r>
+        <w:t>View overall reports of shipment delays and its performance</w:t>
+      </w:r>
+    </w:p>
+    <w:p/>
+    <w:p>
+      <w:r>
+        <w:t>IT Department (</w:t>
+      </w:r>
+      <w:r>
+        <w:t>System</w:t>
+      </w:r>
+      <w:r>
+        <w:t xml:space="preserve"> Administrators) should be able to:</w:t>
+      </w:r>
+    </w:p>
+    <w:p/>
+    <w:p>
+      <w:pPr>
+        <w:pStyle w:val="ListParagraph"/>
+        <w:numPr>
+          <w:ilvl w:val="0"/>
+          <w:numId w:val="1"/>
+        </w:numPr>
+      </w:pPr>
+      <w:r>
+        <w:t>Manage user accounts</w:t>
+      </w:r>
+    </w:p>
+    <w:p>
+      <w:pPr>
+        <w:pStyle w:val="ListParagraph"/>
+        <w:numPr>
+          <w:ilvl w:val="0"/>
+          <w:numId w:val="1"/>
+        </w:numPr>
+      </w:pPr>
+      <w:r>
+        <w:t xml:space="preserve">Control the access </w:t>
+      </w:r>
+      <w:r>
+        <w:t>permissions</w:t>
+      </w:r>
+    </w:p>
+    <w:p>
+      <w:pPr>
+        <w:pStyle w:val="ListParagraph"/>
+        <w:numPr>
+          <w:ilvl w:val="0"/>
+          <w:numId w:val="1"/>
+        </w:numPr>
+      </w:pPr>
+      <w:r>
+        <w:t>Maintain</w:t>
+      </w:r>
+      <w:r>
+        <w:t xml:space="preserve"> the system </w:t>
+      </w:r>
+      <w:r>
+        <w:t>security</w:t>
+      </w:r>
+      <w:r>
+        <w:t xml:space="preserve"> and </w:t>
+      </w:r>
+      <w:r>
+        <w:t>performance</w:t>
+      </w:r>
+    </w:p>
+    <w:p/>
+    <w:p>
+      <w:pPr>
+        <w:pStyle w:val="ListParagraph"/>
+        <w:numPr>
+          <w:ilvl w:val="0"/>
+          <w:numId w:val="5"/>
+        </w:numPr>
+        <w:rPr>
+          <w:b/>
+          <w:bCs/>
+        </w:rPr>
+      </w:pPr>
+      <w:r>
+        <w:rPr>
+          <w:b/>
+          <w:bCs/>
+        </w:rPr>
+        <w:t>Requirements specification</w:t>
+      </w:r>
+    </w:p>
+    <w:p>
+      <w:pPr>
+        <w:pStyle w:val="ListParagraph"/>
+        <w:numPr>
+          <w:ilvl w:val="1"/>
+          <w:numId w:val="5"/>
+        </w:numPr>
+        <w:rPr>
+          <w:b/>
+          <w:bCs/>
+        </w:rPr>
+      </w:pPr>
+      <w:r>
+        <w:rPr>
+          <w:b/>
+          <w:bCs/>
+        </w:rPr>
+        <w:t>SRS (mini version)</w:t>
+      </w:r>
+    </w:p>
+    <w:p>
+      <w:pPr>
+        <w:pStyle w:val="ListParagraph"/>
+        <w:numPr>
+          <w:ilvl w:val="1"/>
+          <w:numId w:val="5"/>
+        </w:numPr>
+        <w:rPr>
+          <w:b/>
+          <w:bCs/>
+        </w:rPr>
+      </w:pPr>
+      <w:r>
+        <w:rPr>
+          <w:b/>
+          <w:bCs/>
+        </w:rPr>
+        <w:t xml:space="preserve">Functional </w:t>
+      </w:r>
+      <w:r>
+        <w:rPr>
+          <w:b/>
+          <w:bCs/>
+        </w:rPr>
+        <w:t>Requirements</w:t>
+      </w:r>
+    </w:p>
+    <w:p>
+      <w:pPr>
+        <w:pStyle w:val="ListParagraph"/>
+        <w:numPr>
+          <w:ilvl w:val="1"/>
+          <w:numId w:val="5"/>
+        </w:numPr>
+        <w:rPr>
+          <w:b/>
+          <w:bCs/>
+        </w:rPr>
+      </w:pPr>
+      <w:r>
+        <w:rPr>
+          <w:b/>
+          <w:bCs/>
+        </w:rPr>
+        <w:t xml:space="preserve">Non-Functional </w:t>
+      </w:r>
+      <w:r>
+        <w:rPr>
+          <w:b/>
+          <w:bCs/>
+        </w:rPr>
+        <w:t>Requirements</w:t>
+      </w:r>
+    </w:p>
+    <w:p>
+      <w:pPr>
+        <w:pStyle w:val="ListParagraph"/>
+        <w:numPr>
+          <w:ilvl w:val="0"/>
+          <w:numId w:val="5"/>
+        </w:numPr>
+        <w:rPr>
+          <w:b/>
+          <w:bCs/>
+        </w:rPr>
+      </w:pPr>
+      <w:r>
+        <w:rPr>
+          <w:b/>
+          <w:bCs/>
+        </w:rPr>
+        <w:t xml:space="preserve">Traceability of </w:t>
+      </w:r>
+      <w:r>
+        <w:rPr>
+          <w:b/>
+          <w:bCs/>
+        </w:rPr>
+        <w:t>requirements</w:t>
+      </w:r>
+    </w:p>
+    <w:p>
+      <w:pPr>
+        <w:rPr>
+          <w:b/>
+          <w:bCs/>
+        </w:rPr>
+      </w:pPr>
+      <w:r>
+        <w:rPr>
+          <w:b/>
+          <w:bCs/>
+        </w:rPr>
+        <w:lastRenderedPageBreak/>
+        <w:t>Clearly defined functional requirements:</w:t>
+      </w:r>
+    </w:p>
+    <w:p>
+      <w:r>
+        <w:t xml:space="preserve">What are functional </w:t>
+      </w:r>
+      <w:r>
+        <w:t>requirements</w:t>
+      </w:r>
+      <w:r>
+        <w:t>?</w:t>
+      </w:r>
+    </w:p>
+    <w:p>
+      <w:r>
+        <w:t>Functional</w:t>
+      </w:r>
+      <w:r>
+        <w:t xml:space="preserve"> requirements define the s</w:t>
+      </w:r>
+      <w:r>
+        <w:t>p</w:t>
+      </w:r>
+      <w:r>
+        <w:t>e</w:t>
+      </w:r>
+      <w:r>
+        <w:t>cif</w:t>
+      </w:r>
+      <w:r>
+        <w:t xml:space="preserve">ic actions, </w:t>
+      </w:r>
+      <w:r>
+        <w:t>behaviour,</w:t>
+      </w:r>
+      <w:r>
+        <w:t xml:space="preserve"> and data a processing system must </w:t>
+      </w:r>
+      <w:r>
+        <w:t>perform</w:t>
+      </w:r>
+      <w:r>
+        <w:t xml:space="preserve">. They </w:t>
+      </w:r>
+      <w:r>
+        <w:t>describe</w:t>
+      </w:r>
+      <w:r>
+        <w:t xml:space="preserve"> what the system must </w:t>
+      </w:r>
+      <w:r>
+        <w:t>do,</w:t>
+      </w:r>
+      <w:r>
+        <w:t xml:space="preserve"> and these are derived from converting user </w:t>
+      </w:r>
+      <w:r>
+        <w:t>requirements</w:t>
+      </w:r>
+      <w:r>
+        <w:t xml:space="preserve"> into system behaviour:</w:t>
+      </w:r>
+    </w:p>
+    <w:p/>
+    <w:p/>
+    <w:p>
+      <w:r>
+        <w:t>Functional requirements:</w:t>
+      </w:r>
+    </w:p>
+    <w:p>
+      <w:r>
+        <w:t>Shipment Tracking</w:t>
+      </w:r>
+    </w:p>
+    <w:p>
+      <w:pPr>
+        <w:pStyle w:val="ListParagraph"/>
+        <w:numPr>
+          <w:ilvl w:val="0"/>
+          <w:numId w:val="1"/>
+        </w:numPr>
+      </w:pPr>
+      <w:r>
+        <w:t xml:space="preserve">The system shall allow customer to track shipments </w:t>
+      </w:r>
+    </w:p>
+    <w:p>
+      <w:pPr>
+        <w:pStyle w:val="ListParagraph"/>
+        <w:numPr>
+          <w:ilvl w:val="0"/>
+          <w:numId w:val="1"/>
+        </w:numPr>
+      </w:pPr>
+      <w:r>
+        <w:t xml:space="preserve">The system shall </w:t>
+      </w:r>
+      <w:r>
+        <w:t>display</w:t>
+      </w:r>
+      <w:r>
+        <w:t xml:space="preserve"> </w:t>
+      </w:r>
+      <w:r>
+        <w:t>shipment</w:t>
+      </w:r>
+      <w:r>
+        <w:t xml:space="preserve"> status and delivery progress</w:t>
+      </w:r>
+    </w:p>
+    <w:p/>
+    <w:p>
+      <w:r>
+        <w:t>Shipment Management</w:t>
+      </w:r>
+    </w:p>
+    <w:p>
+      <w:pPr>
+        <w:pStyle w:val="ListParagraph"/>
+        <w:numPr>
+          <w:ilvl w:val="0"/>
+          <w:numId w:val="1"/>
+        </w:numPr>
+      </w:pPr>
+      <w:r>
+        <w:t xml:space="preserve">The system shall allow </w:t>
+      </w:r>
+      <w:r>
+        <w:t xml:space="preserve">the </w:t>
+      </w:r>
+      <w:r>
+        <w:t>authorised</w:t>
+      </w:r>
+      <w:r>
+        <w:t xml:space="preserve"> staff to update shipment status</w:t>
+      </w:r>
+    </w:p>
+    <w:p>
+      <w:pPr>
+        <w:pStyle w:val="ListParagraph"/>
+        <w:numPr>
+          <w:ilvl w:val="0"/>
+          <w:numId w:val="1"/>
+        </w:numPr>
+      </w:pPr>
+      <w:r>
+        <w:t>The system shall manage shipment operations across departments</w:t>
+      </w:r>
+    </w:p>
+    <w:p>
+      <w:pPr>
+        <w:pStyle w:val="ListParagraph"/>
+        <w:numPr>
+          <w:ilvl w:val="0"/>
+          <w:numId w:val="1"/>
+        </w:numPr>
+      </w:pPr>
+      <w:r>
+        <w:t xml:space="preserve">The </w:t>
+      </w:r>
+      <w:r>
+        <w:t>system shall coordinate shipment workflows between departments</w:t>
+      </w:r>
+    </w:p>
+    <w:p>
+      <w:pPr>
+        <w:ind w:left="360"/>
+      </w:pPr>
+    </w:p>
+    <w:p>
+      <w:pPr>
+        <w:ind w:left="360"/>
+      </w:pPr>
+      <w:r>
+        <w:t>Delivery Processing</w:t>
+      </w:r>
+    </w:p>
+    <w:p>
+      <w:pPr>
+        <w:pStyle w:val="ListParagraph"/>
+        <w:numPr>
+          <w:ilvl w:val="0"/>
+          <w:numId w:val="1"/>
+        </w:numPr>
+      </w:pPr>
+      <w:r>
+        <w:t>T</w:t>
+      </w:r>
+      <w:r>
+        <w:t>h</w:t>
+      </w:r>
+      <w:r>
+        <w:t>e system shall allow drivers to record the delivery of the shipment</w:t>
+      </w:r>
+    </w:p>
+    <w:p>
+      <w:pPr>
+        <w:pStyle w:val="ListParagraph"/>
+        <w:numPr>
+          <w:ilvl w:val="0"/>
+          <w:numId w:val="1"/>
+        </w:numPr>
+      </w:pPr>
+      <w:r>
+        <w:t xml:space="preserve">The system shall allow for drivers to post proof of their completed shipments </w:t>
+      </w:r>
+      <w:r>
+        <w:t>on the platform itself</w:t>
+      </w:r>
+    </w:p>
+    <w:p>
+      <w:pPr>
+        <w:pStyle w:val="ListParagraph"/>
+        <w:numPr>
+          <w:ilvl w:val="0"/>
+          <w:numId w:val="1"/>
+        </w:numPr>
+      </w:pPr>
+      <w:r>
+        <w:t xml:space="preserve">The system shall be able to manage delivery </w:t>
+      </w:r>
+      <w:r>
+        <w:t>expectation</w:t>
+      </w:r>
+      <w:r>
+        <w:t xml:space="preserve"> like </w:t>
+      </w:r>
+      <w:r>
+        <w:t xml:space="preserve">delays, </w:t>
+      </w:r>
+      <w:r>
+        <w:t>returns,</w:t>
+      </w:r>
+      <w:r>
+        <w:t xml:space="preserve"> and suspensions.</w:t>
+      </w:r>
+    </w:p>
+    <w:p/>
+    <w:p>
+      <w:r>
+        <w:t>Customer Service Support</w:t>
+      </w:r>
+    </w:p>
+    <w:p>
+      <w:pPr>
+        <w:pStyle w:val="ListParagraph"/>
+        <w:numPr>
+          <w:ilvl w:val="0"/>
+          <w:numId w:val="1"/>
+        </w:numPr>
+      </w:pPr>
+      <w:r>
+        <w:t xml:space="preserve">The shipment shall provide </w:t>
+      </w:r>
+      <w:r>
+        <w:t xml:space="preserve">the </w:t>
+      </w:r>
+      <w:r>
+        <w:t>customer</w:t>
+      </w:r>
+      <w:r>
+        <w:t xml:space="preserve"> service department rep</w:t>
+      </w:r>
+      <w:r>
+        <w:t>r</w:t>
+      </w:r>
+      <w:r>
+        <w:t>e</w:t>
+      </w:r>
+      <w:r>
+        <w:t>sen</w:t>
+      </w:r>
+      <w:r>
+        <w:t>tatives to access the shipment info</w:t>
+      </w:r>
+    </w:p>
+    <w:p>
+      <w:pPr>
+        <w:pStyle w:val="ListParagraph"/>
+        <w:numPr>
+          <w:ilvl w:val="0"/>
+          <w:numId w:val="1"/>
+        </w:numPr>
+      </w:pPr>
+      <w:r>
+        <w:t xml:space="preserve">The system shall allow staff to </w:t>
+      </w:r>
+      <w:r>
+        <w:t>respond</w:t>
+      </w:r>
+      <w:r>
+        <w:t xml:space="preserve"> to customer enquires</w:t>
+      </w:r>
+    </w:p>
+    <w:p>
+      <w:r>
+        <w:t>System integration</w:t>
+      </w:r>
+    </w:p>
+    <w:p>
+      <w:pPr>
+        <w:pStyle w:val="ListParagraph"/>
+        <w:numPr>
+          <w:ilvl w:val="0"/>
+          <w:numId w:val="1"/>
+        </w:numPr>
+      </w:pPr>
+      <w:r>
+        <w:t xml:space="preserve">The system shall </w:t>
+      </w:r>
+      <w:r>
+        <w:t>synchronise</w:t>
+      </w:r>
+      <w:r>
+        <w:t xml:space="preserve"> the shipment data </w:t>
+      </w:r>
+      <w:r>
+        <w:t>across</w:t>
+      </w:r>
+      <w:r>
+        <w:t xml:space="preserve"> the </w:t>
+      </w:r>
+      <w:r>
+        <w:t>departments</w:t>
+      </w:r>
+    </w:p>
+    <w:p>
+      <w:pPr>
+        <w:pStyle w:val="ListParagraph"/>
+        <w:numPr>
+          <w:ilvl w:val="0"/>
+          <w:numId w:val="1"/>
+        </w:numPr>
+      </w:pPr>
+      <w:r>
+        <w:t xml:space="preserve">The system shall ensure that the updates are visible to </w:t>
+      </w:r>
+      <w:r>
+        <w:t>authorised</w:t>
+      </w:r>
+      <w:r>
+        <w:t xml:space="preserve"> users.</w:t>
+      </w:r>
+    </w:p>
+    <w:p>
+      <w:pPr>
+        <w:rPr>
+          <w:b/>
+          <w:bCs/>
+        </w:rPr>
+      </w:pPr>
+    </w:p>
+    <w:p>
+      <w:pPr>
+        <w:rPr>
+          <w:b/>
+          <w:bCs/>
+        </w:rPr>
+      </w:pPr>
+      <w:r>
+        <w:rPr>
+          <w:b/>
+          <w:bCs/>
+        </w:rPr>
+        <w:lastRenderedPageBreak/>
+        <w:t>Clearly defined Non – Functional requirements</w:t>
+      </w:r>
+    </w:p>
+    <w:p>
+      <w:pPr>
+        <w:rPr>
+          <w:b/>
+          <w:bCs/>
+        </w:rPr>
+      </w:pPr>
+    </w:p>
+    <w:p>
+      <w:r>
+        <w:t>Non-functional</w:t>
+      </w:r>
+      <w:r>
+        <w:t xml:space="preserve"> requirements are </w:t>
+      </w:r>
+      <w:r>
+        <w:t>requirements</w:t>
+      </w:r>
+      <w:r>
+        <w:t xml:space="preserve"> which define the system </w:t>
+      </w:r>
+      <w:r>
+        <w:t>quality</w:t>
+      </w:r>
+      <w:r>
+        <w:t xml:space="preserve"> attributes and constraints, they </w:t>
+      </w:r>
+      <w:r>
+        <w:t>describe</w:t>
+      </w:r>
+      <w:r>
+        <w:t xml:space="preserve"> how well the system performs</w:t>
+      </w:r>
+    </w:p>
+    <w:p/>
+    <w:p>
+      <w:pPr>
+        <w:pStyle w:val="ListParagraph"/>
+        <w:numPr>
+          <w:ilvl w:val="0"/>
+          <w:numId w:val="1"/>
+        </w:numPr>
+      </w:pPr>
+      <w:r>
+        <w:t>Performance</w:t>
+      </w:r>
+    </w:p>
+    <w:p>
+      <w:pPr>
+        <w:pStyle w:val="ListParagraph"/>
+        <w:numPr>
+          <w:ilvl w:val="1"/>
+          <w:numId w:val="1"/>
+        </w:numPr>
+      </w:pPr>
+      <w:r>
+        <w:t>The system shall return shipment tracking results within 2 seconds</w:t>
+      </w:r>
+    </w:p>
+    <w:p>
+      <w:pPr>
+        <w:pStyle w:val="ListParagraph"/>
+        <w:numPr>
+          <w:ilvl w:val="1"/>
+          <w:numId w:val="1"/>
+        </w:numPr>
+      </w:pPr>
+      <w:r>
+        <w:t xml:space="preserve">The system shall process shipment updates without </w:t>
+      </w:r>
+      <w:r>
+        <w:t>noticeable</w:t>
+      </w:r>
+      <w:r>
+        <w:t xml:space="preserve"> delay</w:t>
+      </w:r>
+    </w:p>
+    <w:p>
+      <w:pPr>
+        <w:pStyle w:val="ListParagraph"/>
+        <w:numPr>
+          <w:ilvl w:val="0"/>
+          <w:numId w:val="1"/>
+        </w:numPr>
+      </w:pPr>
+      <w:r>
+        <w:t>Availability</w:t>
+      </w:r>
+    </w:p>
+    <w:p>
+      <w:pPr>
+        <w:pStyle w:val="ListParagraph"/>
+        <w:numPr>
+          <w:ilvl w:val="1"/>
+          <w:numId w:val="1"/>
+        </w:numPr>
+      </w:pPr>
+      <w:r>
+        <w:t xml:space="preserve">The system shall be </w:t>
+      </w:r>
+      <w:r>
+        <w:t>available</w:t>
+      </w:r>
+      <w:r>
+        <w:t xml:space="preserve"> 24/7 for all users</w:t>
+      </w:r>
+      <w:r>
+        <w:t>, 7 days a week</w:t>
+      </w:r>
+    </w:p>
+    <w:p>
+      <w:pPr>
+        <w:pStyle w:val="ListParagraph"/>
+        <w:numPr>
+          <w:ilvl w:val="1"/>
+          <w:numId w:val="1"/>
+        </w:numPr>
+      </w:pPr>
+      <w:r>
+        <w:t>The system shall minimise downtime during maintenance</w:t>
+      </w:r>
+      <w:r>
+        <w:t xml:space="preserve"> and operations</w:t>
+      </w:r>
+    </w:p>
+    <w:p>
+      <w:pPr>
+        <w:pStyle w:val="ListParagraph"/>
+        <w:numPr>
+          <w:ilvl w:val="0"/>
+          <w:numId w:val="1"/>
+        </w:numPr>
+      </w:pPr>
+      <w:r>
+        <w:t>Security</w:t>
+      </w:r>
+    </w:p>
+    <w:p>
+      <w:pPr>
+        <w:pStyle w:val="ListParagraph"/>
+        <w:numPr>
+          <w:ilvl w:val="1"/>
+          <w:numId w:val="1"/>
+        </w:numPr>
+      </w:pPr>
+      <w:r>
+        <w:t xml:space="preserve">The system shall require user </w:t>
+      </w:r>
+      <w:r>
+        <w:t>authentication</w:t>
+      </w:r>
+      <w:r>
+        <w:t xml:space="preserve"> before access </w:t>
+      </w:r>
+    </w:p>
+    <w:p>
+      <w:pPr>
+        <w:pStyle w:val="ListParagraph"/>
+        <w:numPr>
+          <w:ilvl w:val="1"/>
+          <w:numId w:val="1"/>
+        </w:numPr>
+      </w:pPr>
+      <w:r>
+        <w:t xml:space="preserve">The system shall ensure only </w:t>
+      </w:r>
+      <w:r>
+        <w:t>authorised</w:t>
+      </w:r>
+      <w:r>
+        <w:t xml:space="preserve"> uses can modify shipment data</w:t>
+      </w:r>
+    </w:p>
+    <w:p>
+      <w:pPr>
+        <w:pStyle w:val="ListParagraph"/>
+        <w:numPr>
+          <w:ilvl w:val="1"/>
+          <w:numId w:val="1"/>
+        </w:numPr>
+      </w:pPr>
+      <w:r>
+        <w:t xml:space="preserve">The system shall protect shipment information </w:t>
+      </w:r>
+      <w:r>
+        <w:t>from</w:t>
+      </w:r>
+      <w:r>
+        <w:t xml:space="preserve"> </w:t>
+      </w:r>
+      <w:r>
+        <w:t>unauthorised</w:t>
+      </w:r>
+      <w:r>
+        <w:t xml:space="preserve"> access</w:t>
+      </w:r>
+    </w:p>
+    <w:p>
+      <w:pPr>
+        <w:pStyle w:val="ListParagraph"/>
+        <w:numPr>
+          <w:ilvl w:val="0"/>
+          <w:numId w:val="1"/>
+        </w:numPr>
+      </w:pPr>
+      <w:r>
+        <w:t>Usability</w:t>
+      </w:r>
+    </w:p>
+    <w:p>
+      <w:pPr>
+        <w:pStyle w:val="ListParagraph"/>
+        <w:numPr>
+          <w:ilvl w:val="1"/>
+          <w:numId w:val="1"/>
+        </w:numPr>
+      </w:pPr>
+      <w:r>
+        <w:t xml:space="preserve">The system should </w:t>
+      </w:r>
+      <w:r>
+        <w:t>prov</w:t>
+      </w:r>
+      <w:r>
+        <w:t xml:space="preserve">ide a user- friendly and </w:t>
+      </w:r>
+      <w:r>
+        <w:t>intuitive</w:t>
+      </w:r>
+      <w:r>
+        <w:t xml:space="preserve"> interface</w:t>
+      </w:r>
+    </w:p>
+    <w:p>
+      <w:pPr>
+        <w:pStyle w:val="ListParagraph"/>
+        <w:numPr>
+          <w:ilvl w:val="1"/>
+          <w:numId w:val="1"/>
+        </w:numPr>
+      </w:pPr>
+      <w:r>
+        <w:t>The system should allow users to easily navigate an access required features</w:t>
+      </w:r>
+    </w:p>
+    <w:p>
+      <w:pPr>
+        <w:pStyle w:val="ListParagraph"/>
+        <w:ind w:left="1440"/>
+      </w:pPr>
+    </w:p>
+    <w:p>
+      <w:pPr>
+        <w:pStyle w:val="ListParagraph"/>
+        <w:numPr>
+          <w:ilvl w:val="0"/>
+          <w:numId w:val="1"/>
+        </w:numPr>
+      </w:pPr>
+      <w:r>
+        <w:t>Reliability/Data integrity</w:t>
+      </w:r>
+    </w:p>
+    <w:p>
+      <w:pPr>
+        <w:pStyle w:val="ListParagraph"/>
+        <w:numPr>
+          <w:ilvl w:val="1"/>
+          <w:numId w:val="1"/>
+        </w:numPr>
+      </w:pPr>
+      <w:r>
+        <w:t>The system shall ensure shipment data is accurate and consistent</w:t>
+      </w:r>
+    </w:p>
+    <w:p>
+      <w:pPr>
+        <w:pStyle w:val="ListParagraph"/>
+        <w:numPr>
+          <w:ilvl w:val="1"/>
+          <w:numId w:val="1"/>
+        </w:numPr>
+      </w:pPr>
+      <w:r>
+        <w:t xml:space="preserve">The system shall </w:t>
+      </w:r>
+      <w:r>
+        <w:t>pr</w:t>
+      </w:r>
+      <w:r>
+        <w:t xml:space="preserve">event data loss </w:t>
+      </w:r>
+      <w:r>
+        <w:t>d</w:t>
+      </w:r>
+      <w:r>
+        <w:t>uring system operations</w:t>
+      </w:r>
+    </w:p>
+    <w:p>
+      <w:pPr>
+        <w:pStyle w:val="ListParagraph"/>
+        <w:numPr>
+          <w:ilvl w:val="1"/>
+          <w:numId w:val="1"/>
+        </w:numPr>
+      </w:pPr>
+      <w:r>
+        <w:t>The system shall maintain up-to-date shipment information</w:t>
+      </w:r>
+    </w:p>
+    <w:p>
+      <w:pPr>
+        <w:rPr>
+          <w:b/>
+          <w:bCs/>
+        </w:rPr>
+      </w:pPr>
+      <w:r>
+        <w:rPr>
+          <w:b/>
+          <w:bCs/>
+        </w:rPr>
+        <w:t xml:space="preserve">Constraints </w:t>
+      </w:r>
+    </w:p>
+    <w:p>
+      <w:r>
+        <w:t xml:space="preserve">Constraints define the </w:t>
+      </w:r>
+      <w:r>
+        <w:t>condition</w:t>
+      </w:r>
+      <w:r>
+        <w:t xml:space="preserve"> or </w:t>
+      </w:r>
+      <w:r>
+        <w:t>boundaries</w:t>
+      </w:r>
+      <w:r>
+        <w:t xml:space="preserve"> we will develop </w:t>
+      </w:r>
+      <w:r>
+        <w:t>our</w:t>
+      </w:r>
+      <w:r>
+        <w:t xml:space="preserve"> system under and the </w:t>
+      </w:r>
+      <w:r>
+        <w:t>boundaries</w:t>
+      </w:r>
+      <w:r>
+        <w:t xml:space="preserve"> of which </w:t>
+      </w:r>
+      <w:r>
+        <w:t>the</w:t>
+      </w:r>
+      <w:r>
+        <w:t xml:space="preserve"> system must operate within. </w:t>
+      </w:r>
+      <w:r>
+        <w:t xml:space="preserve">These constraints can be </w:t>
+      </w:r>
+      <w:r>
+        <w:t>identified</w:t>
+      </w:r>
+      <w:r>
+        <w:t xml:space="preserve"> as technical, </w:t>
+      </w:r>
+      <w:r>
+        <w:t>organisational</w:t>
+      </w:r>
+      <w:r>
+        <w:t>, or operational</w:t>
+      </w:r>
+      <w:r>
+        <w:t>.</w:t>
+      </w:r>
+    </w:p>
+    <w:p/>
+    <w:p>
+      <w:r>
+        <w:t xml:space="preserve">The </w:t>
+      </w:r>
+      <w:r>
+        <w:t>constraints</w:t>
+      </w:r>
+      <w:r>
+        <w:t xml:space="preserve"> </w:t>
+      </w:r>
+      <w:r>
+        <w:t>that</w:t>
+      </w:r>
+      <w:r>
+        <w:t xml:space="preserve"> have been </w:t>
+      </w:r>
+      <w:r>
+        <w:t>identified</w:t>
+      </w:r>
+      <w:r>
+        <w:t xml:space="preserve"> for this </w:t>
+      </w:r>
+      <w:r>
+        <w:t>proposed</w:t>
+      </w:r>
+      <w:r>
+        <w:t xml:space="preserve"> system are:</w:t>
+      </w:r>
+    </w:p>
+    <w:p>
+      <w:pPr>
+        <w:pStyle w:val="ListParagraph"/>
+        <w:numPr>
+          <w:ilvl w:val="0"/>
+          <w:numId w:val="1"/>
+        </w:numPr>
+      </w:pPr>
+      <w:r>
+        <w:t xml:space="preserve">The system needs to bale to support multiple departments within the </w:t>
+      </w:r>
+      <w:r>
+        <w:t>logistics</w:t>
+      </w:r>
+      <w:r>
+        <w:t xml:space="preserve"> department</w:t>
+      </w:r>
+    </w:p>
+    <w:p>
+      <w:pPr>
+        <w:pStyle w:val="ListParagraph"/>
+        <w:numPr>
+          <w:ilvl w:val="0"/>
+          <w:numId w:val="1"/>
+        </w:numPr>
+      </w:pPr>
+      <w:r>
+        <w:t>The system needs to be a</w:t>
+      </w:r>
+      <w:r>
+        <w:t xml:space="preserve">ble to </w:t>
+      </w:r>
+      <w:r>
+        <w:t>distinguish various level of access control for the different user types present in the staff</w:t>
+      </w:r>
+    </w:p>
+    <w:p>
+      <w:pPr>
+        <w:pStyle w:val="ListParagraph"/>
+        <w:numPr>
+          <w:ilvl w:val="0"/>
+          <w:numId w:val="1"/>
+        </w:numPr>
+      </w:pPr>
+      <w:r>
+        <w:t xml:space="preserve">The system must ensure secure handling of sensitive </w:t>
+      </w:r>
+      <w:r>
+        <w:t>shipment</w:t>
+      </w:r>
+      <w:r>
+        <w:t xml:space="preserve"> and customer </w:t>
+      </w:r>
+      <w:r>
+        <w:t>information</w:t>
+      </w:r>
+    </w:p>
+    <w:p>
+      <w:pPr>
+        <w:pStyle w:val="ListParagraph"/>
+        <w:numPr>
+          <w:ilvl w:val="0"/>
+          <w:numId w:val="1"/>
+        </w:numPr>
+      </w:pPr>
+      <w:r>
+        <w:lastRenderedPageBreak/>
+        <w:t>The</w:t>
+      </w:r>
+      <w:r>
+        <w:t xml:space="preserve"> system needs to support up to date data t all time across </w:t>
+      </w:r>
+      <w:r>
+        <w:t>all</w:t>
+      </w:r>
+      <w:r>
+        <w:t xml:space="preserve"> the </w:t>
+      </w:r>
+      <w:r>
+        <w:t>departments</w:t>
+      </w:r>
+      <w:r>
+        <w:t xml:space="preserve"> so each department can do their job</w:t>
+      </w:r>
+    </w:p>
+    <w:p/>
+    <w:p/>
+    <w:p>
+      <w:pPr>
+        <w:rPr>
+          <w:b/>
+          <w:bCs/>
+        </w:rPr>
+      </w:pPr>
+      <w:r>
+        <w:rPr>
+          <w:b/>
+          <w:bCs/>
+        </w:rPr>
+        <w:t>Traceability between stakeholders and requirements</w:t>
+      </w:r>
+    </w:p>
+    <w:p>
+      <w:r>
+        <w:t>Tra</w:t>
+      </w:r>
+      <w:r>
+        <w:t>ec</w:t>
+      </w:r>
+      <w:r>
+        <w:t xml:space="preserve">bility can be summarized as </w:t>
+      </w:r>
+      <w:r>
+        <w:t xml:space="preserve">: </w:t>
+      </w:r>
+    </w:p>
+    <w:p>
+      <w:r>
+        <w:t xml:space="preserve">A </w:t>
+      </w:r>
+      <w:r>
+        <w:t>requirement</w:t>
+      </w:r>
+      <w:r>
+        <w:t xml:space="preserve"> exists because this stakeholder needs it</w:t>
+      </w:r>
+      <w:r>
+        <w:t xml:space="preserve"> </w:t>
+      </w:r>
+      <w:r>
+        <w:t>Traceability</w:t>
+      </w:r>
+      <w:r>
+        <w:t xml:space="preserve"> makes sure that </w:t>
+      </w:r>
+      <w:r>
+        <w:t>each</w:t>
+      </w:r>
+      <w:r>
+        <w:t xml:space="preserve"> </w:t>
+      </w:r>
+      <w:r>
+        <w:t>requirement</w:t>
+      </w:r>
+      <w:r>
+        <w:t xml:space="preserve"> that exists is linked to the stakeholder need directly. </w:t>
+      </w:r>
+      <w:r>
+        <w:t>So,</w:t>
+      </w:r>
+      <w:r>
+        <w:t xml:space="preserve"> each </w:t>
+      </w:r>
+      <w:r>
+        <w:t>requirement</w:t>
+      </w:r>
+      <w:r>
+        <w:t xml:space="preserve"> must directly </w:t>
+      </w:r>
+      <w:r>
+        <w:t>answer</w:t>
+      </w:r>
+    </w:p>
+    <w:p>
+      <w:r>
+        <w:t>who needs this</w:t>
+      </w:r>
+      <w:r>
+        <w:t>?</w:t>
+      </w:r>
+      <w:r>
+        <w:t xml:space="preserve"> and why</w:t>
+      </w:r>
+      <w:r>
+        <w:t xml:space="preserve"> it is needed</w:t>
+      </w:r>
+      <w:r>
+        <w:t>?</w:t>
+      </w:r>
+    </w:p>
+    <w:p>
+      <w:r>
+        <w:t>elicitation → specification → validation</w:t>
+      </w:r>
+    </w:p>
+    <w:p/>
+    <w:p>
+      <w:r>
+        <w:t>SO,</w:t>
+      </w:r>
+      <w:r>
+        <w:t xml:space="preserve"> the </w:t>
+      </w:r>
+      <w:r>
+        <w:t>traceability</w:t>
+      </w:r>
+      <w:r>
+        <w:t xml:space="preserve"> for my project is as follows:</w:t>
+      </w:r>
+    </w:p>
+    <w:p/>
+    <w:p>
+      <w:r>
+        <w:t>Customers</w:t>
+      </w:r>
+    </w:p>
+    <w:p>
+      <w:pPr>
+        <w:pStyle w:val="ListParagraph"/>
+        <w:numPr>
+          <w:ilvl w:val="0"/>
+          <w:numId w:val="1"/>
+        </w:numPr>
+      </w:pPr>
+      <w:r>
+        <w:t xml:space="preserve">Customers </w:t>
+      </w:r>
+      <w:r>
+        <w:t>require the system to track shipments and view shipment status</w:t>
+      </w:r>
+    </w:p>
+    <w:p>
+      <w:pPr>
+        <w:pStyle w:val="ListParagraph"/>
+      </w:pPr>
+      <w:r>
+        <w:t xml:space="preserve">(Functional </w:t>
+      </w:r>
+      <w:r>
+        <w:t>requirement</w:t>
+      </w:r>
+      <w:r>
+        <w:t xml:space="preserve">) </w:t>
+      </w:r>
+      <w:r>
+        <w:t xml:space="preserve">: The system shall allow customers to </w:t>
+      </w:r>
+      <w:r>
+        <w:t>track</w:t>
+      </w:r>
+      <w:r>
+        <w:t xml:space="preserve"> shipments and view delivery progress</w:t>
+      </w:r>
+    </w:p>
+    <w:p>
+      <w:r>
+        <w:t>Op</w:t>
+      </w:r>
+      <w:r>
+        <w:t>erational staff(transport operations &amp; warehousing services)</w:t>
+      </w:r>
+    </w:p>
+    <w:p>
+      <w:pPr>
+        <w:pStyle w:val="ListParagraph"/>
+        <w:numPr>
+          <w:ilvl w:val="0"/>
+          <w:numId w:val="1"/>
+        </w:numPr>
+      </w:pPr>
+      <w:r>
+        <w:t xml:space="preserve">Operation staff require the system to update shipment status and </w:t>
+      </w:r>
+      <w:r>
+        <w:t>manage</w:t>
+      </w:r>
+      <w:r>
+        <w:t xml:space="preserve"> the </w:t>
+      </w:r>
+      <w:r>
+        <w:t>shipment</w:t>
+      </w:r>
+      <w:r>
+        <w:t xml:space="preserve"> data</w:t>
+      </w:r>
+    </w:p>
+    <w:p>
+      <w:pPr>
+        <w:pStyle w:val="ListParagraph"/>
+        <w:numPr>
+          <w:ilvl w:val="0"/>
+          <w:numId w:val="1"/>
+        </w:numPr>
+      </w:pPr>
+      <w:r>
+        <w:t xml:space="preserve">(Functional </w:t>
+      </w:r>
+      <w:r>
+        <w:t>requirement</w:t>
+      </w:r>
+      <w:r>
+        <w:t>) :</w:t>
+      </w:r>
+      <w:r>
+        <w:t xml:space="preserve"> The system shall allow </w:t>
+      </w:r>
+      <w:r>
+        <w:t>authorised</w:t>
+      </w:r>
+      <w:r>
+        <w:t xml:space="preserve"> staff to update shipment status and </w:t>
+      </w:r>
+      <w:r>
+        <w:t>manage</w:t>
+      </w:r>
+      <w:r>
+        <w:t xml:space="preserve"> shipment operations</w:t>
+      </w:r>
+    </w:p>
+    <w:p/>
+    <w:p>
+      <w:r>
+        <w:t>Customer Service Representatives</w:t>
+      </w:r>
+    </w:p>
+    <w:p>
+      <w:pPr>
+        <w:pStyle w:val="ListParagraph"/>
+        <w:numPr>
+          <w:ilvl w:val="0"/>
+          <w:numId w:val="1"/>
+        </w:numPr>
+      </w:pPr>
+      <w:r>
+        <w:t>Customer se</w:t>
+      </w:r>
+      <w:r>
+        <w:t>rvi</w:t>
+      </w:r>
+      <w:r>
+        <w:t xml:space="preserve">ce </w:t>
+      </w:r>
+      <w:r>
+        <w:t>representative</w:t>
+      </w:r>
+      <w:r>
+        <w:t xml:space="preserve"> </w:t>
+      </w:r>
+      <w:r>
+        <w:t>requires</w:t>
+      </w:r>
+      <w:r>
+        <w:t xml:space="preserve"> the system to access shipment </w:t>
+      </w:r>
+      <w:r>
+        <w:t>status</w:t>
+      </w:r>
+      <w:r>
+        <w:t xml:space="preserve"> and manage </w:t>
+      </w:r>
+      <w:r>
+        <w:t>workflows</w:t>
+      </w:r>
+    </w:p>
+    <w:p>
+      <w:pPr>
+        <w:pStyle w:val="ListParagraph"/>
+        <w:numPr>
+          <w:ilvl w:val="0"/>
+          <w:numId w:val="1"/>
+        </w:numPr>
+      </w:pPr>
+      <w:r>
+        <w:t xml:space="preserve">(Functional </w:t>
+      </w:r>
+      <w:r>
+        <w:t>requirement</w:t>
+      </w:r>
+      <w:r>
+        <w:t>) :</w:t>
+      </w:r>
+      <w:r>
+        <w:t>The system shall provide access to shipment data and support handling of the customer needs</w:t>
+      </w:r>
+    </w:p>
+    <w:p>
+      <w:r>
+        <w:t>Managers</w:t>
+      </w:r>
+    </w:p>
+    <w:p>
+      <w:pPr>
+        <w:pStyle w:val="ListParagraph"/>
+        <w:numPr>
+          <w:ilvl w:val="0"/>
+          <w:numId w:val="1"/>
+        </w:numPr>
+      </w:pPr>
+      <w:r>
+        <w:t>Managers require the system to view reports and support decision making</w:t>
+      </w:r>
+    </w:p>
+    <w:p>
+      <w:pPr>
+        <w:pStyle w:val="ListParagraph"/>
+        <w:numPr>
+          <w:ilvl w:val="0"/>
+          <w:numId w:val="1"/>
+        </w:numPr>
+      </w:pPr>
+      <w:r>
+        <w:lastRenderedPageBreak/>
+        <w:t xml:space="preserve">(Functional </w:t>
+      </w:r>
+      <w:r>
+        <w:t>requirement</w:t>
+      </w:r>
+      <w:r>
+        <w:t>) :</w:t>
+      </w:r>
+      <w:r>
+        <w:t xml:space="preserve"> The system shall gene reports </w:t>
+      </w:r>
+      <w:r>
+        <w:t>of</w:t>
+      </w:r>
+      <w:r>
+        <w:t xml:space="preserve"> the </w:t>
+      </w:r>
+      <w:r>
+        <w:t>shipments</w:t>
+      </w:r>
+      <w:r>
+        <w:t xml:space="preserve"> and operational information.</w:t>
+      </w:r>
+    </w:p>
+    <w:p/>
+    <w:p>
+      <w:r>
+        <w:t>IT Administrators</w:t>
+      </w:r>
+    </w:p>
+    <w:p>
+      <w:pPr>
+        <w:pStyle w:val="ListParagraph"/>
+        <w:numPr>
+          <w:ilvl w:val="0"/>
+          <w:numId w:val="1"/>
+        </w:numPr>
+      </w:pPr>
+      <w:r>
+        <w:t xml:space="preserve">IT </w:t>
+      </w:r>
+      <w:r>
+        <w:t>administrators</w:t>
+      </w:r>
+      <w:r>
+        <w:t xml:space="preserve"> require the system to manage user access and maintain system performance</w:t>
+      </w:r>
+      <w:r>
+        <w:t>.</w:t>
+      </w:r>
+    </w:p>
+    <w:p>
+      <w:pPr>
+        <w:pStyle w:val="ListParagraph"/>
+        <w:numPr>
+          <w:ilvl w:val="0"/>
+          <w:numId w:val="1"/>
+        </w:numPr>
+      </w:pPr>
+      <w:r>
+        <w:t xml:space="preserve">(Functional </w:t>
+      </w:r>
+      <w:r>
+        <w:t>requirement</w:t>
+      </w:r>
+      <w:r>
+        <w:t>) :</w:t>
+      </w:r>
+      <w:r>
+        <w:t xml:space="preserve">The system shall mange user roles, enforce access control, and maintain system </w:t>
+      </w:r>
+      <w:r>
+        <w:t>performance</w:t>
+      </w:r>
+    </w:p>
+    <w:p>
+      <w:pPr>
+        <w:pStyle w:val="ListParagraph"/>
+        <w:numPr>
+          <w:ilvl w:val="0"/>
+          <w:numId w:val="1"/>
+        </w:numPr>
+      </w:pPr>
+    </w:p>
+    <w:p/>
+    <w:p/>
     <w:p/>
     <w:sectPr>
       <w:pgSz w:w="11906" w:h="16838"/>
@@ -11,6 +7117,683 @@
     </w:sectPr>
   </w:body>
 </w:document>
+</file>
+
+<file path=word/endnotes.xml><?xml version="1.0" encoding="utf-8"?>
+<w:endnotes xmlns:wpc="http://schemas.microsoft.com/office/word/2010/wordprocessingCanvas" xmlns:cx="http://schemas.microsoft.com/office/drawing/2014/chartex" xmlns:cx1="http://schemas.microsoft.com/office/drawing/2015/9/8/chartex" xmlns:cx2="http://schemas.microsoft.com/office/drawing/2015/10/21/chartex" xmlns:cx3="http://schemas.microsoft.com/office/drawing/2016/5/9/chartex" xmlns:cx4="http://schemas.microsoft.com/office/drawing/2016/5/10/chartex" xmlns:cx5="http://schemas.microsoft.com/office/drawing/2016/5/11/chartex" xmlns:cx6="http://schemas.microsoft.com/office/drawing/2016/5/12/chartex" xmlns:cx7="http://schemas.microsoft.com/office/drawing/2016/5/13/chartex" xmlns:cx8="http://schemas.microsoft.com/office/drawing/2016/5/14/chartex" xmlns:mc="http://schemas.openxmlformats.org/markup-compatibility/2006" xmlns:aink="http://schemas.microsoft.com/office/drawing/2016/ink" xmlns:am3d="http://schemas.microsoft.com/office/drawing/2017/model3d" xmlns:o="urn:schemas-microsoft-com:office:office" xmlns:oel="http://schemas.microsoft.com/office/2019/extlst" xmlns:r="http://schemas.openxmlformats.org/officeDocument/2006/relationships" xmlns:m="http://schemas.openxmlformats.org/officeDocument/2006/math" xmlns:v="urn:schemas-microsoft-com:vml" xmlns:wp14="http://schemas.microsoft.com/office/word/2010/wordprocessingDrawing" xmlns:wp="http://schemas.openxmlformats.org/drawingml/2006/wordprocessingDrawing" xmlns:w10="urn:schemas-microsoft-com:office:word" xmlns:w="http://schemas.openxmlformats.org/wordprocessingml/2006/main" xmlns:w14="http://schemas.microsoft.com/office/word/2010/wordml" xmlns:w15="http://schemas.microsoft.com/office/word/2012/wordml" xmlns:w16cex="http://schemas.microsoft.com/office/word/2018/wordml/cex" xmlns:w16cid="http://schemas.microsoft.com/office/word/2016/wordml/cid" xmlns:w16="http://schemas.microsoft.com/office/word/2018/wordml" xmlns:w16du="http://schemas.microsoft.com/office/word/2023/wordml/word16du" xmlns:w16sdtdh="http://schemas.microsoft.com/office/word/2020/wordml/sdtdatahash" xmlns:w16sdtfl="http://schemas.microsoft.com/office/word/2024/wordml/sdtformatlock" xmlns:w16se="http://schemas.microsoft.com/office/word/2015/wordml/symex" xmlns:wpg="http://schemas.microsoft.com/office/word/2010/wordprocessingGroup" xmlns:wpi="http://schemas.microsoft.com/office/word/2010/wordprocessingInk" xmlns:wne="http://schemas.microsoft.com/office/word/2006/wordml" xmlns:wps="http://schemas.microsoft.com/office/word/2010/wordprocessingShape" mc:Ignorable="w14 w15 w16se w16cid w16 w16cex w16sdtdh w16sdtfl w16du wp14">
+  <w:endnote w:type="separator" w:id="-1">
+    <w:p>
+      <w:pPr>
+        <w:spacing w:after="0" w:line="240" w:lineRule="auto"/>
+      </w:pPr>
+      <w:r>
+        <w:separator/>
+      </w:r>
+    </w:p>
+  </w:endnote>
+  <w:endnote w:type="continuationSeparator" w:id="0">
+    <w:p>
+      <w:pPr>
+        <w:spacing w:after="0" w:line="240" w:lineRule="auto"/>
+      </w:pPr>
+      <w:r>
+        <w:continuationSeparator/>
+      </w:r>
+    </w:p>
+  </w:endnote>
+</w:endnotes>
+</file>
+
+<file path=word/footnotes.xml><?xml version="1.0" encoding="utf-8"?>
+<w:footnotes xmlns:wpc="http://schemas.microsoft.com/office/word/2010/wordprocessingCanvas" xmlns:cx="http://schemas.microsoft.com/office/drawing/2014/chartex" xmlns:cx1="http://schemas.microsoft.com/office/drawing/2015/9/8/chartex" xmlns:cx2="http://schemas.microsoft.com/office/drawing/2015/10/21/chartex" xmlns:cx3="http://schemas.microsoft.com/office/drawing/2016/5/9/chartex" xmlns:cx4="http://schemas.microsoft.com/office/drawing/2016/5/10/chartex" xmlns:cx5="http://schemas.microsoft.com/office/drawing/2016/5/11/chartex" xmlns:cx6="http://schemas.microsoft.com/office/drawing/2016/5/12/chartex" xmlns:cx7="http://schemas.microsoft.com/office/drawing/2016/5/13/chartex" xmlns:cx8="http://schemas.microsoft.com/office/drawing/2016/5/14/chartex" xmlns:mc="http://schemas.openxmlformats.org/markup-compatibility/2006" xmlns:aink="http://schemas.microsoft.com/office/drawing/2016/ink" xmlns:am3d="http://schemas.microsoft.com/office/drawing/2017/model3d" xmlns:o="urn:schemas-microsoft-com:office:office" xmlns:oel="http://schemas.microsoft.com/office/2019/extlst" xmlns:r="http://schemas.openxmlformats.org/officeDocument/2006/relationships" xmlns:m="http://schemas.openxmlformats.org/officeDocument/2006/math" xmlns:v="urn:schemas-microsoft-com:vml" xmlns:wp14="http://schemas.microsoft.com/office/word/2010/wordprocessingDrawing" xmlns:wp="http://schemas.openxmlformats.org/drawingml/2006/wordprocessingDrawing" xmlns:w10="urn:schemas-microsoft-com:office:word" xmlns:w="http://schemas.openxmlformats.org/wordprocessingml/2006/main" xmlns:w14="http://schemas.microsoft.com/office/word/2010/wordml" xmlns:w15="http://schemas.microsoft.com/office/word/2012/wordml" xmlns:w16cex="http://schemas.microsoft.com/office/word/2018/wordml/cex" xmlns:w16cid="http://schemas.microsoft.com/office/word/2016/wordml/cid" xmlns:w16="http://schemas.microsoft.com/office/word/2018/wordml" xmlns:w16du="http://schemas.microsoft.com/office/word/2023/wordml/word16du" xmlns:w16sdtdh="http://schemas.microsoft.com/office/word/2020/wordml/sdtdatahash" xmlns:w16sdtfl="http://schemas.microsoft.com/office/word/2024/wordml/sdtformatlock" xmlns:w16se="http://schemas.microsoft.com/office/word/2015/wordml/symex" xmlns:wpg="http://schemas.microsoft.com/office/word/2010/wordprocessingGroup" xmlns:wpi="http://schemas.microsoft.com/office/word/2010/wordprocessingInk" xmlns:wne="http://schemas.microsoft.com/office/word/2006/wordml" xmlns:wps="http://schemas.microsoft.com/office/word/2010/wordprocessingShape" mc:Ignorable="w14 w15 w16se w16cid w16 w16cex w16sdtdh w16sdtfl w16du wp14">
+  <w:footnote w:type="separator" w:id="-1">
+    <w:p>
+      <w:pPr>
+        <w:spacing w:after="0" w:line="240" w:lineRule="auto"/>
+      </w:pPr>
+      <w:r>
+        <w:separator/>
+      </w:r>
+    </w:p>
+  </w:footnote>
+  <w:footnote w:type="continuationSeparator" w:id="0">
+    <w:p>
+      <w:pPr>
+        <w:spacing w:after="0" w:line="240" w:lineRule="auto"/>
+      </w:pPr>
+      <w:r>
+        <w:continuationSeparator/>
+      </w:r>
+    </w:p>
+  </w:footnote>
+</w:footnotes>
+</file>
+
+<file path=word/numbering.xml><?xml version="1.0" encoding="utf-8"?>
+<w:numbering xmlns:wpc="http://schemas.microsoft.com/office/word/2010/wordprocessingCanvas" xmlns:cx="http://schemas.microsoft.com/office/drawing/2014/chartex" xmlns:cx1="http://schemas.microsoft.com/office/drawing/2015/9/8/chartex" xmlns:cx2="http://schemas.microsoft.com/office/drawing/2015/10/21/chartex" xmlns:cx3="http://schemas.microsoft.com/office/drawing/2016/5/9/chartex" xmlns:cx4="http://schemas.microsoft.com/office/drawing/2016/5/10/chartex" xmlns:cx5="http://schemas.microsoft.com/office/drawing/2016/5/11/chartex" xmlns:cx6="http://schemas.microsoft.com/office/drawing/2016/5/12/chartex" xmlns:cx7="http://schemas.microsoft.com/office/drawing/2016/5/13/chartex" xmlns:cx8="http://schemas.microsoft.com/office/drawing/2016/5/14/chartex" xmlns:mc="http://schemas.openxmlformats.org/markup-compatibility/2006" xmlns:aink="http://schemas.microsoft.com/office/drawing/2016/ink" xmlns:am3d="http://schemas.microsoft.com/office/drawing/2017/model3d" xmlns:o="urn:schemas-microsoft-com:office:office" xmlns:oel="http://schemas.microsoft.com/office/2019/extlst" xmlns:r="http://schemas.openxmlformats.org/officeDocument/2006/relationships" xmlns:m="http://schemas.openxmlformats.org/officeDocument/2006/math" xmlns:v="urn:schemas-microsoft-com:vml" xmlns:wp14="http://schemas.microsoft.com/office/word/2010/wordprocessingDrawing" xmlns:wp="http://schemas.openxmlformats.org/drawingml/2006/wordprocessingDrawing" xmlns:w10="urn:schemas-microsoft-com:office:word" xmlns:w="http://schemas.openxmlformats.org/wordprocessingml/2006/main" xmlns:w14="http://schemas.microsoft.com/office/word/2010/wordml" xmlns:w15="http://schemas.microsoft.com/office/word/2012/wordml" xmlns:w16cex="http://schemas.microsoft.com/office/word/2018/wordml/cex" xmlns:w16cid="http://schemas.microsoft.com/office/word/2016/wordml/cid" xmlns:w16="http://schemas.microsoft.com/office/word/2018/wordml" xmlns:w16du="http://schemas.microsoft.com/office/word/2023/wordml/word16du" xmlns:w16sdtdh="http://schemas.microsoft.com/office/word/2020/wordml/sdtdatahash" xmlns:w16sdtfl="http://schemas.microsoft.com/office/word/2024/wordml/sdtformatlock" xmlns:w16se="http://schemas.microsoft.com/office/word/2015/wordml/symex" xmlns:wpg="http://schemas.microsoft.com/office/word/2010/wordprocessingGroup" xmlns:wpi="http://schemas.microsoft.com/office/word/2010/wordprocessingInk" xmlns:wne="http://schemas.microsoft.com/office/word/2006/wordml" xmlns:wps="http://schemas.microsoft.com/office/word/2010/wordprocessingShape" mc:Ignorable="w14 w15 w16se w16cid w16 w16cex w16sdtdh w16sdtfl w16du wp14">
+  <w:abstractNum w:abstractNumId="0" w15:restartNumberingAfterBreak="0">
+    <w:nsid w:val="0780733B"/>
+    <w:multiLevelType w:val="multilevel"/>
+    <w:tmpl w:val="CF7EC02C"/>
+    <w:lvl w:ilvl="0">
+      <w:start w:val="3"/>
+      <w:numFmt w:val="decimal"/>
+      <w:lvlText w:val="%1"/>
+      <w:lvlJc w:val="left"/>
+      <w:pPr>
+        <w:ind w:left="360" w:hanging="360"/>
+      </w:pPr>
+      <w:rPr>
+        <w:rFonts w:hint="default"/>
+      </w:rPr>
+    </w:lvl>
+    <w:lvl w:ilvl="1">
+      <w:start w:val="1"/>
+      <w:numFmt w:val="decimal"/>
+      <w:lvlText w:val="%1.%2"/>
+      <w:lvlJc w:val="left"/>
+      <w:pPr>
+        <w:ind w:left="360" w:hanging="360"/>
+      </w:pPr>
+      <w:rPr>
+        <w:rFonts w:hint="default"/>
+      </w:rPr>
+    </w:lvl>
+    <w:lvl w:ilvl="2">
+      <w:start w:val="1"/>
+      <w:numFmt w:val="decimal"/>
+      <w:lvlText w:val="%1.%2.%3"/>
+      <w:lvlJc w:val="left"/>
+      <w:pPr>
+        <w:ind w:left="720" w:hanging="720"/>
+      </w:pPr>
+      <w:rPr>
+        <w:rFonts w:hint="default"/>
+      </w:rPr>
+    </w:lvl>
+    <w:lvl w:ilvl="3">
+      <w:start w:val="1"/>
+      <w:numFmt w:val="decimal"/>
+      <w:lvlText w:val="%1.%2.%3.%4"/>
+      <w:lvlJc w:val="left"/>
+      <w:pPr>
+        <w:ind w:left="1080" w:hanging="1080"/>
+      </w:pPr>
+      <w:rPr>
+        <w:rFonts w:hint="default"/>
+      </w:rPr>
+    </w:lvl>
+    <w:lvl w:ilvl="4">
+      <w:start w:val="1"/>
+      <w:numFmt w:val="decimal"/>
+      <w:lvlText w:val="%1.%2.%3.%4.%5"/>
+      <w:lvlJc w:val="left"/>
+      <w:pPr>
+        <w:ind w:left="1080" w:hanging="1080"/>
+      </w:pPr>
+      <w:rPr>
+        <w:rFonts w:hint="default"/>
+      </w:rPr>
+    </w:lvl>
+    <w:lvl w:ilvl="5">
+      <w:start w:val="1"/>
+      <w:numFmt w:val="decimal"/>
+      <w:lvlText w:val="%1.%2.%3.%4.%5.%6"/>
+      <w:lvlJc w:val="left"/>
+      <w:pPr>
+        <w:ind w:left="1440" w:hanging="1440"/>
+      </w:pPr>
+      <w:rPr>
+        <w:rFonts w:hint="default"/>
+      </w:rPr>
+    </w:lvl>
+    <w:lvl w:ilvl="6">
+      <w:start w:val="1"/>
+      <w:numFmt w:val="decimal"/>
+      <w:lvlText w:val="%1.%2.%3.%4.%5.%6.%7"/>
+      <w:lvlJc w:val="left"/>
+      <w:pPr>
+        <w:ind w:left="1440" w:hanging="1440"/>
+      </w:pPr>
+      <w:rPr>
+        <w:rFonts w:hint="default"/>
+      </w:rPr>
+    </w:lvl>
+    <w:lvl w:ilvl="7">
+      <w:start w:val="1"/>
+      <w:numFmt w:val="decimal"/>
+      <w:lvlText w:val="%1.%2.%3.%4.%5.%6.%7.%8"/>
+      <w:lvlJc w:val="left"/>
+      <w:pPr>
+        <w:ind w:left="1800" w:hanging="1800"/>
+      </w:pPr>
+      <w:rPr>
+        <w:rFonts w:hint="default"/>
+      </w:rPr>
+    </w:lvl>
+    <w:lvl w:ilvl="8">
+      <w:start w:val="1"/>
+      <w:numFmt w:val="decimal"/>
+      <w:lvlText w:val="%1.%2.%3.%4.%5.%6.%7.%8.%9"/>
+      <w:lvlJc w:val="left"/>
+      <w:pPr>
+        <w:ind w:left="1800" w:hanging="1800"/>
+      </w:pPr>
+      <w:rPr>
+        <w:rFonts w:hint="default"/>
+      </w:rPr>
+    </w:lvl>
+  </w:abstractNum>
+  <w:abstractNum w:abstractNumId="1" w15:restartNumberingAfterBreak="0">
+    <w:nsid w:val="0B916A2B"/>
+    <w:multiLevelType w:val="hybridMultilevel"/>
+    <w:tmpl w:val="2EF847DA"/>
+    <w:lvl w:ilvl="0" w:tplc="AFF867A8">
+      <w:numFmt w:val="bullet"/>
+      <w:lvlText w:val="-"/>
+      <w:lvlJc w:val="left"/>
+      <w:pPr>
+        <w:ind w:left="720" w:hanging="360"/>
+      </w:pPr>
+      <w:rPr>
+        <w:rFonts w:ascii="Aptos" w:eastAsiaTheme="minorHAnsi" w:hAnsi="Aptos" w:cstheme="minorBidi" w:hint="default"/>
+      </w:rPr>
+    </w:lvl>
+    <w:lvl w:ilvl="1" w:tplc="14090003" w:tentative="1">
+      <w:start w:val="1"/>
+      <w:numFmt w:val="bullet"/>
+      <w:lvlText w:val="o"/>
+      <w:lvlJc w:val="left"/>
+      <w:pPr>
+        <w:ind w:left="1440" w:hanging="360"/>
+      </w:pPr>
+      <w:rPr>
+        <w:rFonts w:ascii="Courier New" w:hAnsi="Courier New" w:cs="Courier New" w:hint="default"/>
+      </w:rPr>
+    </w:lvl>
+    <w:lvl w:ilvl="2" w:tplc="14090005" w:tentative="1">
+      <w:start w:val="1"/>
+      <w:numFmt w:val="bullet"/>
+      <w:lvlText w:val=""/>
+      <w:lvlJc w:val="left"/>
+      <w:pPr>
+        <w:ind w:left="2160" w:hanging="360"/>
+      </w:pPr>
+      <w:rPr>
+        <w:rFonts w:ascii="Wingdings" w:hAnsi="Wingdings" w:hint="default"/>
+      </w:rPr>
+    </w:lvl>
+    <w:lvl w:ilvl="3" w:tplc="14090001" w:tentative="1">
+      <w:start w:val="1"/>
+      <w:numFmt w:val="bullet"/>
+      <w:lvlText w:val=""/>
+      <w:lvlJc w:val="left"/>
+      <w:pPr>
+        <w:ind w:left="2880" w:hanging="360"/>
+      </w:pPr>
+      <w:rPr>
+        <w:rFonts w:ascii="Symbol" w:hAnsi="Symbol" w:hint="default"/>
+      </w:rPr>
+    </w:lvl>
+    <w:lvl w:ilvl="4" w:tplc="14090003" w:tentative="1">
+      <w:start w:val="1"/>
+      <w:numFmt w:val="bullet"/>
+      <w:lvlText w:val="o"/>
+      <w:lvlJc w:val="left"/>
+      <w:pPr>
+        <w:ind w:left="3600" w:hanging="360"/>
+      </w:pPr>
+      <w:rPr>
+        <w:rFonts w:ascii="Courier New" w:hAnsi="Courier New" w:cs="Courier New" w:hint="default"/>
+      </w:rPr>
+    </w:lvl>
+    <w:lvl w:ilvl="5" w:tplc="14090005" w:tentative="1">
+      <w:start w:val="1"/>
+      <w:numFmt w:val="bullet"/>
+      <w:lvlText w:val=""/>
+      <w:lvlJc w:val="left"/>
+      <w:pPr>
+        <w:ind w:left="4320" w:hanging="360"/>
+      </w:pPr>
+      <w:rPr>
+        <w:rFonts w:ascii="Wingdings" w:hAnsi="Wingdings" w:hint="default"/>
+      </w:rPr>
+    </w:lvl>
+    <w:lvl w:ilvl="6" w:tplc="14090001" w:tentative="1">
+      <w:start w:val="1"/>
+      <w:numFmt w:val="bullet"/>
+      <w:lvlText w:val=""/>
+      <w:lvlJc w:val="left"/>
+      <w:pPr>
+        <w:ind w:left="5040" w:hanging="360"/>
+      </w:pPr>
+      <w:rPr>
+        <w:rFonts w:ascii="Symbol" w:hAnsi="Symbol" w:hint="default"/>
+      </w:rPr>
+    </w:lvl>
+    <w:lvl w:ilvl="7" w:tplc="14090003" w:tentative="1">
+      <w:start w:val="1"/>
+      <w:numFmt w:val="bullet"/>
+      <w:lvlText w:val="o"/>
+      <w:lvlJc w:val="left"/>
+      <w:pPr>
+        <w:ind w:left="5760" w:hanging="360"/>
+      </w:pPr>
+      <w:rPr>
+        <w:rFonts w:ascii="Courier New" w:hAnsi="Courier New" w:cs="Courier New" w:hint="default"/>
+      </w:rPr>
+    </w:lvl>
+    <w:lvl w:ilvl="8" w:tplc="14090005" w:tentative="1">
+      <w:start w:val="1"/>
+      <w:numFmt w:val="bullet"/>
+      <w:lvlText w:val=""/>
+      <w:lvlJc w:val="left"/>
+      <w:pPr>
+        <w:ind w:left="6480" w:hanging="360"/>
+      </w:pPr>
+      <w:rPr>
+        <w:rFonts w:ascii="Wingdings" w:hAnsi="Wingdings" w:hint="default"/>
+      </w:rPr>
+    </w:lvl>
+  </w:abstractNum>
+  <w:abstractNum w:abstractNumId="2" w15:restartNumberingAfterBreak="0">
+    <w:nsid w:val="2504502A"/>
+    <w:multiLevelType w:val="hybridMultilevel"/>
+    <w:tmpl w:val="CF8E1B38"/>
+    <w:lvl w:ilvl="0" w:tplc="1409000F">
+      <w:start w:val="1"/>
+      <w:numFmt w:val="decimal"/>
+      <w:lvlText w:val="%1."/>
+      <w:lvlJc w:val="left"/>
+      <w:pPr>
+        <w:ind w:left="720" w:hanging="360"/>
+      </w:pPr>
+      <w:rPr>
+        <w:rFonts w:hint="default"/>
+      </w:rPr>
+    </w:lvl>
+    <w:lvl w:ilvl="1" w:tplc="14090019" w:tentative="1">
+      <w:start w:val="1"/>
+      <w:numFmt w:val="lowerLetter"/>
+      <w:lvlText w:val="%2."/>
+      <w:lvlJc w:val="left"/>
+      <w:pPr>
+        <w:ind w:left="1440" w:hanging="360"/>
+      </w:pPr>
+    </w:lvl>
+    <w:lvl w:ilvl="2" w:tplc="1409001B" w:tentative="1">
+      <w:start w:val="1"/>
+      <w:numFmt w:val="lowerRoman"/>
+      <w:lvlText w:val="%3."/>
+      <w:lvlJc w:val="right"/>
+      <w:pPr>
+        <w:ind w:left="2160" w:hanging="180"/>
+      </w:pPr>
+    </w:lvl>
+    <w:lvl w:ilvl="3" w:tplc="1409000F" w:tentative="1">
+      <w:start w:val="1"/>
+      <w:numFmt w:val="decimal"/>
+      <w:lvlText w:val="%4."/>
+      <w:lvlJc w:val="left"/>
+      <w:pPr>
+        <w:ind w:left="2880" w:hanging="360"/>
+      </w:pPr>
+    </w:lvl>
+    <w:lvl w:ilvl="4" w:tplc="14090019" w:tentative="1">
+      <w:start w:val="1"/>
+      <w:numFmt w:val="lowerLetter"/>
+      <w:lvlText w:val="%5."/>
+      <w:lvlJc w:val="left"/>
+      <w:pPr>
+        <w:ind w:left="3600" w:hanging="360"/>
+      </w:pPr>
+    </w:lvl>
+    <w:lvl w:ilvl="5" w:tplc="1409001B" w:tentative="1">
+      <w:start w:val="1"/>
+      <w:numFmt w:val="lowerRoman"/>
+      <w:lvlText w:val="%6."/>
+      <w:lvlJc w:val="right"/>
+      <w:pPr>
+        <w:ind w:left="4320" w:hanging="180"/>
+      </w:pPr>
+    </w:lvl>
+    <w:lvl w:ilvl="6" w:tplc="1409000F" w:tentative="1">
+      <w:start w:val="1"/>
+      <w:numFmt w:val="decimal"/>
+      <w:lvlText w:val="%7."/>
+      <w:lvlJc w:val="left"/>
+      <w:pPr>
+        <w:ind w:left="5040" w:hanging="360"/>
+      </w:pPr>
+    </w:lvl>
+    <w:lvl w:ilvl="7" w:tplc="14090019" w:tentative="1">
+      <w:start w:val="1"/>
+      <w:numFmt w:val="lowerLetter"/>
+      <w:lvlText w:val="%8."/>
+      <w:lvlJc w:val="left"/>
+      <w:pPr>
+        <w:ind w:left="5760" w:hanging="360"/>
+      </w:pPr>
+    </w:lvl>
+    <w:lvl w:ilvl="8" w:tplc="1409001B" w:tentative="1">
+      <w:start w:val="1"/>
+      <w:numFmt w:val="lowerRoman"/>
+      <w:lvlText w:val="%9."/>
+      <w:lvlJc w:val="right"/>
+      <w:pPr>
+        <w:ind w:left="6480" w:hanging="180"/>
+      </w:pPr>
+    </w:lvl>
+  </w:abstractNum>
+  <w:abstractNum w:abstractNumId="3" w15:restartNumberingAfterBreak="0">
+    <w:nsid w:val="322169F4"/>
+    <w:multiLevelType w:val="hybridMultilevel"/>
+    <w:tmpl w:val="CFE296E6"/>
+    <w:lvl w:ilvl="0" w:tplc="1409000F">
+      <w:start w:val="1"/>
+      <w:numFmt w:val="decimal"/>
+      <w:lvlText w:val="%1."/>
+      <w:lvlJc w:val="left"/>
+      <w:pPr>
+        <w:ind w:left="720" w:hanging="360"/>
+      </w:pPr>
+      <w:rPr>
+        <w:rFonts w:hint="default"/>
+      </w:rPr>
+    </w:lvl>
+    <w:lvl w:ilvl="1" w:tplc="14090019">
+      <w:start w:val="1"/>
+      <w:numFmt w:val="lowerLetter"/>
+      <w:lvlText w:val="%2."/>
+      <w:lvlJc w:val="left"/>
+      <w:pPr>
+        <w:ind w:left="1440" w:hanging="360"/>
+      </w:pPr>
+    </w:lvl>
+    <w:lvl w:ilvl="2" w:tplc="1409001B" w:tentative="1">
+      <w:start w:val="1"/>
+      <w:numFmt w:val="lowerRoman"/>
+      <w:lvlText w:val="%3."/>
+      <w:lvlJc w:val="right"/>
+      <w:pPr>
+        <w:ind w:left="2160" w:hanging="180"/>
+      </w:pPr>
+    </w:lvl>
+    <w:lvl w:ilvl="3" w:tplc="1409000F" w:tentative="1">
+      <w:start w:val="1"/>
+      <w:numFmt w:val="decimal"/>
+      <w:lvlText w:val="%4."/>
+      <w:lvlJc w:val="left"/>
+      <w:pPr>
+        <w:ind w:left="2880" w:hanging="360"/>
+      </w:pPr>
+    </w:lvl>
+    <w:lvl w:ilvl="4" w:tplc="14090019" w:tentative="1">
+      <w:start w:val="1"/>
+      <w:numFmt w:val="lowerLetter"/>
+      <w:lvlText w:val="%5."/>
+      <w:lvlJc w:val="left"/>
+      <w:pPr>
+        <w:ind w:left="3600" w:hanging="360"/>
+      </w:pPr>
+    </w:lvl>
+    <w:lvl w:ilvl="5" w:tplc="1409001B" w:tentative="1">
+      <w:start w:val="1"/>
+      <w:numFmt w:val="lowerRoman"/>
+      <w:lvlText w:val="%6."/>
+      <w:lvlJc w:val="right"/>
+      <w:pPr>
+        <w:ind w:left="4320" w:hanging="180"/>
+      </w:pPr>
+    </w:lvl>
+    <w:lvl w:ilvl="6" w:tplc="1409000F" w:tentative="1">
+      <w:start w:val="1"/>
+      <w:numFmt w:val="decimal"/>
+      <w:lvlText w:val="%7."/>
+      <w:lvlJc w:val="left"/>
+      <w:pPr>
+        <w:ind w:left="5040" w:hanging="360"/>
+      </w:pPr>
+    </w:lvl>
+    <w:lvl w:ilvl="7" w:tplc="14090019" w:tentative="1">
+      <w:start w:val="1"/>
+      <w:numFmt w:val="lowerLetter"/>
+      <w:lvlText w:val="%8."/>
+      <w:lvlJc w:val="left"/>
+      <w:pPr>
+        <w:ind w:left="5760" w:hanging="360"/>
+      </w:pPr>
+    </w:lvl>
+    <w:lvl w:ilvl="8" w:tplc="1409001B" w:tentative="1">
+      <w:start w:val="1"/>
+      <w:numFmt w:val="lowerRoman"/>
+      <w:lvlText w:val="%9."/>
+      <w:lvlJc w:val="right"/>
+      <w:pPr>
+        <w:ind w:left="6480" w:hanging="180"/>
+      </w:pPr>
+    </w:lvl>
+  </w:abstractNum>
+  <w:abstractNum w:abstractNumId="4" w15:restartNumberingAfterBreak="0">
+    <w:nsid w:val="4AA31A14"/>
+    <w:multiLevelType w:val="hybridMultilevel"/>
+    <w:tmpl w:val="468244AA"/>
+    <w:lvl w:ilvl="0" w:tplc="1409000F">
+      <w:start w:val="3"/>
+      <w:numFmt w:val="decimal"/>
+      <w:lvlText w:val="%1."/>
+      <w:lvlJc w:val="left"/>
+      <w:pPr>
+        <w:ind w:left="720" w:hanging="360"/>
+      </w:pPr>
+      <w:rPr>
+        <w:rFonts w:hint="default"/>
+      </w:rPr>
+    </w:lvl>
+    <w:lvl w:ilvl="1" w:tplc="14090019" w:tentative="1">
+      <w:start w:val="1"/>
+      <w:numFmt w:val="lowerLetter"/>
+      <w:lvlText w:val="%2."/>
+      <w:lvlJc w:val="left"/>
+      <w:pPr>
+        <w:ind w:left="1440" w:hanging="360"/>
+      </w:pPr>
+    </w:lvl>
+    <w:lvl w:ilvl="2" w:tplc="1409001B" w:tentative="1">
+      <w:start w:val="1"/>
+      <w:numFmt w:val="lowerRoman"/>
+      <w:lvlText w:val="%3."/>
+      <w:lvlJc w:val="right"/>
+      <w:pPr>
+        <w:ind w:left="2160" w:hanging="180"/>
+      </w:pPr>
+    </w:lvl>
+    <w:lvl w:ilvl="3" w:tplc="1409000F" w:tentative="1">
+      <w:start w:val="1"/>
+      <w:numFmt w:val="decimal"/>
+      <w:lvlText w:val="%4."/>
+      <w:lvlJc w:val="left"/>
+      <w:pPr>
+        <w:ind w:left="2880" w:hanging="360"/>
+      </w:pPr>
+    </w:lvl>
+    <w:lvl w:ilvl="4" w:tplc="14090019" w:tentative="1">
+      <w:start w:val="1"/>
+      <w:numFmt w:val="lowerLetter"/>
+      <w:lvlText w:val="%5."/>
+      <w:lvlJc w:val="left"/>
+      <w:pPr>
+        <w:ind w:left="3600" w:hanging="360"/>
+      </w:pPr>
+    </w:lvl>
+    <w:lvl w:ilvl="5" w:tplc="1409001B" w:tentative="1">
+      <w:start w:val="1"/>
+      <w:numFmt w:val="lowerRoman"/>
+      <w:lvlText w:val="%6."/>
+      <w:lvlJc w:val="right"/>
+      <w:pPr>
+        <w:ind w:left="4320" w:hanging="180"/>
+      </w:pPr>
+    </w:lvl>
+    <w:lvl w:ilvl="6" w:tplc="1409000F" w:tentative="1">
+      <w:start w:val="1"/>
+      <w:numFmt w:val="decimal"/>
+      <w:lvlText w:val="%7."/>
+      <w:lvlJc w:val="left"/>
+      <w:pPr>
+        <w:ind w:left="5040" w:hanging="360"/>
+      </w:pPr>
+    </w:lvl>
+    <w:lvl w:ilvl="7" w:tplc="14090019" w:tentative="1">
+      <w:start w:val="1"/>
+      <w:numFmt w:val="lowerLetter"/>
+      <w:lvlText w:val="%8."/>
+      <w:lvlJc w:val="left"/>
+      <w:pPr>
+        <w:ind w:left="5760" w:hanging="360"/>
+      </w:pPr>
+    </w:lvl>
+    <w:lvl w:ilvl="8" w:tplc="1409001B" w:tentative="1">
+      <w:start w:val="1"/>
+      <w:numFmt w:val="lowerRoman"/>
+      <w:lvlText w:val="%9."/>
+      <w:lvlJc w:val="right"/>
+      <w:pPr>
+        <w:ind w:left="6480" w:hanging="180"/>
+      </w:pPr>
+    </w:lvl>
+  </w:abstractNum>
+  <w:abstractNum w:abstractNumId="5" w15:restartNumberingAfterBreak="0">
+    <w:nsid w:val="7ECC256C"/>
+    <w:multiLevelType w:val="hybridMultilevel"/>
+    <w:tmpl w:val="EB7C7300"/>
+    <w:lvl w:ilvl="0" w:tplc="3F4233E2">
+      <w:numFmt w:val="bullet"/>
+      <w:lvlText w:val="-"/>
+      <w:lvlJc w:val="left"/>
+      <w:pPr>
+        <w:ind w:left="720" w:hanging="360"/>
+      </w:pPr>
+      <w:rPr>
+        <w:rFonts w:ascii="Aptos" w:eastAsiaTheme="minorHAnsi" w:hAnsi="Aptos" w:cstheme="minorBidi" w:hint="default"/>
+      </w:rPr>
+    </w:lvl>
+    <w:lvl w:ilvl="1" w:tplc="14090003">
+      <w:start w:val="1"/>
+      <w:numFmt w:val="bullet"/>
+      <w:lvlText w:val="o"/>
+      <w:lvlJc w:val="left"/>
+      <w:pPr>
+        <w:ind w:left="1440" w:hanging="360"/>
+      </w:pPr>
+      <w:rPr>
+        <w:rFonts w:ascii="Courier New" w:hAnsi="Courier New" w:cs="Courier New" w:hint="default"/>
+      </w:rPr>
+    </w:lvl>
+    <w:lvl w:ilvl="2" w:tplc="14090005" w:tentative="1">
+      <w:start w:val="1"/>
+      <w:numFmt w:val="bullet"/>
+      <w:lvlText w:val=""/>
+      <w:lvlJc w:val="left"/>
+      <w:pPr>
+        <w:ind w:left="2160" w:hanging="360"/>
+      </w:pPr>
+      <w:rPr>
+        <w:rFonts w:ascii="Wingdings" w:hAnsi="Wingdings" w:hint="default"/>
+      </w:rPr>
+    </w:lvl>
+    <w:lvl w:ilvl="3" w:tplc="14090001" w:tentative="1">
+      <w:start w:val="1"/>
+      <w:numFmt w:val="bullet"/>
+      <w:lvlText w:val=""/>
+      <w:lvlJc w:val="left"/>
+      <w:pPr>
+        <w:ind w:left="2880" w:hanging="360"/>
+      </w:pPr>
+      <w:rPr>
+        <w:rFonts w:ascii="Symbol" w:hAnsi="Symbol" w:hint="default"/>
+      </w:rPr>
+    </w:lvl>
+    <w:lvl w:ilvl="4" w:tplc="14090003" w:tentative="1">
+      <w:start w:val="1"/>
+      <w:numFmt w:val="bullet"/>
+      <w:lvlText w:val="o"/>
+      <w:lvlJc w:val="left"/>
+      <w:pPr>
+        <w:ind w:left="3600" w:hanging="360"/>
+      </w:pPr>
+      <w:rPr>
+        <w:rFonts w:ascii="Courier New" w:hAnsi="Courier New" w:cs="Courier New" w:hint="default"/>
+      </w:rPr>
+    </w:lvl>
+    <w:lvl w:ilvl="5" w:tplc="14090005" w:tentative="1">
+      <w:start w:val="1"/>
+      <w:numFmt w:val="bullet"/>
+      <w:lvlText w:val=""/>
+      <w:lvlJc w:val="left"/>
+      <w:pPr>
+        <w:ind w:left="4320" w:hanging="360"/>
+      </w:pPr>
+      <w:rPr>
+        <w:rFonts w:ascii="Wingdings" w:hAnsi="Wingdings" w:hint="default"/>
+      </w:rPr>
+    </w:lvl>
+    <w:lvl w:ilvl="6" w:tplc="14090001" w:tentative="1">
+      <w:start w:val="1"/>
+      <w:numFmt w:val="bullet"/>
+      <w:lvlText w:val=""/>
+      <w:lvlJc w:val="left"/>
+      <w:pPr>
+        <w:ind w:left="5040" w:hanging="360"/>
+      </w:pPr>
+      <w:rPr>
+        <w:rFonts w:ascii="Symbol" w:hAnsi="Symbol" w:hint="default"/>
+      </w:rPr>
+    </w:lvl>
+    <w:lvl w:ilvl="7" w:tplc="14090003" w:tentative="1">
+      <w:start w:val="1"/>
+      <w:numFmt w:val="bullet"/>
+      <w:lvlText w:val="o"/>
+      <w:lvlJc w:val="left"/>
+      <w:pPr>
+        <w:ind w:left="5760" w:hanging="360"/>
+      </w:pPr>
+      <w:rPr>
+        <w:rFonts w:ascii="Courier New" w:hAnsi="Courier New" w:cs="Courier New" w:hint="default"/>
+      </w:rPr>
+    </w:lvl>
+    <w:lvl w:ilvl="8" w:tplc="14090005" w:tentative="1">
+      <w:start w:val="1"/>
+      <w:numFmt w:val="bullet"/>
+      <w:lvlText w:val=""/>
+      <w:lvlJc w:val="left"/>
+      <w:pPr>
+        <w:ind w:left="6480" w:hanging="360"/>
+      </w:pPr>
+      <w:rPr>
+        <w:rFonts w:ascii="Wingdings" w:hAnsi="Wingdings" w:hint="default"/>
+      </w:rPr>
+    </w:lvl>
+  </w:abstractNum>
+  <w:num w:numId="1" w16cid:durableId="449280155">
+    <w:abstractNumId w:val="5"/>
+  </w:num>
+  <w:num w:numId="2" w16cid:durableId="949897403">
+    <w:abstractNumId w:val="2"/>
+  </w:num>
+  <w:num w:numId="3" w16cid:durableId="565799713">
+    <w:abstractNumId w:val="4"/>
+  </w:num>
+  <w:num w:numId="4" w16cid:durableId="1793280717">
+    <w:abstractNumId w:val="1"/>
+  </w:num>
+  <w:num w:numId="5" w16cid:durableId="47997677">
+    <w:abstractNumId w:val="3"/>
+  </w:num>
+  <w:num w:numId="6" w16cid:durableId="2014140462">
+    <w:abstractNumId w:val="0"/>
+  </w:num>
+</w:numbering>
 </file>
 
 <file path=word/styles.xml><?xml version="1.0" encoding="utf-8"?>
@@ -616,7 +8399,6 @@
   <w:style w:type="character" w:default="1" w:styleId="DefaultParagraphFont">
     <w:name w:val="Default Paragraph Font"/>
     <w:uiPriority w:val="1"/>
-    <w:semiHidden/>
     <w:unhideWhenUsed/>
   </w:style>
   <w:style w:type="table" w:default="1" w:styleId="TableNormal">
@@ -929,6 +8711,50 @@
       <w:color w:val="0F4761" w:themeColor="accent1" w:themeShade="BF"/>
       <w:spacing w:val="5"/>
     </w:rPr>
+  </w:style>
+  <w:style w:type="paragraph" w:styleId="Header">
+    <w:name w:val="header"/>
+    <w:basedOn w:val="Normal"/>
+    <w:link w:val="HeaderChar"/>
+    <w:uiPriority w:val="99"/>
+    <w:unhideWhenUsed/>
+    <w:rsid w:val="00C062A0"/>
+    <w:pPr>
+      <w:tabs>
+        <w:tab w:val="center" w:pos="4513"/>
+        <w:tab w:val="right" w:pos="9026"/>
+      </w:tabs>
+      <w:spacing w:after="0" w:line="240" w:lineRule="auto"/>
+    </w:pPr>
+  </w:style>
+  <w:style w:type="character" w:customStyle="1" w:styleId="HeaderChar">
+    <w:name w:val="Header Char"/>
+    <w:basedOn w:val="DefaultParagraphFont"/>
+    <w:link w:val="Header"/>
+    <w:uiPriority w:val="99"/>
+    <w:rsid w:val="00C062A0"/>
+  </w:style>
+  <w:style w:type="paragraph" w:styleId="Footer">
+    <w:name w:val="footer"/>
+    <w:basedOn w:val="Normal"/>
+    <w:link w:val="FooterChar"/>
+    <w:uiPriority w:val="99"/>
+    <w:unhideWhenUsed/>
+    <w:rsid w:val="00C062A0"/>
+    <w:pPr>
+      <w:tabs>
+        <w:tab w:val="center" w:pos="4513"/>
+        <w:tab w:val="right" w:pos="9026"/>
+      </w:tabs>
+      <w:spacing w:after="0" w:line="240" w:lineRule="auto"/>
+    </w:pPr>
+  </w:style>
+  <w:style w:type="character" w:customStyle="1" w:styleId="FooterChar">
+    <w:name w:val="Footer Char"/>
+    <w:basedOn w:val="DefaultParagraphFont"/>
+    <w:link w:val="Footer"/>
+    <w:uiPriority w:val="99"/>
+    <w:rsid w:val="00C062A0"/>
   </w:style>
 </w:styles>
 </file>
